--- a/docs/Rapport - NSS.docx
+++ b/docs/Rapport - NSS.docx
@@ -666,10 +666,18 @@
           <w:numId w:val="0"/>
         </w:numPr>
         <w:jc w:val="center"/>
+        <w:rPr>
+          <w:sz w:val="32"/>
+          <w:szCs w:val="32"/>
+        </w:rPr>
       </w:pPr>
-      <w:bookmarkStart w:id="0" w:name="_Toc224833754"/>
+      <w:bookmarkStart w:id="0" w:name="_Toc224834862"/>
       <w:proofErr w:type="spellStart"/>
       <w:r>
+        <w:rPr>
+          <w:sz w:val="32"/>
+          <w:szCs w:val="32"/>
+        </w:rPr>
         <w:lastRenderedPageBreak/>
         <w:t>Acknowledgements</w:t>
       </w:r>
@@ -886,12 +894,16 @@
         <w:ind w:left="360" w:hanging="360"/>
         <w:jc w:val="center"/>
         <w:rPr>
+          <w:sz w:val="32"/>
+          <w:szCs w:val="32"/>
           <w:lang w:val="en-US"/>
         </w:rPr>
       </w:pPr>
-      <w:bookmarkStart w:id="1" w:name="_Toc224833755"/>
-      <w:r>
-        <w:rPr>
+      <w:bookmarkStart w:id="1" w:name="_Toc224834863"/>
+      <w:r>
+        <w:rPr>
+          <w:sz w:val="32"/>
+          <w:szCs w:val="32"/>
           <w:lang w:val="en-US"/>
         </w:rPr>
         <w:lastRenderedPageBreak/>
@@ -2067,7 +2079,24 @@
     <w:p>
       <w:pPr>
         <w:pStyle w:val="Heading1"/>
-        <w:rPr>
+        <w:numPr>
+          <w:ilvl w:val="0"/>
+          <w:numId w:val="0"/>
+        </w:numPr>
+        <w:jc w:val="center"/>
+        <w:rPr>
+          <w:lang w:val="en-US"/>
+        </w:rPr>
+      </w:pPr>
+    </w:p>
+    <w:p>
+      <w:pPr>
+        <w:rPr>
+          <w:b/>
+          <w:bCs/>
+          <w:color w:val="1F3864"/>
+          <w:sz w:val="36"/>
+          <w:szCs w:val="36"/>
           <w:lang w:val="en-US"/>
         </w:rPr>
       </w:pPr>
@@ -2087,12 +2116,16 @@
         </w:numPr>
         <w:jc w:val="center"/>
         <w:rPr>
+          <w:sz w:val="32"/>
+          <w:szCs w:val="32"/>
           <w:lang w:val="en-US"/>
         </w:rPr>
       </w:pPr>
-      <w:bookmarkStart w:id="2" w:name="_Toc224833756"/>
-      <w:r>
-        <w:rPr>
+      <w:bookmarkStart w:id="2" w:name="_Toc224834864"/>
+      <w:r>
+        <w:rPr>
+          <w:sz w:val="32"/>
+          <w:szCs w:val="32"/>
           <w:lang w:val="en-US"/>
         </w:rPr>
         <w:lastRenderedPageBreak/>
@@ -2289,6 +2322,24 @@
           <w:lang w:val="en-US"/>
         </w:rPr>
         <w:t>Business Intelligence, Project Management, Django REST Framework, React, TypeScript, PostgreSQL, Profitability Analytics, Scope Creep, Agile Development, Graphic Design Agency.</w:t>
+      </w:r>
+    </w:p>
+    <w:p>
+      <w:pPr>
+        <w:rPr>
+          <w:b/>
+          <w:bCs/>
+          <w:color w:val="1F3864"/>
+          <w:sz w:val="36"/>
+          <w:szCs w:val="36"/>
+          <w:lang w:val="en-US"/>
+        </w:rPr>
+      </w:pPr>
+      <w:r>
+        <w:rPr>
+          <w:lang w:val="en-US"/>
+        </w:rPr>
+        <w:br w:type="page"/>
       </w:r>
     </w:p>
     <w:p>
@@ -2298,14 +2349,18 @@
           <w:ilvl w:val="0"/>
           <w:numId w:val="0"/>
         </w:numPr>
-        <w:ind w:left="360" w:hanging="360"/>
         <w:jc w:val="center"/>
+        <w:rPr>
+          <w:sz w:val="32"/>
+          <w:szCs w:val="32"/>
+        </w:rPr>
       </w:pPr>
-      <w:r>
-        <w:br w:type="page"/>
-      </w:r>
-      <w:bookmarkStart w:id="3" w:name="_Toc224833757"/>
-      <w:r>
+      <w:bookmarkStart w:id="3" w:name="_Toc224834865"/>
+      <w:r>
+        <w:rPr>
+          <w:sz w:val="32"/>
+          <w:szCs w:val="32"/>
+        </w:rPr>
         <w:lastRenderedPageBreak/>
         <w:t>Résumé</w:t>
       </w:r>
@@ -2449,9 +2504,17 @@
         </w:numPr>
         <w:ind w:left="360" w:hanging="360"/>
         <w:jc w:val="center"/>
+        <w:rPr>
+          <w:sz w:val="32"/>
+          <w:szCs w:val="32"/>
+        </w:rPr>
       </w:pPr>
-      <w:bookmarkStart w:id="4" w:name="_Toc224833758"/>
-      <w:r>
+      <w:bookmarkStart w:id="4" w:name="_Toc224834866"/>
+      <w:r>
+        <w:rPr>
+          <w:sz w:val="32"/>
+          <w:szCs w:val="32"/>
+        </w:rPr>
         <w:lastRenderedPageBreak/>
         <w:t>Table of Contents</w:t>
       </w:r>
@@ -2485,7 +2548,7 @@
           <w:r>
             <w:fldChar w:fldCharType="separate"/>
           </w:r>
-          <w:hyperlink w:anchor="_Toc224833754" w:history="1">
+          <w:hyperlink w:anchor="_Toc224834862" w:history="1">
             <w:r>
               <w:rPr>
                 <w:rStyle w:val="Hyperlink"/>
@@ -2509,7 +2572,7 @@
               <w:rPr>
                 <w:noProof/>
               </w:rPr>
-              <w:instrText xml:space="preserve"> PAGEREF _Toc224833754 \h </w:instrText>
+              <w:instrText xml:space="preserve"> PAGEREF _Toc224834862 \h </w:instrText>
             </w:r>
             <w:r>
               <w:rPr>
@@ -2549,7 +2612,7 @@
               <w14:ligatures w14:val="standardContextual"/>
             </w:rPr>
           </w:pPr>
-          <w:hyperlink w:anchor="_Toc224833755" w:history="1">
+          <w:hyperlink w:anchor="_Toc224834863" w:history="1">
             <w:r>
               <w:rPr>
                 <w:rStyle w:val="Hyperlink"/>
@@ -2574,7 +2637,7 @@
               <w:rPr>
                 <w:noProof/>
               </w:rPr>
-              <w:instrText xml:space="preserve"> PAGEREF _Toc224833755 \h </w:instrText>
+              <w:instrText xml:space="preserve"> PAGEREF _Toc224834863 \h </w:instrText>
             </w:r>
             <w:r>
               <w:rPr>
@@ -2614,7 +2677,7 @@
               <w14:ligatures w14:val="standardContextual"/>
             </w:rPr>
           </w:pPr>
-          <w:hyperlink w:anchor="_Toc224833756" w:history="1">
+          <w:hyperlink w:anchor="_Toc224834864" w:history="1">
             <w:r>
               <w:rPr>
                 <w:rStyle w:val="Hyperlink"/>
@@ -2639,7 +2702,7 @@
               <w:rPr>
                 <w:noProof/>
               </w:rPr>
-              <w:instrText xml:space="preserve"> PAGEREF _Toc224833756 \h </w:instrText>
+              <w:instrText xml:space="preserve"> PAGEREF _Toc224834864 \h </w:instrText>
             </w:r>
             <w:r>
               <w:rPr>
@@ -2679,7 +2742,7 @@
               <w14:ligatures w14:val="standardContextual"/>
             </w:rPr>
           </w:pPr>
-          <w:hyperlink w:anchor="_Toc224833757" w:history="1">
+          <w:hyperlink w:anchor="_Toc224834865" w:history="1">
             <w:r>
               <w:rPr>
                 <w:rStyle w:val="Hyperlink"/>
@@ -2703,7 +2766,7 @@
               <w:rPr>
                 <w:noProof/>
               </w:rPr>
-              <w:instrText xml:space="preserve"> PAGEREF _Toc224833757 \h </w:instrText>
+              <w:instrText xml:space="preserve"> PAGEREF _Toc224834865 \h </w:instrText>
             </w:r>
             <w:r>
               <w:rPr>
@@ -2743,7 +2806,7 @@
               <w14:ligatures w14:val="standardContextual"/>
             </w:rPr>
           </w:pPr>
-          <w:hyperlink w:anchor="_Toc224833758" w:history="1">
+          <w:hyperlink w:anchor="_Toc224834866" w:history="1">
             <w:r>
               <w:rPr>
                 <w:rStyle w:val="Hyperlink"/>
@@ -2767,7 +2830,7 @@
               <w:rPr>
                 <w:noProof/>
               </w:rPr>
-              <w:instrText xml:space="preserve"> PAGEREF _Toc224833758 \h </w:instrText>
+              <w:instrText xml:space="preserve"> PAGEREF _Toc224834866 \h </w:instrText>
             </w:r>
             <w:r>
               <w:rPr>
@@ -2807,7 +2870,7 @@
               <w14:ligatures w14:val="standardContextual"/>
             </w:rPr>
           </w:pPr>
-          <w:hyperlink w:anchor="_Toc224833759" w:history="1">
+          <w:hyperlink w:anchor="_Toc224834867" w:history="1">
             <w:r>
               <w:rPr>
                 <w:rStyle w:val="Hyperlink"/>
@@ -2832,7 +2895,7 @@
               <w:rPr>
                 <w:noProof/>
               </w:rPr>
-              <w:instrText xml:space="preserve"> PAGEREF _Toc224833759 \h </w:instrText>
+              <w:instrText xml:space="preserve"> PAGEREF _Toc224834867 \h </w:instrText>
             </w:r>
             <w:r>
               <w:rPr>
@@ -2849,7 +2912,7 @@
               <w:rPr>
                 <w:noProof/>
               </w:rPr>
-              <w:t>vii</w:t>
+              <w:t>viii</w:t>
             </w:r>
             <w:r>
               <w:rPr>
@@ -2872,7 +2935,7 @@
               <w14:ligatures w14:val="standardContextual"/>
             </w:rPr>
           </w:pPr>
-          <w:hyperlink w:anchor="_Toc224833760" w:history="1">
+          <w:hyperlink w:anchor="_Toc224834868" w:history="1">
             <w:r>
               <w:rPr>
                 <w:rStyle w:val="Hyperlink"/>
@@ -2897,7 +2960,7 @@
               <w:rPr>
                 <w:noProof/>
               </w:rPr>
-              <w:instrText xml:space="preserve"> PAGEREF _Toc224833760 \h </w:instrText>
+              <w:instrText xml:space="preserve"> PAGEREF _Toc224834868 \h </w:instrText>
             </w:r>
             <w:r>
               <w:rPr>
@@ -2937,7 +3000,7 @@
               <w14:ligatures w14:val="standardContextual"/>
             </w:rPr>
           </w:pPr>
-          <w:hyperlink w:anchor="_Toc224833761" w:history="1">
+          <w:hyperlink w:anchor="_Toc224834869" w:history="1">
             <w:r>
               <w:rPr>
                 <w:rStyle w:val="Hyperlink"/>
@@ -2962,7 +3025,7 @@
               <w:rPr>
                 <w:noProof/>
               </w:rPr>
-              <w:instrText xml:space="preserve"> PAGEREF _Toc224833761 \h </w:instrText>
+              <w:instrText xml:space="preserve"> PAGEREF _Toc224834869 \h </w:instrText>
             </w:r>
             <w:r>
               <w:rPr>
@@ -3002,7 +3065,7 @@
               <w14:ligatures w14:val="standardContextual"/>
             </w:rPr>
           </w:pPr>
-          <w:hyperlink w:anchor="_Toc224833762" w:history="1">
+          <w:hyperlink w:anchor="_Toc224834870" w:history="1">
             <w:r>
               <w:rPr>
                 <w:rStyle w:val="Hyperlink"/>
@@ -3027,7 +3090,7 @@
               <w:rPr>
                 <w:noProof/>
               </w:rPr>
-              <w:instrText xml:space="preserve"> PAGEREF _Toc224833762 \h </w:instrText>
+              <w:instrText xml:space="preserve"> PAGEREF _Toc224834870 \h </w:instrText>
             </w:r>
             <w:r>
               <w:rPr>
@@ -3067,7 +3130,7 @@
               <w14:ligatures w14:val="standardContextual"/>
             </w:rPr>
           </w:pPr>
-          <w:hyperlink w:anchor="_Toc224833763" w:history="1">
+          <w:hyperlink w:anchor="_Toc224834871" w:history="1">
             <w:r>
               <w:rPr>
                 <w:rStyle w:val="Hyperlink"/>
@@ -3092,7 +3155,7 @@
               <w:rPr>
                 <w:noProof/>
               </w:rPr>
-              <w:instrText xml:space="preserve"> PAGEREF _Toc224833763 \h </w:instrText>
+              <w:instrText xml:space="preserve"> PAGEREF _Toc224834871 \h </w:instrText>
             </w:r>
             <w:r>
               <w:rPr>
@@ -3132,7 +3195,7 @@
               <w14:ligatures w14:val="standardContextual"/>
             </w:rPr>
           </w:pPr>
-          <w:hyperlink w:anchor="_Toc224833764" w:history="1">
+          <w:hyperlink w:anchor="_Toc224834872" w:history="1">
             <w:r>
               <w:rPr>
                 <w:rStyle w:val="Hyperlink"/>
@@ -3157,7 +3220,7 @@
               <w:rPr>
                 <w:noProof/>
               </w:rPr>
-              <w:instrText xml:space="preserve"> PAGEREF _Toc224833764 \h </w:instrText>
+              <w:instrText xml:space="preserve"> PAGEREF _Toc224834872 \h </w:instrText>
             </w:r>
             <w:r>
               <w:rPr>
@@ -3197,7 +3260,7 @@
               <w14:ligatures w14:val="standardContextual"/>
             </w:rPr>
           </w:pPr>
-          <w:hyperlink w:anchor="_Toc224833765" w:history="1">
+          <w:hyperlink w:anchor="_Toc224834873" w:history="1">
             <w:r>
               <w:rPr>
                 <w:rStyle w:val="Hyperlink"/>
@@ -3222,7 +3285,7 @@
               <w:rPr>
                 <w:noProof/>
               </w:rPr>
-              <w:instrText xml:space="preserve"> PAGEREF _Toc224833765 \h </w:instrText>
+              <w:instrText xml:space="preserve"> PAGEREF _Toc224834873 \h </w:instrText>
             </w:r>
             <w:r>
               <w:rPr>
@@ -3262,7 +3325,7 @@
               <w14:ligatures w14:val="standardContextual"/>
             </w:rPr>
           </w:pPr>
-          <w:hyperlink w:anchor="_Toc224833766" w:history="1">
+          <w:hyperlink w:anchor="_Toc224834874" w:history="1">
             <w:r>
               <w:rPr>
                 <w:rStyle w:val="Hyperlink"/>
@@ -3287,7 +3350,7 @@
               <w:rPr>
                 <w:noProof/>
               </w:rPr>
-              <w:instrText xml:space="preserve"> PAGEREF _Toc224833766 \h </w:instrText>
+              <w:instrText xml:space="preserve"> PAGEREF _Toc224834874 \h </w:instrText>
             </w:r>
             <w:r>
               <w:rPr>
@@ -3327,7 +3390,7 @@
               <w14:ligatures w14:val="standardContextual"/>
             </w:rPr>
           </w:pPr>
-          <w:hyperlink w:anchor="_Toc224833767" w:history="1">
+          <w:hyperlink w:anchor="_Toc224834875" w:history="1">
             <w:r>
               <w:rPr>
                 <w:rStyle w:val="Hyperlink"/>
@@ -3352,7 +3415,7 @@
               <w:rPr>
                 <w:noProof/>
               </w:rPr>
-              <w:instrText xml:space="preserve"> PAGEREF _Toc224833767 \h </w:instrText>
+              <w:instrText xml:space="preserve"> PAGEREF _Toc224834875 \h </w:instrText>
             </w:r>
             <w:r>
               <w:rPr>
@@ -3392,7 +3455,7 @@
               <w14:ligatures w14:val="standardContextual"/>
             </w:rPr>
           </w:pPr>
-          <w:hyperlink w:anchor="_Toc224833768" w:history="1">
+          <w:hyperlink w:anchor="_Toc224834876" w:history="1">
             <w:r>
               <w:rPr>
                 <w:rStyle w:val="Hyperlink"/>
@@ -3417,7 +3480,7 @@
               <w:rPr>
                 <w:noProof/>
               </w:rPr>
-              <w:instrText xml:space="preserve"> PAGEREF _Toc224833768 \h </w:instrText>
+              <w:instrText xml:space="preserve"> PAGEREF _Toc224834876 \h </w:instrText>
             </w:r>
             <w:r>
               <w:rPr>
@@ -3457,7 +3520,7 @@
               <w14:ligatures w14:val="standardContextual"/>
             </w:rPr>
           </w:pPr>
-          <w:hyperlink w:anchor="_Toc224833769" w:history="1">
+          <w:hyperlink w:anchor="_Toc224834877" w:history="1">
             <w:r>
               <w:rPr>
                 <w:rStyle w:val="Hyperlink"/>
@@ -3482,7 +3545,7 @@
               <w:rPr>
                 <w:noProof/>
               </w:rPr>
-              <w:instrText xml:space="preserve"> PAGEREF _Toc224833769 \h </w:instrText>
+              <w:instrText xml:space="preserve"> PAGEREF _Toc224834877 \h </w:instrText>
             </w:r>
             <w:r>
               <w:rPr>
@@ -3522,7 +3585,7 @@
               <w14:ligatures w14:val="standardContextual"/>
             </w:rPr>
           </w:pPr>
-          <w:hyperlink w:anchor="_Toc224833770" w:history="1">
+          <w:hyperlink w:anchor="_Toc224834878" w:history="1">
             <w:r>
               <w:rPr>
                 <w:rStyle w:val="Hyperlink"/>
@@ -3547,7 +3610,7 @@
               <w:rPr>
                 <w:noProof/>
               </w:rPr>
-              <w:instrText xml:space="preserve"> PAGEREF _Toc224833770 \h </w:instrText>
+              <w:instrText xml:space="preserve"> PAGEREF _Toc224834878 \h </w:instrText>
             </w:r>
             <w:r>
               <w:rPr>
@@ -3587,7 +3650,7 @@
               <w14:ligatures w14:val="standardContextual"/>
             </w:rPr>
           </w:pPr>
-          <w:hyperlink w:anchor="_Toc224833771" w:history="1">
+          <w:hyperlink w:anchor="_Toc224834879" w:history="1">
             <w:r>
               <w:rPr>
                 <w:rStyle w:val="Hyperlink"/>
@@ -3612,7 +3675,7 @@
               <w:rPr>
                 <w:noProof/>
               </w:rPr>
-              <w:instrText xml:space="preserve"> PAGEREF _Toc224833771 \h </w:instrText>
+              <w:instrText xml:space="preserve"> PAGEREF _Toc224834879 \h </w:instrText>
             </w:r>
             <w:r>
               <w:rPr>
@@ -3652,7 +3715,7 @@
               <w14:ligatures w14:val="standardContextual"/>
             </w:rPr>
           </w:pPr>
-          <w:hyperlink w:anchor="_Toc224833772" w:history="1">
+          <w:hyperlink w:anchor="_Toc224834880" w:history="1">
             <w:r>
               <w:rPr>
                 <w:rStyle w:val="Hyperlink"/>
@@ -3677,7 +3740,7 @@
               <w:rPr>
                 <w:noProof/>
               </w:rPr>
-              <w:instrText xml:space="preserve"> PAGEREF _Toc224833772 \h </w:instrText>
+              <w:instrText xml:space="preserve"> PAGEREF _Toc224834880 \h </w:instrText>
             </w:r>
             <w:r>
               <w:rPr>
@@ -3717,7 +3780,7 @@
               <w14:ligatures w14:val="standardContextual"/>
             </w:rPr>
           </w:pPr>
-          <w:hyperlink w:anchor="_Toc224833773" w:history="1">
+          <w:hyperlink w:anchor="_Toc224834881" w:history="1">
             <w:r>
               <w:rPr>
                 <w:rStyle w:val="Hyperlink"/>
@@ -3742,7 +3805,7 @@
               <w:rPr>
                 <w:noProof/>
               </w:rPr>
-              <w:instrText xml:space="preserve"> PAGEREF _Toc224833773 \h </w:instrText>
+              <w:instrText xml:space="preserve"> PAGEREF _Toc224834881 \h </w:instrText>
             </w:r>
             <w:r>
               <w:rPr>
@@ -3782,7 +3845,7 @@
               <w14:ligatures w14:val="standardContextual"/>
             </w:rPr>
           </w:pPr>
-          <w:hyperlink w:anchor="_Toc224833774" w:history="1">
+          <w:hyperlink w:anchor="_Toc224834882" w:history="1">
             <w:r>
               <w:rPr>
                 <w:rStyle w:val="Hyperlink"/>
@@ -3807,7 +3870,7 @@
               <w:rPr>
                 <w:noProof/>
               </w:rPr>
-              <w:instrText xml:space="preserve"> PAGEREF _Toc224833774 \h </w:instrText>
+              <w:instrText xml:space="preserve"> PAGEREF _Toc224834882 \h </w:instrText>
             </w:r>
             <w:r>
               <w:rPr>
@@ -3847,7 +3910,7 @@
               <w14:ligatures w14:val="standardContextual"/>
             </w:rPr>
           </w:pPr>
-          <w:hyperlink w:anchor="_Toc224833775" w:history="1">
+          <w:hyperlink w:anchor="_Toc224834883" w:history="1">
             <w:r>
               <w:rPr>
                 <w:rStyle w:val="Hyperlink"/>
@@ -3872,7 +3935,7 @@
               <w:rPr>
                 <w:noProof/>
               </w:rPr>
-              <w:instrText xml:space="preserve"> PAGEREF _Toc224833775 \h </w:instrText>
+              <w:instrText xml:space="preserve"> PAGEREF _Toc224834883 \h </w:instrText>
             </w:r>
             <w:r>
               <w:rPr>
@@ -3912,7 +3975,7 @@
               <w14:ligatures w14:val="standardContextual"/>
             </w:rPr>
           </w:pPr>
-          <w:hyperlink w:anchor="_Toc224833776" w:history="1">
+          <w:hyperlink w:anchor="_Toc224834884" w:history="1">
             <w:r>
               <w:rPr>
                 <w:rStyle w:val="Hyperlink"/>
@@ -3937,7 +4000,7 @@
               <w:rPr>
                 <w:noProof/>
               </w:rPr>
-              <w:instrText xml:space="preserve"> PAGEREF _Toc224833776 \h </w:instrText>
+              <w:instrText xml:space="preserve"> PAGEREF _Toc224834884 \h </w:instrText>
             </w:r>
             <w:r>
               <w:rPr>
@@ -3977,7 +4040,7 @@
               <w14:ligatures w14:val="standardContextual"/>
             </w:rPr>
           </w:pPr>
-          <w:hyperlink w:anchor="_Toc224833777" w:history="1">
+          <w:hyperlink w:anchor="_Toc224834885" w:history="1">
             <w:r>
               <w:rPr>
                 <w:rStyle w:val="Hyperlink"/>
@@ -4002,7 +4065,7 @@
               <w:rPr>
                 <w:noProof/>
               </w:rPr>
-              <w:instrText xml:space="preserve"> PAGEREF _Toc224833777 \h </w:instrText>
+              <w:instrText xml:space="preserve"> PAGEREF _Toc224834885 \h </w:instrText>
             </w:r>
             <w:r>
               <w:rPr>
@@ -4042,7 +4105,7 @@
               <w14:ligatures w14:val="standardContextual"/>
             </w:rPr>
           </w:pPr>
-          <w:hyperlink w:anchor="_Toc224833778" w:history="1">
+          <w:hyperlink w:anchor="_Toc224834886" w:history="1">
             <w:r>
               <w:rPr>
                 <w:rStyle w:val="Hyperlink"/>
@@ -4067,7 +4130,7 @@
               <w:rPr>
                 <w:noProof/>
               </w:rPr>
-              <w:instrText xml:space="preserve"> PAGEREF _Toc224833778 \h </w:instrText>
+              <w:instrText xml:space="preserve"> PAGEREF _Toc224834886 \h </w:instrText>
             </w:r>
             <w:r>
               <w:rPr>
@@ -4107,7 +4170,7 @@
               <w14:ligatures w14:val="standardContextual"/>
             </w:rPr>
           </w:pPr>
-          <w:hyperlink w:anchor="_Toc224833779" w:history="1">
+          <w:hyperlink w:anchor="_Toc224834887" w:history="1">
             <w:r>
               <w:rPr>
                 <w:rStyle w:val="Hyperlink"/>
@@ -4132,7 +4195,7 @@
               <w:rPr>
                 <w:noProof/>
               </w:rPr>
-              <w:instrText xml:space="preserve"> PAGEREF _Toc224833779 \h </w:instrText>
+              <w:instrText xml:space="preserve"> PAGEREF _Toc224834887 \h </w:instrText>
             </w:r>
             <w:r>
               <w:rPr>
@@ -4172,7 +4235,7 @@
               <w14:ligatures w14:val="standardContextual"/>
             </w:rPr>
           </w:pPr>
-          <w:hyperlink w:anchor="_Toc224833780" w:history="1">
+          <w:hyperlink w:anchor="_Toc224834888" w:history="1">
             <w:r>
               <w:rPr>
                 <w:rStyle w:val="Hyperlink"/>
@@ -4197,7 +4260,7 @@
               <w:rPr>
                 <w:noProof/>
               </w:rPr>
-              <w:instrText xml:space="preserve"> PAGEREF _Toc224833780 \h </w:instrText>
+              <w:instrText xml:space="preserve"> PAGEREF _Toc224834888 \h </w:instrText>
             </w:r>
             <w:r>
               <w:rPr>
@@ -4237,7 +4300,7 @@
               <w14:ligatures w14:val="standardContextual"/>
             </w:rPr>
           </w:pPr>
-          <w:hyperlink w:anchor="_Toc224833781" w:history="1">
+          <w:hyperlink w:anchor="_Toc224834889" w:history="1">
             <w:r>
               <w:rPr>
                 <w:rStyle w:val="Hyperlink"/>
@@ -4262,7 +4325,7 @@
               <w:rPr>
                 <w:noProof/>
               </w:rPr>
-              <w:instrText xml:space="preserve"> PAGEREF _Toc224833781 \h </w:instrText>
+              <w:instrText xml:space="preserve"> PAGEREF _Toc224834889 \h </w:instrText>
             </w:r>
             <w:r>
               <w:rPr>
@@ -4302,7 +4365,7 @@
               <w14:ligatures w14:val="standardContextual"/>
             </w:rPr>
           </w:pPr>
-          <w:hyperlink w:anchor="_Toc224833782" w:history="1">
+          <w:hyperlink w:anchor="_Toc224834890" w:history="1">
             <w:r>
               <w:rPr>
                 <w:rStyle w:val="Hyperlink"/>
@@ -4327,7 +4390,7 @@
               <w:rPr>
                 <w:noProof/>
               </w:rPr>
-              <w:instrText xml:space="preserve"> PAGEREF _Toc224833782 \h </w:instrText>
+              <w:instrText xml:space="preserve"> PAGEREF _Toc224834890 \h </w:instrText>
             </w:r>
             <w:r>
               <w:rPr>
@@ -4367,7 +4430,7 @@
               <w14:ligatures w14:val="standardContextual"/>
             </w:rPr>
           </w:pPr>
-          <w:hyperlink w:anchor="_Toc224833783" w:history="1">
+          <w:hyperlink w:anchor="_Toc224834891" w:history="1">
             <w:r>
               <w:rPr>
                 <w:rStyle w:val="Hyperlink"/>
@@ -4391,7 +4454,7 @@
               <w:rPr>
                 <w:noProof/>
               </w:rPr>
-              <w:instrText xml:space="preserve"> PAGEREF _Toc224833783 \h </w:instrText>
+              <w:instrText xml:space="preserve"> PAGEREF _Toc224834891 \h </w:instrText>
             </w:r>
             <w:r>
               <w:rPr>
@@ -4431,7 +4494,7 @@
               <w14:ligatures w14:val="standardContextual"/>
             </w:rPr>
           </w:pPr>
-          <w:hyperlink w:anchor="_Toc224833784" w:history="1">
+          <w:hyperlink w:anchor="_Toc224834892" w:history="1">
             <w:r>
               <w:rPr>
                 <w:rStyle w:val="Hyperlink"/>
@@ -4456,7 +4519,7 @@
               <w:rPr>
                 <w:noProof/>
               </w:rPr>
-              <w:instrText xml:space="preserve"> PAGEREF _Toc224833784 \h </w:instrText>
+              <w:instrText xml:space="preserve"> PAGEREF _Toc224834892 \h </w:instrText>
             </w:r>
             <w:r>
               <w:rPr>
@@ -4496,7 +4559,7 @@
               <w14:ligatures w14:val="standardContextual"/>
             </w:rPr>
           </w:pPr>
-          <w:hyperlink w:anchor="_Toc224833785" w:history="1">
+          <w:hyperlink w:anchor="_Toc224834893" w:history="1">
             <w:r>
               <w:rPr>
                 <w:rStyle w:val="Hyperlink"/>
@@ -4521,7 +4584,7 @@
               <w:rPr>
                 <w:noProof/>
               </w:rPr>
-              <w:instrText xml:space="preserve"> PAGEREF _Toc224833785 \h </w:instrText>
+              <w:instrText xml:space="preserve"> PAGEREF _Toc224834893 \h </w:instrText>
             </w:r>
             <w:r>
               <w:rPr>
@@ -4561,7 +4624,7 @@
               <w14:ligatures w14:val="standardContextual"/>
             </w:rPr>
           </w:pPr>
-          <w:hyperlink w:anchor="_Toc224833786" w:history="1">
+          <w:hyperlink w:anchor="_Toc224834894" w:history="1">
             <w:r>
               <w:rPr>
                 <w:rStyle w:val="Hyperlink"/>
@@ -4586,7 +4649,7 @@
               <w:rPr>
                 <w:noProof/>
               </w:rPr>
-              <w:instrText xml:space="preserve"> PAGEREF _Toc224833786 \h </w:instrText>
+              <w:instrText xml:space="preserve"> PAGEREF _Toc224834894 \h </w:instrText>
             </w:r>
             <w:r>
               <w:rPr>
@@ -4626,7 +4689,7 @@
               <w14:ligatures w14:val="standardContextual"/>
             </w:rPr>
           </w:pPr>
-          <w:hyperlink w:anchor="_Toc224833787" w:history="1">
+          <w:hyperlink w:anchor="_Toc224834895" w:history="1">
             <w:r>
               <w:rPr>
                 <w:rStyle w:val="Hyperlink"/>
@@ -4651,7 +4714,7 @@
               <w:rPr>
                 <w:noProof/>
               </w:rPr>
-              <w:instrText xml:space="preserve"> PAGEREF _Toc224833787 \h </w:instrText>
+              <w:instrText xml:space="preserve"> PAGEREF _Toc224834895 \h </w:instrText>
             </w:r>
             <w:r>
               <w:rPr>
@@ -4691,7 +4754,7 @@
               <w14:ligatures w14:val="standardContextual"/>
             </w:rPr>
           </w:pPr>
-          <w:hyperlink w:anchor="_Toc224833788" w:history="1">
+          <w:hyperlink w:anchor="_Toc224834896" w:history="1">
             <w:r>
               <w:rPr>
                 <w:rStyle w:val="Hyperlink"/>
@@ -4716,7 +4779,7 @@
               <w:rPr>
                 <w:noProof/>
               </w:rPr>
-              <w:instrText xml:space="preserve"> PAGEREF _Toc224833788 \h </w:instrText>
+              <w:instrText xml:space="preserve"> PAGEREF _Toc224834896 \h </w:instrText>
             </w:r>
             <w:r>
               <w:rPr>
@@ -4733,7 +4796,7 @@
               <w:rPr>
                 <w:noProof/>
               </w:rPr>
-              <w:t>10</w:t>
+              <w:t>9</w:t>
             </w:r>
             <w:r>
               <w:rPr>
@@ -4756,7 +4819,7 @@
               <w14:ligatures w14:val="standardContextual"/>
             </w:rPr>
           </w:pPr>
-          <w:hyperlink w:anchor="_Toc224833789" w:history="1">
+          <w:hyperlink w:anchor="_Toc224834897" w:history="1">
             <w:r>
               <w:rPr>
                 <w:rStyle w:val="Hyperlink"/>
@@ -4781,7 +4844,7 @@
               <w:rPr>
                 <w:noProof/>
               </w:rPr>
-              <w:instrText xml:space="preserve"> PAGEREF _Toc224833789 \h </w:instrText>
+              <w:instrText xml:space="preserve"> PAGEREF _Toc224834897 \h </w:instrText>
             </w:r>
             <w:r>
               <w:rPr>
@@ -4821,7 +4884,7 @@
               <w14:ligatures w14:val="standardContextual"/>
             </w:rPr>
           </w:pPr>
-          <w:hyperlink w:anchor="_Toc224833790" w:history="1">
+          <w:hyperlink w:anchor="_Toc224834898" w:history="1">
             <w:r>
               <w:rPr>
                 <w:rStyle w:val="Hyperlink"/>
@@ -4846,7 +4909,7 @@
               <w:rPr>
                 <w:noProof/>
               </w:rPr>
-              <w:instrText xml:space="preserve"> PAGEREF _Toc224833790 \h </w:instrText>
+              <w:instrText xml:space="preserve"> PAGEREF _Toc224834898 \h </w:instrText>
             </w:r>
             <w:r>
               <w:rPr>
@@ -4886,7 +4949,7 @@
               <w14:ligatures w14:val="standardContextual"/>
             </w:rPr>
           </w:pPr>
-          <w:hyperlink w:anchor="_Toc224833791" w:history="1">
+          <w:hyperlink w:anchor="_Toc224834899" w:history="1">
             <w:r>
               <w:rPr>
                 <w:rStyle w:val="Hyperlink"/>
@@ -4911,7 +4974,7 @@
               <w:rPr>
                 <w:noProof/>
               </w:rPr>
-              <w:instrText xml:space="preserve"> PAGEREF _Toc224833791 \h </w:instrText>
+              <w:instrText xml:space="preserve"> PAGEREF _Toc224834899 \h </w:instrText>
             </w:r>
             <w:r>
               <w:rPr>
@@ -4951,7 +5014,7 @@
               <w14:ligatures w14:val="standardContextual"/>
             </w:rPr>
           </w:pPr>
-          <w:hyperlink w:anchor="_Toc224833792" w:history="1">
+          <w:hyperlink w:anchor="_Toc224834900" w:history="1">
             <w:r>
               <w:rPr>
                 <w:rStyle w:val="Hyperlink"/>
@@ -4976,7 +5039,7 @@
               <w:rPr>
                 <w:noProof/>
               </w:rPr>
-              <w:instrText xml:space="preserve"> PAGEREF _Toc224833792 \h </w:instrText>
+              <w:instrText xml:space="preserve"> PAGEREF _Toc224834900 \h </w:instrText>
             </w:r>
             <w:r>
               <w:rPr>
@@ -5016,7 +5079,7 @@
               <w14:ligatures w14:val="standardContextual"/>
             </w:rPr>
           </w:pPr>
-          <w:hyperlink w:anchor="_Toc224833793" w:history="1">
+          <w:hyperlink w:anchor="_Toc224834901" w:history="1">
             <w:r>
               <w:rPr>
                 <w:rStyle w:val="Hyperlink"/>
@@ -5041,7 +5104,7 @@
               <w:rPr>
                 <w:noProof/>
               </w:rPr>
-              <w:instrText xml:space="preserve"> PAGEREF _Toc224833793 \h </w:instrText>
+              <w:instrText xml:space="preserve"> PAGEREF _Toc224834901 \h </w:instrText>
             </w:r>
             <w:r>
               <w:rPr>
@@ -5081,7 +5144,7 @@
               <w14:ligatures w14:val="standardContextual"/>
             </w:rPr>
           </w:pPr>
-          <w:hyperlink w:anchor="_Toc224833794" w:history="1">
+          <w:hyperlink w:anchor="_Toc224834902" w:history="1">
             <w:r>
               <w:rPr>
                 <w:rStyle w:val="Hyperlink"/>
@@ -5106,7 +5169,7 @@
               <w:rPr>
                 <w:noProof/>
               </w:rPr>
-              <w:instrText xml:space="preserve"> PAGEREF _Toc224833794 \h </w:instrText>
+              <w:instrText xml:space="preserve"> PAGEREF _Toc224834902 \h </w:instrText>
             </w:r>
             <w:r>
               <w:rPr>
@@ -5146,7 +5209,7 @@
               <w14:ligatures w14:val="standardContextual"/>
             </w:rPr>
           </w:pPr>
-          <w:hyperlink w:anchor="_Toc224833795" w:history="1">
+          <w:hyperlink w:anchor="_Toc224834903" w:history="1">
             <w:r>
               <w:rPr>
                 <w:rStyle w:val="Hyperlink"/>
@@ -5170,7 +5233,7 @@
               <w:rPr>
                 <w:noProof/>
               </w:rPr>
-              <w:instrText xml:space="preserve"> PAGEREF _Toc224833795 \h </w:instrText>
+              <w:instrText xml:space="preserve"> PAGEREF _Toc224834903 \h </w:instrText>
             </w:r>
             <w:r>
               <w:rPr>
@@ -5210,7 +5273,7 @@
               <w14:ligatures w14:val="standardContextual"/>
             </w:rPr>
           </w:pPr>
-          <w:hyperlink w:anchor="_Toc224833796" w:history="1">
+          <w:hyperlink w:anchor="_Toc224834904" w:history="1">
             <w:r>
               <w:rPr>
                 <w:rStyle w:val="Hyperlink"/>
@@ -5234,7 +5297,7 @@
               <w:rPr>
                 <w:noProof/>
               </w:rPr>
-              <w:instrText xml:space="preserve"> PAGEREF _Toc224833796 \h </w:instrText>
+              <w:instrText xml:space="preserve"> PAGEREF _Toc224834904 \h </w:instrText>
             </w:r>
             <w:r>
               <w:rPr>
@@ -5274,7 +5337,7 @@
               <w14:ligatures w14:val="standardContextual"/>
             </w:rPr>
           </w:pPr>
-          <w:hyperlink w:anchor="_Toc224833797" w:history="1">
+          <w:hyperlink w:anchor="_Toc224834905" w:history="1">
             <w:r>
               <w:rPr>
                 <w:rStyle w:val="Hyperlink"/>
@@ -5299,7 +5362,7 @@
               <w:rPr>
                 <w:noProof/>
               </w:rPr>
-              <w:instrText xml:space="preserve"> PAGEREF _Toc224833797 \h </w:instrText>
+              <w:instrText xml:space="preserve"> PAGEREF _Toc224834905 \h </w:instrText>
             </w:r>
             <w:r>
               <w:rPr>
@@ -5339,7 +5402,7 @@
               <w14:ligatures w14:val="standardContextual"/>
             </w:rPr>
           </w:pPr>
-          <w:hyperlink w:anchor="_Toc224833798" w:history="1">
+          <w:hyperlink w:anchor="_Toc224834906" w:history="1">
             <w:r>
               <w:rPr>
                 <w:rStyle w:val="Hyperlink"/>
@@ -5364,7 +5427,7 @@
               <w:rPr>
                 <w:noProof/>
               </w:rPr>
-              <w:instrText xml:space="preserve"> PAGEREF _Toc224833798 \h </w:instrText>
+              <w:instrText xml:space="preserve"> PAGEREF _Toc224834906 \h </w:instrText>
             </w:r>
             <w:r>
               <w:rPr>
@@ -5404,7 +5467,7 @@
               <w14:ligatures w14:val="standardContextual"/>
             </w:rPr>
           </w:pPr>
-          <w:hyperlink w:anchor="_Toc224833799" w:history="1">
+          <w:hyperlink w:anchor="_Toc224834907" w:history="1">
             <w:r>
               <w:rPr>
                 <w:rStyle w:val="Hyperlink"/>
@@ -5429,7 +5492,7 @@
               <w:rPr>
                 <w:noProof/>
               </w:rPr>
-              <w:instrText xml:space="preserve"> PAGEREF _Toc224833799 \h </w:instrText>
+              <w:instrText xml:space="preserve"> PAGEREF _Toc224834907 \h </w:instrText>
             </w:r>
             <w:r>
               <w:rPr>
@@ -5469,7 +5532,7 @@
               <w14:ligatures w14:val="standardContextual"/>
             </w:rPr>
           </w:pPr>
-          <w:hyperlink w:anchor="_Toc224833800" w:history="1">
+          <w:hyperlink w:anchor="_Toc224834908" w:history="1">
             <w:r>
               <w:rPr>
                 <w:rStyle w:val="Hyperlink"/>
@@ -5494,7 +5557,7 @@
               <w:rPr>
                 <w:noProof/>
               </w:rPr>
-              <w:instrText xml:space="preserve"> PAGEREF _Toc224833800 \h </w:instrText>
+              <w:instrText xml:space="preserve"> PAGEREF _Toc224834908 \h </w:instrText>
             </w:r>
             <w:r>
               <w:rPr>
@@ -5534,7 +5597,7 @@
               <w14:ligatures w14:val="standardContextual"/>
             </w:rPr>
           </w:pPr>
-          <w:hyperlink w:anchor="_Toc224833801" w:history="1">
+          <w:hyperlink w:anchor="_Toc224834909" w:history="1">
             <w:r>
               <w:rPr>
                 <w:rStyle w:val="Hyperlink"/>
@@ -5559,7 +5622,7 @@
               <w:rPr>
                 <w:noProof/>
               </w:rPr>
-              <w:instrText xml:space="preserve"> PAGEREF _Toc224833801 \h </w:instrText>
+              <w:instrText xml:space="preserve"> PAGEREF _Toc224834909 \h </w:instrText>
             </w:r>
             <w:r>
               <w:rPr>
@@ -5599,7 +5662,7 @@
               <w14:ligatures w14:val="standardContextual"/>
             </w:rPr>
           </w:pPr>
-          <w:hyperlink w:anchor="_Toc224833802" w:history="1">
+          <w:hyperlink w:anchor="_Toc224834910" w:history="1">
             <w:r>
               <w:rPr>
                 <w:rStyle w:val="Hyperlink"/>
@@ -5624,7 +5687,7 @@
               <w:rPr>
                 <w:noProof/>
               </w:rPr>
-              <w:instrText xml:space="preserve"> PAGEREF _Toc224833802 \h </w:instrText>
+              <w:instrText xml:space="preserve"> PAGEREF _Toc224834910 \h </w:instrText>
             </w:r>
             <w:r>
               <w:rPr>
@@ -5664,7 +5727,7 @@
               <w14:ligatures w14:val="standardContextual"/>
             </w:rPr>
           </w:pPr>
-          <w:hyperlink w:anchor="_Toc224833803" w:history="1">
+          <w:hyperlink w:anchor="_Toc224834911" w:history="1">
             <w:r>
               <w:rPr>
                 <w:rStyle w:val="Hyperlink"/>
@@ -5689,7 +5752,7 @@
               <w:rPr>
                 <w:noProof/>
               </w:rPr>
-              <w:instrText xml:space="preserve"> PAGEREF _Toc224833803 \h </w:instrText>
+              <w:instrText xml:space="preserve"> PAGEREF _Toc224834911 \h </w:instrText>
             </w:r>
             <w:r>
               <w:rPr>
@@ -5729,7 +5792,7 @@
               <w14:ligatures w14:val="standardContextual"/>
             </w:rPr>
           </w:pPr>
-          <w:hyperlink w:anchor="_Toc224833804" w:history="1">
+          <w:hyperlink w:anchor="_Toc224834912" w:history="1">
             <w:r>
               <w:rPr>
                 <w:rStyle w:val="Hyperlink"/>
@@ -5753,7 +5816,7 @@
               <w:rPr>
                 <w:noProof/>
               </w:rPr>
-              <w:instrText xml:space="preserve"> PAGEREF _Toc224833804 \h </w:instrText>
+              <w:instrText xml:space="preserve"> PAGEREF _Toc224834912 \h </w:instrText>
             </w:r>
             <w:r>
               <w:rPr>
@@ -5793,7 +5856,7 @@
               <w14:ligatures w14:val="standardContextual"/>
             </w:rPr>
           </w:pPr>
-          <w:hyperlink w:anchor="_Toc224833805" w:history="1">
+          <w:hyperlink w:anchor="_Toc224834913" w:history="1">
             <w:r>
               <w:rPr>
                 <w:rStyle w:val="Hyperlink"/>
@@ -5817,7 +5880,7 @@
               <w:rPr>
                 <w:noProof/>
               </w:rPr>
-              <w:instrText xml:space="preserve"> PAGEREF _Toc224833805 \h </w:instrText>
+              <w:instrText xml:space="preserve"> PAGEREF _Toc224834913 \h </w:instrText>
             </w:r>
             <w:r>
               <w:rPr>
@@ -5857,7 +5920,7 @@
               <w14:ligatures w14:val="standardContextual"/>
             </w:rPr>
           </w:pPr>
-          <w:hyperlink w:anchor="_Toc224833806" w:history="1">
+          <w:hyperlink w:anchor="_Toc224834914" w:history="1">
             <w:r>
               <w:rPr>
                 <w:rStyle w:val="Hyperlink"/>
@@ -5882,7 +5945,7 @@
               <w:rPr>
                 <w:noProof/>
               </w:rPr>
-              <w:instrText xml:space="preserve"> PAGEREF _Toc224833806 \h </w:instrText>
+              <w:instrText xml:space="preserve"> PAGEREF _Toc224834914 \h </w:instrText>
             </w:r>
             <w:r>
               <w:rPr>
@@ -5922,7 +5985,7 @@
               <w14:ligatures w14:val="standardContextual"/>
             </w:rPr>
           </w:pPr>
-          <w:hyperlink w:anchor="_Toc224833807" w:history="1">
+          <w:hyperlink w:anchor="_Toc224834915" w:history="1">
             <w:r>
               <w:rPr>
                 <w:rStyle w:val="Hyperlink"/>
@@ -5947,7 +6010,7 @@
               <w:rPr>
                 <w:noProof/>
               </w:rPr>
-              <w:instrText xml:space="preserve"> PAGEREF _Toc224833807 \h </w:instrText>
+              <w:instrText xml:space="preserve"> PAGEREF _Toc224834915 \h </w:instrText>
             </w:r>
             <w:r>
               <w:rPr>
@@ -5987,7 +6050,7 @@
               <w14:ligatures w14:val="standardContextual"/>
             </w:rPr>
           </w:pPr>
-          <w:hyperlink w:anchor="_Toc224833808" w:history="1">
+          <w:hyperlink w:anchor="_Toc224834916" w:history="1">
             <w:r>
               <w:rPr>
                 <w:rStyle w:val="Hyperlink"/>
@@ -6012,7 +6075,7 @@
               <w:rPr>
                 <w:noProof/>
               </w:rPr>
-              <w:instrText xml:space="preserve"> PAGEREF _Toc224833808 \h </w:instrText>
+              <w:instrText xml:space="preserve"> PAGEREF _Toc224834916 \h </w:instrText>
             </w:r>
             <w:r>
               <w:rPr>
@@ -6052,7 +6115,7 @@
               <w14:ligatures w14:val="standardContextual"/>
             </w:rPr>
           </w:pPr>
-          <w:hyperlink w:anchor="_Toc224833809" w:history="1">
+          <w:hyperlink w:anchor="_Toc224834917" w:history="1">
             <w:r>
               <w:rPr>
                 <w:rStyle w:val="Hyperlink"/>
@@ -6077,7 +6140,7 @@
               <w:rPr>
                 <w:noProof/>
               </w:rPr>
-              <w:instrText xml:space="preserve"> PAGEREF _Toc224833809 \h </w:instrText>
+              <w:instrText xml:space="preserve"> PAGEREF _Toc224834917 \h </w:instrText>
             </w:r>
             <w:r>
               <w:rPr>
@@ -6117,7 +6180,7 @@
               <w14:ligatures w14:val="standardContextual"/>
             </w:rPr>
           </w:pPr>
-          <w:hyperlink w:anchor="_Toc224833810" w:history="1">
+          <w:hyperlink w:anchor="_Toc224834918" w:history="1">
             <w:r>
               <w:rPr>
                 <w:rStyle w:val="Hyperlink"/>
@@ -6142,7 +6205,7 @@
               <w:rPr>
                 <w:noProof/>
               </w:rPr>
-              <w:instrText xml:space="preserve"> PAGEREF _Toc224833810 \h </w:instrText>
+              <w:instrText xml:space="preserve"> PAGEREF _Toc224834918 \h </w:instrText>
             </w:r>
             <w:r>
               <w:rPr>
@@ -6182,7 +6245,7 @@
               <w14:ligatures w14:val="standardContextual"/>
             </w:rPr>
           </w:pPr>
-          <w:hyperlink w:anchor="_Toc224833811" w:history="1">
+          <w:hyperlink w:anchor="_Toc224834919" w:history="1">
             <w:r>
               <w:rPr>
                 <w:rStyle w:val="Hyperlink"/>
@@ -6206,7 +6269,7 @@
               <w:rPr>
                 <w:noProof/>
               </w:rPr>
-              <w:instrText xml:space="preserve"> PAGEREF _Toc224833811 \h </w:instrText>
+              <w:instrText xml:space="preserve"> PAGEREF _Toc224834919 \h </w:instrText>
             </w:r>
             <w:r>
               <w:rPr>
@@ -6246,7 +6309,7 @@
               <w14:ligatures w14:val="standardContextual"/>
             </w:rPr>
           </w:pPr>
-          <w:hyperlink w:anchor="_Toc224833812" w:history="1">
+          <w:hyperlink w:anchor="_Toc224834920" w:history="1">
             <w:r>
               <w:rPr>
                 <w:rStyle w:val="Hyperlink"/>
@@ -6271,7 +6334,7 @@
               <w:rPr>
                 <w:noProof/>
               </w:rPr>
-              <w:instrText xml:space="preserve"> PAGEREF _Toc224833812 \h </w:instrText>
+              <w:instrText xml:space="preserve"> PAGEREF _Toc224834920 \h </w:instrText>
             </w:r>
             <w:r>
               <w:rPr>
@@ -6311,7 +6374,7 @@
               <w14:ligatures w14:val="standardContextual"/>
             </w:rPr>
           </w:pPr>
-          <w:hyperlink w:anchor="_Toc224833813" w:history="1">
+          <w:hyperlink w:anchor="_Toc224834921" w:history="1">
             <w:r>
               <w:rPr>
                 <w:rStyle w:val="Hyperlink"/>
@@ -6336,7 +6399,7 @@
               <w:rPr>
                 <w:noProof/>
               </w:rPr>
-              <w:instrText xml:space="preserve"> PAGEREF _Toc224833813 \h </w:instrText>
+              <w:instrText xml:space="preserve"> PAGEREF _Toc224834921 \h </w:instrText>
             </w:r>
             <w:r>
               <w:rPr>
@@ -6376,7 +6439,7 @@
               <w14:ligatures w14:val="standardContextual"/>
             </w:rPr>
           </w:pPr>
-          <w:hyperlink w:anchor="_Toc224833814" w:history="1">
+          <w:hyperlink w:anchor="_Toc224834922" w:history="1">
             <w:r>
               <w:rPr>
                 <w:rStyle w:val="Hyperlink"/>
@@ -6400,7 +6463,7 @@
               <w:rPr>
                 <w:noProof/>
               </w:rPr>
-              <w:instrText xml:space="preserve"> PAGEREF _Toc224833814 \h </w:instrText>
+              <w:instrText xml:space="preserve"> PAGEREF _Toc224834922 \h </w:instrText>
             </w:r>
             <w:r>
               <w:rPr>
@@ -6440,7 +6503,7 @@
               <w14:ligatures w14:val="standardContextual"/>
             </w:rPr>
           </w:pPr>
-          <w:hyperlink w:anchor="_Toc224833815" w:history="1">
+          <w:hyperlink w:anchor="_Toc224834923" w:history="1">
             <w:r>
               <w:rPr>
                 <w:rStyle w:val="Hyperlink"/>
@@ -6465,7 +6528,7 @@
               <w:rPr>
                 <w:noProof/>
               </w:rPr>
-              <w:instrText xml:space="preserve"> PAGEREF _Toc224833815 \h </w:instrText>
+              <w:instrText xml:space="preserve"> PAGEREF _Toc224834923 \h </w:instrText>
             </w:r>
             <w:r>
               <w:rPr>
@@ -6505,7 +6568,7 @@
               <w14:ligatures w14:val="standardContextual"/>
             </w:rPr>
           </w:pPr>
-          <w:hyperlink w:anchor="_Toc224833816" w:history="1">
+          <w:hyperlink w:anchor="_Toc224834924" w:history="1">
             <w:r>
               <w:rPr>
                 <w:rStyle w:val="Hyperlink"/>
@@ -6530,7 +6593,7 @@
               <w:rPr>
                 <w:noProof/>
               </w:rPr>
-              <w:instrText xml:space="preserve"> PAGEREF _Toc224833816 \h </w:instrText>
+              <w:instrText xml:space="preserve"> PAGEREF _Toc224834924 \h </w:instrText>
             </w:r>
             <w:r>
               <w:rPr>
@@ -6570,7 +6633,7 @@
               <w14:ligatures w14:val="standardContextual"/>
             </w:rPr>
           </w:pPr>
-          <w:hyperlink w:anchor="_Toc224833817" w:history="1">
+          <w:hyperlink w:anchor="_Toc224834925" w:history="1">
             <w:r>
               <w:rPr>
                 <w:rStyle w:val="Hyperlink"/>
@@ -6595,7 +6658,7 @@
               <w:rPr>
                 <w:noProof/>
               </w:rPr>
-              <w:instrText xml:space="preserve"> PAGEREF _Toc224833817 \h </w:instrText>
+              <w:instrText xml:space="preserve"> PAGEREF _Toc224834925 \h </w:instrText>
             </w:r>
             <w:r>
               <w:rPr>
@@ -6635,7 +6698,7 @@
               <w14:ligatures w14:val="standardContextual"/>
             </w:rPr>
           </w:pPr>
-          <w:hyperlink w:anchor="_Toc224833818" w:history="1">
+          <w:hyperlink w:anchor="_Toc224834926" w:history="1">
             <w:r>
               <w:rPr>
                 <w:rStyle w:val="Hyperlink"/>
@@ -6660,7 +6723,7 @@
               <w:rPr>
                 <w:noProof/>
               </w:rPr>
-              <w:instrText xml:space="preserve"> PAGEREF _Toc224833818 \h </w:instrText>
+              <w:instrText xml:space="preserve"> PAGEREF _Toc224834926 \h </w:instrText>
             </w:r>
             <w:r>
               <w:rPr>
@@ -6700,7 +6763,7 @@
               <w14:ligatures w14:val="standardContextual"/>
             </w:rPr>
           </w:pPr>
-          <w:hyperlink w:anchor="_Toc224833819" w:history="1">
+          <w:hyperlink w:anchor="_Toc224834927" w:history="1">
             <w:r>
               <w:rPr>
                 <w:rStyle w:val="Hyperlink"/>
@@ -6725,7 +6788,7 @@
               <w:rPr>
                 <w:noProof/>
               </w:rPr>
-              <w:instrText xml:space="preserve"> PAGEREF _Toc224833819 \h </w:instrText>
+              <w:instrText xml:space="preserve"> PAGEREF _Toc224834927 \h </w:instrText>
             </w:r>
             <w:r>
               <w:rPr>
@@ -6765,7 +6828,7 @@
               <w14:ligatures w14:val="standardContextual"/>
             </w:rPr>
           </w:pPr>
-          <w:hyperlink w:anchor="_Toc224833820" w:history="1">
+          <w:hyperlink w:anchor="_Toc224834928" w:history="1">
             <w:r>
               <w:rPr>
                 <w:rStyle w:val="Hyperlink"/>
@@ -6790,7 +6853,7 @@
               <w:rPr>
                 <w:noProof/>
               </w:rPr>
-              <w:instrText xml:space="preserve"> PAGEREF _Toc224833820 \h </w:instrText>
+              <w:instrText xml:space="preserve"> PAGEREF _Toc224834928 \h </w:instrText>
             </w:r>
             <w:r>
               <w:rPr>
@@ -6830,7 +6893,7 @@
               <w14:ligatures w14:val="standardContextual"/>
             </w:rPr>
           </w:pPr>
-          <w:hyperlink w:anchor="_Toc224833821" w:history="1">
+          <w:hyperlink w:anchor="_Toc224834929" w:history="1">
             <w:r>
               <w:rPr>
                 <w:rStyle w:val="Hyperlink"/>
@@ -6855,7 +6918,7 @@
               <w:rPr>
                 <w:noProof/>
               </w:rPr>
-              <w:instrText xml:space="preserve"> PAGEREF _Toc224833821 \h </w:instrText>
+              <w:instrText xml:space="preserve"> PAGEREF _Toc224834929 \h </w:instrText>
             </w:r>
             <w:r>
               <w:rPr>
@@ -6895,7 +6958,7 @@
               <w14:ligatures w14:val="standardContextual"/>
             </w:rPr>
           </w:pPr>
-          <w:hyperlink w:anchor="_Toc224833822" w:history="1">
+          <w:hyperlink w:anchor="_Toc224834930" w:history="1">
             <w:r>
               <w:rPr>
                 <w:rStyle w:val="Hyperlink"/>
@@ -6920,7 +6983,7 @@
               <w:rPr>
                 <w:noProof/>
               </w:rPr>
-              <w:instrText xml:space="preserve"> PAGEREF _Toc224833822 \h </w:instrText>
+              <w:instrText xml:space="preserve"> PAGEREF _Toc224834930 \h </w:instrText>
             </w:r>
             <w:r>
               <w:rPr>
@@ -6960,7 +7023,7 @@
               <w14:ligatures w14:val="standardContextual"/>
             </w:rPr>
           </w:pPr>
-          <w:hyperlink w:anchor="_Toc224833823" w:history="1">
+          <w:hyperlink w:anchor="_Toc224834931" w:history="1">
             <w:r>
               <w:rPr>
                 <w:rStyle w:val="Hyperlink"/>
@@ -6984,7 +7047,7 @@
               <w:rPr>
                 <w:noProof/>
               </w:rPr>
-              <w:instrText xml:space="preserve"> PAGEREF _Toc224833823 \h </w:instrText>
+              <w:instrText xml:space="preserve"> PAGEREF _Toc224834931 \h </w:instrText>
             </w:r>
             <w:r>
               <w:rPr>
@@ -7024,7 +7087,7 @@
               <w14:ligatures w14:val="standardContextual"/>
             </w:rPr>
           </w:pPr>
-          <w:hyperlink w:anchor="_Toc224833824" w:history="1">
+          <w:hyperlink w:anchor="_Toc224834932" w:history="1">
             <w:r>
               <w:rPr>
                 <w:rStyle w:val="Hyperlink"/>
@@ -7049,7 +7112,7 @@
               <w:rPr>
                 <w:noProof/>
               </w:rPr>
-              <w:instrText xml:space="preserve"> PAGEREF _Toc224833824 \h </w:instrText>
+              <w:instrText xml:space="preserve"> PAGEREF _Toc224834932 \h </w:instrText>
             </w:r>
             <w:r>
               <w:rPr>
@@ -7089,7 +7152,7 @@
               <w14:ligatures w14:val="standardContextual"/>
             </w:rPr>
           </w:pPr>
-          <w:hyperlink w:anchor="_Toc224833825" w:history="1">
+          <w:hyperlink w:anchor="_Toc224834933" w:history="1">
             <w:r>
               <w:rPr>
                 <w:rStyle w:val="Hyperlink"/>
@@ -7114,7 +7177,7 @@
               <w:rPr>
                 <w:noProof/>
               </w:rPr>
-              <w:instrText xml:space="preserve"> PAGEREF _Toc224833825 \h </w:instrText>
+              <w:instrText xml:space="preserve"> PAGEREF _Toc224834933 \h </w:instrText>
             </w:r>
             <w:r>
               <w:rPr>
@@ -7154,7 +7217,7 @@
               <w14:ligatures w14:val="standardContextual"/>
             </w:rPr>
           </w:pPr>
-          <w:hyperlink w:anchor="_Toc224833826" w:history="1">
+          <w:hyperlink w:anchor="_Toc224834934" w:history="1">
             <w:r>
               <w:rPr>
                 <w:rStyle w:val="Hyperlink"/>
@@ -7179,7 +7242,7 @@
               <w:rPr>
                 <w:noProof/>
               </w:rPr>
-              <w:instrText xml:space="preserve"> PAGEREF _Toc224833826 \h </w:instrText>
+              <w:instrText xml:space="preserve"> PAGEREF _Toc224834934 \h </w:instrText>
             </w:r>
             <w:r>
               <w:rPr>
@@ -7219,7 +7282,7 @@
               <w14:ligatures w14:val="standardContextual"/>
             </w:rPr>
           </w:pPr>
-          <w:hyperlink w:anchor="_Toc224833827" w:history="1">
+          <w:hyperlink w:anchor="_Toc224834935" w:history="1">
             <w:r>
               <w:rPr>
                 <w:rStyle w:val="Hyperlink"/>
@@ -7244,7 +7307,7 @@
               <w:rPr>
                 <w:noProof/>
               </w:rPr>
-              <w:instrText xml:space="preserve"> PAGEREF _Toc224833827 \h </w:instrText>
+              <w:instrText xml:space="preserve"> PAGEREF _Toc224834935 \h </w:instrText>
             </w:r>
             <w:r>
               <w:rPr>
@@ -7284,7 +7347,7 @@
               <w14:ligatures w14:val="standardContextual"/>
             </w:rPr>
           </w:pPr>
-          <w:hyperlink w:anchor="_Toc224833828" w:history="1">
+          <w:hyperlink w:anchor="_Toc224834936" w:history="1">
             <w:r>
               <w:rPr>
                 <w:rStyle w:val="Hyperlink"/>
@@ -7310,7 +7373,7 @@
               <w:rPr>
                 <w:noProof/>
               </w:rPr>
-              <w:instrText xml:space="preserve"> PAGEREF _Toc224833828 \h </w:instrText>
+              <w:instrText xml:space="preserve"> PAGEREF _Toc224834936 \h </w:instrText>
             </w:r>
             <w:r>
               <w:rPr>
@@ -7350,7 +7413,7 @@
               <w14:ligatures w14:val="standardContextual"/>
             </w:rPr>
           </w:pPr>
-          <w:hyperlink w:anchor="_Toc224833829" w:history="1">
+          <w:hyperlink w:anchor="_Toc224834937" w:history="1">
             <w:r>
               <w:rPr>
                 <w:rStyle w:val="Hyperlink"/>
@@ -7375,7 +7438,7 @@
               <w:rPr>
                 <w:noProof/>
               </w:rPr>
-              <w:instrText xml:space="preserve"> PAGEREF _Toc224833829 \h </w:instrText>
+              <w:instrText xml:space="preserve"> PAGEREF _Toc224834937 \h </w:instrText>
             </w:r>
             <w:r>
               <w:rPr>
@@ -7415,7 +7478,7 @@
               <w14:ligatures w14:val="standardContextual"/>
             </w:rPr>
           </w:pPr>
-          <w:hyperlink w:anchor="_Toc224833830" w:history="1">
+          <w:hyperlink w:anchor="_Toc224834938" w:history="1">
             <w:r>
               <w:rPr>
                 <w:rStyle w:val="Hyperlink"/>
@@ -7440,7 +7503,7 @@
               <w:rPr>
                 <w:noProof/>
               </w:rPr>
-              <w:instrText xml:space="preserve"> PAGEREF _Toc224833830 \h </w:instrText>
+              <w:instrText xml:space="preserve"> PAGEREF _Toc224834938 \h </w:instrText>
             </w:r>
             <w:r>
               <w:rPr>
@@ -7480,7 +7543,7 @@
               <w14:ligatures w14:val="standardContextual"/>
             </w:rPr>
           </w:pPr>
-          <w:hyperlink w:anchor="_Toc224833831" w:history="1">
+          <w:hyperlink w:anchor="_Toc224834939" w:history="1">
             <w:r>
               <w:rPr>
                 <w:rStyle w:val="Hyperlink"/>
@@ -7506,7 +7569,7 @@
               <w:rPr>
                 <w:noProof/>
               </w:rPr>
-              <w:instrText xml:space="preserve"> PAGEREF _Toc224833831 \h </w:instrText>
+              <w:instrText xml:space="preserve"> PAGEREF _Toc224834939 \h </w:instrText>
             </w:r>
             <w:r>
               <w:rPr>
@@ -7546,7 +7609,7 @@
               <w14:ligatures w14:val="standardContextual"/>
             </w:rPr>
           </w:pPr>
-          <w:hyperlink w:anchor="_Toc224833832" w:history="1">
+          <w:hyperlink w:anchor="_Toc224834940" w:history="1">
             <w:r>
               <w:rPr>
                 <w:rStyle w:val="Hyperlink"/>
@@ -7571,7 +7634,7 @@
               <w:rPr>
                 <w:noProof/>
               </w:rPr>
-              <w:instrText xml:space="preserve"> PAGEREF _Toc224833832 \h </w:instrText>
+              <w:instrText xml:space="preserve"> PAGEREF _Toc224834940 \h </w:instrText>
             </w:r>
             <w:r>
               <w:rPr>
@@ -7611,7 +7674,7 @@
               <w14:ligatures w14:val="standardContextual"/>
             </w:rPr>
           </w:pPr>
-          <w:hyperlink w:anchor="_Toc224833833" w:history="1">
+          <w:hyperlink w:anchor="_Toc224834941" w:history="1">
             <w:r>
               <w:rPr>
                 <w:rStyle w:val="Hyperlink"/>
@@ -7636,7 +7699,7 @@
               <w:rPr>
                 <w:noProof/>
               </w:rPr>
-              <w:instrText xml:space="preserve"> PAGEREF _Toc224833833 \h </w:instrText>
+              <w:instrText xml:space="preserve"> PAGEREF _Toc224834941 \h </w:instrText>
             </w:r>
             <w:r>
               <w:rPr>
@@ -7676,7 +7739,7 @@
               <w14:ligatures w14:val="standardContextual"/>
             </w:rPr>
           </w:pPr>
-          <w:hyperlink w:anchor="_Toc224833834" w:history="1">
+          <w:hyperlink w:anchor="_Toc224834942" w:history="1">
             <w:r>
               <w:rPr>
                 <w:rStyle w:val="Hyperlink"/>
@@ -7701,7 +7764,7 @@
               <w:rPr>
                 <w:noProof/>
               </w:rPr>
-              <w:instrText xml:space="preserve"> PAGEREF _Toc224833834 \h </w:instrText>
+              <w:instrText xml:space="preserve"> PAGEREF _Toc224834942 \h </w:instrText>
             </w:r>
             <w:r>
               <w:rPr>
@@ -7741,7 +7804,7 @@
               <w14:ligatures w14:val="standardContextual"/>
             </w:rPr>
           </w:pPr>
-          <w:hyperlink w:anchor="_Toc224833835" w:history="1">
+          <w:hyperlink w:anchor="_Toc224834943" w:history="1">
             <w:r>
               <w:rPr>
                 <w:rStyle w:val="Hyperlink"/>
@@ -7767,7 +7830,7 @@
               <w:rPr>
                 <w:noProof/>
               </w:rPr>
-              <w:instrText xml:space="preserve"> PAGEREF _Toc224833835 \h </w:instrText>
+              <w:instrText xml:space="preserve"> PAGEREF _Toc224834943 \h </w:instrText>
             </w:r>
             <w:r>
               <w:rPr>
@@ -7807,7 +7870,7 @@
               <w14:ligatures w14:val="standardContextual"/>
             </w:rPr>
           </w:pPr>
-          <w:hyperlink w:anchor="_Toc224833836" w:history="1">
+          <w:hyperlink w:anchor="_Toc224834944" w:history="1">
             <w:r>
               <w:rPr>
                 <w:rStyle w:val="Hyperlink"/>
@@ -7833,7 +7896,7 @@
               <w:rPr>
                 <w:noProof/>
               </w:rPr>
-              <w:instrText xml:space="preserve"> PAGEREF _Toc224833836 \h </w:instrText>
+              <w:instrText xml:space="preserve"> PAGEREF _Toc224834944 \h </w:instrText>
             </w:r>
             <w:r>
               <w:rPr>
@@ -7873,7 +7936,7 @@
               <w14:ligatures w14:val="standardContextual"/>
             </w:rPr>
           </w:pPr>
-          <w:hyperlink w:anchor="_Toc224833837" w:history="1">
+          <w:hyperlink w:anchor="_Toc224834945" w:history="1">
             <w:r>
               <w:rPr>
                 <w:rStyle w:val="Hyperlink"/>
@@ -7899,7 +7962,7 @@
               <w:rPr>
                 <w:noProof/>
               </w:rPr>
-              <w:instrText xml:space="preserve"> PAGEREF _Toc224833837 \h </w:instrText>
+              <w:instrText xml:space="preserve"> PAGEREF _Toc224834945 \h </w:instrText>
             </w:r>
             <w:r>
               <w:rPr>
@@ -7939,7 +8002,7 @@
               <w14:ligatures w14:val="standardContextual"/>
             </w:rPr>
           </w:pPr>
-          <w:hyperlink w:anchor="_Toc224833838" w:history="1">
+          <w:hyperlink w:anchor="_Toc224834946" w:history="1">
             <w:r>
               <w:rPr>
                 <w:rStyle w:val="Hyperlink"/>
@@ -7965,7 +8028,7 @@
               <w:rPr>
                 <w:noProof/>
               </w:rPr>
-              <w:instrText xml:space="preserve"> PAGEREF _Toc224833838 \h </w:instrText>
+              <w:instrText xml:space="preserve"> PAGEREF _Toc224834946 \h </w:instrText>
             </w:r>
             <w:r>
               <w:rPr>
@@ -8005,7 +8068,7 @@
               <w14:ligatures w14:val="standardContextual"/>
             </w:rPr>
           </w:pPr>
-          <w:hyperlink w:anchor="_Toc224833839" w:history="1">
+          <w:hyperlink w:anchor="_Toc224834947" w:history="1">
             <w:r>
               <w:rPr>
                 <w:rStyle w:val="Hyperlink"/>
@@ -8031,7 +8094,7 @@
               <w:rPr>
                 <w:noProof/>
               </w:rPr>
-              <w:instrText xml:space="preserve"> PAGEREF _Toc224833839 \h </w:instrText>
+              <w:instrText xml:space="preserve"> PAGEREF _Toc224834947 \h </w:instrText>
             </w:r>
             <w:r>
               <w:rPr>
@@ -8071,7 +8134,7 @@
               <w14:ligatures w14:val="standardContextual"/>
             </w:rPr>
           </w:pPr>
-          <w:hyperlink w:anchor="_Toc224833840" w:history="1">
+          <w:hyperlink w:anchor="_Toc224834948" w:history="1">
             <w:r>
               <w:rPr>
                 <w:rStyle w:val="Hyperlink"/>
@@ -8097,7 +8160,7 @@
               <w:rPr>
                 <w:noProof/>
               </w:rPr>
-              <w:instrText xml:space="preserve"> PAGEREF _Toc224833840 \h </w:instrText>
+              <w:instrText xml:space="preserve"> PAGEREF _Toc224834948 \h </w:instrText>
             </w:r>
             <w:r>
               <w:rPr>
@@ -8137,7 +8200,7 @@
               <w14:ligatures w14:val="standardContextual"/>
             </w:rPr>
           </w:pPr>
-          <w:hyperlink w:anchor="_Toc224833841" w:history="1">
+          <w:hyperlink w:anchor="_Toc224834949" w:history="1">
             <w:r>
               <w:rPr>
                 <w:rStyle w:val="Hyperlink"/>
@@ -8162,7 +8225,7 @@
               <w:rPr>
                 <w:noProof/>
               </w:rPr>
-              <w:instrText xml:space="preserve"> PAGEREF _Toc224833841 \h </w:instrText>
+              <w:instrText xml:space="preserve"> PAGEREF _Toc224834949 \h </w:instrText>
             </w:r>
             <w:r>
               <w:rPr>
@@ -8202,7 +8265,7 @@
               <w14:ligatures w14:val="standardContextual"/>
             </w:rPr>
           </w:pPr>
-          <w:hyperlink w:anchor="_Toc224833842" w:history="1">
+          <w:hyperlink w:anchor="_Toc224834950" w:history="1">
             <w:r>
               <w:rPr>
                 <w:rStyle w:val="Hyperlink"/>
@@ -8227,7 +8290,7 @@
               <w:rPr>
                 <w:noProof/>
               </w:rPr>
-              <w:instrText xml:space="preserve"> PAGEREF _Toc224833842 \h </w:instrText>
+              <w:instrText xml:space="preserve"> PAGEREF _Toc224834950 \h </w:instrText>
             </w:r>
             <w:r>
               <w:rPr>
@@ -8267,7 +8330,7 @@
               <w14:ligatures w14:val="standardContextual"/>
             </w:rPr>
           </w:pPr>
-          <w:hyperlink w:anchor="_Toc224833843" w:history="1">
+          <w:hyperlink w:anchor="_Toc224834951" w:history="1">
             <w:r>
               <w:rPr>
                 <w:rStyle w:val="Hyperlink"/>
@@ -8292,7 +8355,7 @@
               <w:rPr>
                 <w:noProof/>
               </w:rPr>
-              <w:instrText xml:space="preserve"> PAGEREF _Toc224833843 \h </w:instrText>
+              <w:instrText xml:space="preserve"> PAGEREF _Toc224834951 \h </w:instrText>
             </w:r>
             <w:r>
               <w:rPr>
@@ -8332,7 +8395,7 @@
               <w14:ligatures w14:val="standardContextual"/>
             </w:rPr>
           </w:pPr>
-          <w:hyperlink w:anchor="_Toc224833844" w:history="1">
+          <w:hyperlink w:anchor="_Toc224834952" w:history="1">
             <w:r>
               <w:rPr>
                 <w:rStyle w:val="Hyperlink"/>
@@ -8357,7 +8420,7 @@
               <w:rPr>
                 <w:noProof/>
               </w:rPr>
-              <w:instrText xml:space="preserve"> PAGEREF _Toc224833844 \h </w:instrText>
+              <w:instrText xml:space="preserve"> PAGEREF _Toc224834952 \h </w:instrText>
             </w:r>
             <w:r>
               <w:rPr>
@@ -8397,7 +8460,7 @@
               <w14:ligatures w14:val="standardContextual"/>
             </w:rPr>
           </w:pPr>
-          <w:hyperlink w:anchor="_Toc224833845" w:history="1">
+          <w:hyperlink w:anchor="_Toc224834953" w:history="1">
             <w:r>
               <w:rPr>
                 <w:rStyle w:val="Hyperlink"/>
@@ -8422,7 +8485,7 @@
               <w:rPr>
                 <w:noProof/>
               </w:rPr>
-              <w:instrText xml:space="preserve"> PAGEREF _Toc224833845 \h </w:instrText>
+              <w:instrText xml:space="preserve"> PAGEREF _Toc224834953 \h </w:instrText>
             </w:r>
             <w:r>
               <w:rPr>
@@ -8462,7 +8525,7 @@
               <w14:ligatures w14:val="standardContextual"/>
             </w:rPr>
           </w:pPr>
-          <w:hyperlink w:anchor="_Toc224833846" w:history="1">
+          <w:hyperlink w:anchor="_Toc224834954" w:history="1">
             <w:r>
               <w:rPr>
                 <w:rStyle w:val="Hyperlink"/>
@@ -8487,7 +8550,7 @@
               <w:rPr>
                 <w:noProof/>
               </w:rPr>
-              <w:instrText xml:space="preserve"> PAGEREF _Toc224833846 \h </w:instrText>
+              <w:instrText xml:space="preserve"> PAGEREF _Toc224834954 \h </w:instrText>
             </w:r>
             <w:r>
               <w:rPr>
@@ -8527,7 +8590,7 @@
               <w14:ligatures w14:val="standardContextual"/>
             </w:rPr>
           </w:pPr>
-          <w:hyperlink w:anchor="_Toc224833847" w:history="1">
+          <w:hyperlink w:anchor="_Toc224834955" w:history="1">
             <w:r>
               <w:rPr>
                 <w:rStyle w:val="Hyperlink"/>
@@ -8552,7 +8615,7 @@
               <w:rPr>
                 <w:noProof/>
               </w:rPr>
-              <w:instrText xml:space="preserve"> PAGEREF _Toc224833847 \h </w:instrText>
+              <w:instrText xml:space="preserve"> PAGEREF _Toc224834955 \h </w:instrText>
             </w:r>
             <w:r>
               <w:rPr>
@@ -8592,7 +8655,7 @@
               <w14:ligatures w14:val="standardContextual"/>
             </w:rPr>
           </w:pPr>
-          <w:hyperlink w:anchor="_Toc224833848" w:history="1">
+          <w:hyperlink w:anchor="_Toc224834956" w:history="1">
             <w:r>
               <w:rPr>
                 <w:rStyle w:val="Hyperlink"/>
@@ -8617,7 +8680,7 @@
               <w:rPr>
                 <w:noProof/>
               </w:rPr>
-              <w:instrText xml:space="preserve"> PAGEREF _Toc224833848 \h </w:instrText>
+              <w:instrText xml:space="preserve"> PAGEREF _Toc224834956 \h </w:instrText>
             </w:r>
             <w:r>
               <w:rPr>
@@ -8657,7 +8720,7 @@
               <w14:ligatures w14:val="standardContextual"/>
             </w:rPr>
           </w:pPr>
-          <w:hyperlink w:anchor="_Toc224833849" w:history="1">
+          <w:hyperlink w:anchor="_Toc224834957" w:history="1">
             <w:r>
               <w:rPr>
                 <w:rStyle w:val="Hyperlink"/>
@@ -8682,7 +8745,7 @@
               <w:rPr>
                 <w:noProof/>
               </w:rPr>
-              <w:instrText xml:space="preserve"> PAGEREF _Toc224833849 \h </w:instrText>
+              <w:instrText xml:space="preserve"> PAGEREF _Toc224834957 \h </w:instrText>
             </w:r>
             <w:r>
               <w:rPr>
@@ -8718,18 +8781,6 @@
     </w:sdt>
     <w:p>
       <w:pPr>
-        <w:pStyle w:val="Heading1"/>
-        <w:numPr>
-          <w:ilvl w:val="0"/>
-          <w:numId w:val="0"/>
-        </w:numPr>
-        <w:rPr>
-          <w:lang w:val="en-US"/>
-        </w:rPr>
-      </w:pPr>
-    </w:p>
-    <w:p>
-      <w:pPr>
         <w:rPr>
           <w:b/>
           <w:bCs/>
@@ -8739,7 +8790,6 @@
           <w:lang w:val="en-US"/>
         </w:rPr>
       </w:pPr>
-      <w:bookmarkStart w:id="5" w:name="_Toc224833759"/>
       <w:r>
         <w:rPr>
           <w:lang w:val="en-US"/>
@@ -8757,10 +8807,15 @@
         <w:jc w:val="center"/>
         <w:rPr>
           <w:noProof/>
+          <w:sz w:val="32"/>
+          <w:szCs w:val="32"/>
         </w:rPr>
       </w:pPr>
-      <w:r>
-        <w:rPr>
+      <w:bookmarkStart w:id="5" w:name="_Toc224834867"/>
+      <w:r>
+        <w:rPr>
+          <w:sz w:val="32"/>
+          <w:szCs w:val="32"/>
           <w:lang w:val="en-US"/>
         </w:rPr>
         <w:lastRenderedPageBreak/>
@@ -8769,18 +8824,24 @@
       <w:bookmarkEnd w:id="5"/>
       <w:r>
         <w:rPr>
+          <w:sz w:val="32"/>
+          <w:szCs w:val="32"/>
           <w:lang w:val="en-US"/>
         </w:rPr>
         <w:fldChar w:fldCharType="begin"/>
       </w:r>
       <w:r>
         <w:rPr>
+          <w:sz w:val="32"/>
+          <w:szCs w:val="32"/>
           <w:lang w:val="en-US"/>
         </w:rPr>
         <w:instrText xml:space="preserve"> TOC \h \z \c "Figure" </w:instrText>
       </w:r>
       <w:r>
         <w:rPr>
+          <w:sz w:val="32"/>
+          <w:szCs w:val="32"/>
           <w:lang w:val="en-US"/>
         </w:rPr>
         <w:fldChar w:fldCharType="separate"/>
@@ -10312,32 +10373,13 @@
         </w:rPr>
         <w:fldChar w:fldCharType="end"/>
       </w:r>
-    </w:p>
-    <w:p>
-      <w:pPr>
-        <w:spacing w:before="120" w:after="120" w:line="360" w:lineRule="auto"/>
-        <w:jc w:val="both"/>
-        <w:rPr>
-          <w:lang w:val="en-US"/>
-        </w:rPr>
-      </w:pPr>
-    </w:p>
-    <w:p>
-      <w:pPr>
-        <w:spacing w:before="120" w:after="120" w:line="360" w:lineRule="auto"/>
-        <w:jc w:val="both"/>
-        <w:rPr>
-          <w:noProof/>
-        </w:rPr>
-      </w:pPr>
-      <w:r>
-        <w:rPr>
-          <w:lang w:val="en-US"/>
-        </w:rPr>
-        <w:br w:type="page"/>
-      </w:r>
-      <w:r>
-        <w:rPr>
+      <w:r>
+        <w:rPr>
+          <w:b w:val="0"/>
+          <w:bCs w:val="0"/>
+          <w:color w:val="auto"/>
+          <w:sz w:val="24"/>
+          <w:szCs w:val="24"/>
           <w:lang w:val="en-US"/>
         </w:rPr>
         <w:fldChar w:fldCharType="begin"/>
@@ -10350,6 +10392,11 @@
       </w:r>
       <w:r>
         <w:rPr>
+          <w:b w:val="0"/>
+          <w:bCs w:val="0"/>
+          <w:color w:val="auto"/>
+          <w:sz w:val="24"/>
+          <w:szCs w:val="24"/>
           <w:lang w:val="en-US"/>
         </w:rPr>
         <w:fldChar w:fldCharType="separate"/>
@@ -10372,14 +10419,50 @@
         <w:rPr>
           <w:lang w:val="en-US"/>
         </w:rPr>
+        <w:fldChar w:fldCharType="end"/>
+      </w:r>
+    </w:p>
+    <w:p>
+      <w:pPr>
+        <w:rPr>
+          <w:b/>
+          <w:bCs/>
+          <w:color w:val="1F3864"/>
+          <w:sz w:val="36"/>
+          <w:szCs w:val="36"/>
+          <w:lang w:val="en-US"/>
+        </w:rPr>
+      </w:pPr>
+      <w:r>
+        <w:rPr>
+          <w:lang w:val="en-US"/>
+        </w:rPr>
+        <w:br w:type="page"/>
+      </w:r>
+    </w:p>
+    <w:p>
+      <w:pPr>
+        <w:pStyle w:val="Heading1"/>
+        <w:numPr>
+          <w:ilvl w:val="0"/>
+          <w:numId w:val="0"/>
+        </w:numPr>
+        <w:ind w:left="360" w:hanging="360"/>
+        <w:jc w:val="center"/>
+        <w:rPr>
+          <w:sz w:val="32"/>
+          <w:szCs w:val="32"/>
+          <w:lang w:val="en-US"/>
+        </w:rPr>
+      </w:pPr>
+      <w:bookmarkStart w:id="6" w:name="_Toc224834868"/>
+      <w:r>
+        <w:rPr>
+          <w:sz w:val="32"/>
+          <w:szCs w:val="32"/>
+          <w:lang w:val="en-US"/>
+        </w:rPr>
         <w:lastRenderedPageBreak/>
-        <w:fldChar w:fldCharType="end"/>
-      </w:r>
-      <w:bookmarkStart w:id="6" w:name="_Toc224833760"/>
-      <w:r>
-        <w:rPr>
-          <w:lang w:val="en-US"/>
-        </w:rPr>
         <w:t>List of Tables</w:t>
       </w:r>
       <w:bookmarkEnd w:id="6"/>
@@ -11809,13 +11892,29 @@
           <w:lang w:val="en-US"/>
         </w:rPr>
       </w:pPr>
-      <w:bookmarkStart w:id="7" w:name="_Toc224833761"/>
-      <w:r>
-        <w:rPr>
+      <w:bookmarkStart w:id="7" w:name="_Toc224834869"/>
+      <w:r>
+        <w:rPr>
+          <w:sz w:val="32"/>
+          <w:szCs w:val="32"/>
           <w:lang w:val="en-US"/>
         </w:rPr>
         <w:lastRenderedPageBreak/>
-        <w:t>General Introduction</w:t>
+        <w:t>General</w:t>
+      </w:r>
+      <w:r>
+        <w:rPr>
+          <w:lang w:val="en-US"/>
+        </w:rPr>
+        <w:t xml:space="preserve"> </w:t>
+      </w:r>
+      <w:r>
+        <w:rPr>
+          <w:sz w:val="32"/>
+          <w:szCs w:val="32"/>
+          <w:lang w:val="en-US"/>
+        </w:rPr>
+        <w:t>Introduction</w:t>
       </w:r>
       <w:bookmarkEnd w:id="7"/>
     </w:p>
@@ -11826,7 +11925,7 @@
           <w:lang w:val="en-US"/>
         </w:rPr>
       </w:pPr>
-      <w:bookmarkStart w:id="8" w:name="_Toc224833762"/>
+      <w:bookmarkStart w:id="8" w:name="_Toc224834870"/>
       <w:r>
         <w:rPr>
           <w:lang w:val="en-US"/>
@@ -11917,7 +12016,7 @@
           <w:lang w:val="en-US"/>
         </w:rPr>
       </w:pPr>
-      <w:bookmarkStart w:id="9" w:name="_Toc224833763"/>
+      <w:bookmarkStart w:id="9" w:name="_Toc224834871"/>
       <w:r>
         <w:rPr>
           <w:lang w:val="en-US"/>
@@ -12140,7 +12239,7 @@
           <w:lang w:val="en-US"/>
         </w:rPr>
       </w:pPr>
-      <w:bookmarkStart w:id="10" w:name="_Toc224833764"/>
+      <w:bookmarkStart w:id="10" w:name="_Toc224834872"/>
       <w:r>
         <w:rPr>
           <w:lang w:val="en-US"/>
@@ -12185,7 +12284,7 @@
           <w:lang w:val="en-US"/>
         </w:rPr>
       </w:pPr>
-      <w:bookmarkStart w:id="11" w:name="_Toc224833765"/>
+      <w:bookmarkStart w:id="11" w:name="_Toc224834873"/>
       <w:r>
         <w:rPr>
           <w:lang w:val="en-US"/>
@@ -12276,28 +12375,20 @@
         <w:spacing w:before="360"/>
         <w:jc w:val="center"/>
         <w:rPr>
+          <w:sz w:val="32"/>
+          <w:szCs w:val="32"/>
           <w:lang w:val="en-US"/>
         </w:rPr>
       </w:pPr>
-      <w:bookmarkStart w:id="12" w:name="_Toc224833766"/>
-      <w:r>
-        <w:rPr>
+      <w:bookmarkStart w:id="12" w:name="_Toc224834874"/>
+      <w:r>
+        <w:rPr>
+          <w:sz w:val="32"/>
+          <w:szCs w:val="32"/>
           <w:lang w:val="en-US"/>
         </w:rPr>
         <w:lastRenderedPageBreak/>
-        <w:t xml:space="preserve">Chapter 1 </w:t>
-      </w:r>
-      <w:r>
-        <w:rPr>
-          <w:lang w:val="en-US"/>
-        </w:rPr>
-        <w:t>—</w:t>
-      </w:r>
-      <w:r>
-        <w:rPr>
-          <w:lang w:val="en-US"/>
-        </w:rPr>
-        <w:t xml:space="preserve"> Project Presentation and Framing</w:t>
+        <w:t>Chapter 1 — Project Presentation and Framing</w:t>
       </w:r>
       <w:bookmarkEnd w:id="12"/>
     </w:p>
@@ -12372,7 +12463,7 @@
           <w:lang w:val="en-US"/>
         </w:rPr>
       </w:pPr>
-      <w:bookmarkStart w:id="13" w:name="_Toc224833767"/>
+      <w:bookmarkStart w:id="13" w:name="_Toc224834875"/>
       <w:r>
         <w:rPr>
           <w:lang w:val="en-US"/>
@@ -12388,7 +12479,7 @@
           <w:lang w:val="en-US"/>
         </w:rPr>
       </w:pPr>
-      <w:bookmarkStart w:id="14" w:name="_Toc224833768"/>
+      <w:bookmarkStart w:id="14" w:name="_Toc224834876"/>
       <w:r>
         <w:rPr>
           <w:lang w:val="en-US"/>
@@ -12514,7 +12605,7 @@
           <w:lang w:val="en-US"/>
         </w:rPr>
       </w:pPr>
-      <w:bookmarkStart w:id="16" w:name="_Toc224833769"/>
+      <w:bookmarkStart w:id="16" w:name="_Toc224834877"/>
       <w:r>
         <w:rPr>
           <w:lang w:val="en-US"/>
@@ -12619,7 +12710,7 @@
           <w:lang w:val="en-US"/>
         </w:rPr>
       </w:pPr>
-      <w:bookmarkStart w:id="18" w:name="_Toc224833770"/>
+      <w:bookmarkStart w:id="18" w:name="_Toc224834878"/>
       <w:r>
         <w:rPr>
           <w:lang w:val="en-US"/>
@@ -13431,7 +13522,7 @@
           <w:lang w:val="en-US"/>
         </w:rPr>
       </w:pPr>
-      <w:bookmarkStart w:id="20" w:name="_Toc224833771"/>
+      <w:bookmarkStart w:id="20" w:name="_Toc224834879"/>
       <w:r>
         <w:rPr>
           <w:lang w:val="en-US"/>
@@ -13590,7 +13681,7 @@
           <w:lang w:val="en-US"/>
         </w:rPr>
       </w:pPr>
-      <w:bookmarkStart w:id="21" w:name="_Toc224833772"/>
+      <w:bookmarkStart w:id="21" w:name="_Toc224834880"/>
       <w:r>
         <w:rPr>
           <w:lang w:val="en-US"/>
@@ -14347,7 +14438,7 @@
           <w:lang w:val="en-US"/>
         </w:rPr>
       </w:pPr>
-      <w:bookmarkStart w:id="23" w:name="_Toc224833773"/>
+      <w:bookmarkStart w:id="23" w:name="_Toc224834881"/>
       <w:r>
         <w:rPr>
           <w:lang w:val="en-US"/>
@@ -14363,7 +14454,7 @@
           <w:lang w:val="en-US"/>
         </w:rPr>
       </w:pPr>
-      <w:bookmarkStart w:id="24" w:name="_Toc224833774"/>
+      <w:bookmarkStart w:id="24" w:name="_Toc224834882"/>
       <w:r>
         <w:rPr>
           <w:lang w:val="en-US"/>
@@ -14509,7 +14600,7 @@
           <w:lang w:val="en-US"/>
         </w:rPr>
       </w:pPr>
-      <w:bookmarkStart w:id="25" w:name="_Toc224833775"/>
+      <w:bookmarkStart w:id="25" w:name="_Toc224834883"/>
       <w:r>
         <w:rPr>
           <w:lang w:val="en-US"/>
@@ -14598,7 +14689,7 @@
           <w:lang w:val="en-US"/>
         </w:rPr>
       </w:pPr>
-      <w:bookmarkStart w:id="26" w:name="_Toc224833776"/>
+      <w:bookmarkStart w:id="26" w:name="_Toc224834884"/>
       <w:r>
         <w:rPr>
           <w:lang w:val="en-US"/>
@@ -14615,7 +14706,7 @@
         </w:rPr>
       </w:pPr>
       <w:bookmarkStart w:id="27" w:name="_Toc223791340"/>
-      <w:bookmarkStart w:id="28" w:name="_Toc224833777"/>
+      <w:bookmarkStart w:id="28" w:name="_Toc224834885"/>
       <w:r>
         <w:rPr>
           <w:lang w:val="en-US"/>
@@ -15699,7 +15790,7 @@
           <w:lang w:val="en-US"/>
         </w:rPr>
       </w:pPr>
-      <w:bookmarkStart w:id="30" w:name="_Toc224833778"/>
+      <w:bookmarkStart w:id="30" w:name="_Toc224834886"/>
       <w:r>
         <w:rPr>
           <w:lang w:val="en-US"/>
@@ -15758,7 +15849,7 @@
           <w:lang w:val="en-US"/>
         </w:rPr>
       </w:pPr>
-      <w:bookmarkStart w:id="31" w:name="_Toc224833779"/>
+      <w:bookmarkStart w:id="31" w:name="_Toc224834887"/>
       <w:r>
         <w:rPr>
           <w:lang w:val="en-US"/>
@@ -15872,7 +15963,7 @@
           <w:lang w:val="en-US"/>
         </w:rPr>
       </w:pPr>
-      <w:bookmarkStart w:id="32" w:name="_Toc224833780"/>
+      <w:bookmarkStart w:id="32" w:name="_Toc224834888"/>
       <w:r>
         <w:rPr>
           <w:lang w:val="en-US"/>
@@ -15981,7 +16072,7 @@
           <w:lang w:val="en-US"/>
         </w:rPr>
       </w:pPr>
-      <w:bookmarkStart w:id="34" w:name="_Toc224833781"/>
+      <w:bookmarkStart w:id="34" w:name="_Toc224834889"/>
       <w:r>
         <w:rPr>
           <w:lang w:val="en-US"/>
@@ -16138,7 +16229,7 @@
           <w:lang w:val="en-US"/>
         </w:rPr>
       </w:pPr>
-      <w:bookmarkStart w:id="36" w:name="_Toc224833782"/>
+      <w:bookmarkStart w:id="36" w:name="_Toc224834890"/>
       <w:r>
         <w:rPr>
           <w:lang w:val="en-US"/>
@@ -16298,7 +16389,7 @@
       <w:pPr>
         <w:pStyle w:val="Heading2"/>
       </w:pPr>
-      <w:bookmarkStart w:id="37" w:name="_Toc224833783"/>
+      <w:bookmarkStart w:id="37" w:name="_Toc224834891"/>
       <w:r>
         <w:t xml:space="preserve">4.  </w:t>
       </w:r>
@@ -16388,12 +16479,16 @@
         <w:ind w:left="630"/>
         <w:jc w:val="center"/>
         <w:rPr>
+          <w:sz w:val="32"/>
+          <w:szCs w:val="32"/>
           <w:lang w:val="en-US"/>
         </w:rPr>
       </w:pPr>
-      <w:bookmarkStart w:id="39" w:name="_Toc224833784"/>
-      <w:r>
-        <w:rPr>
+      <w:bookmarkStart w:id="39" w:name="_Toc224834892"/>
+      <w:r>
+        <w:rPr>
+          <w:sz w:val="32"/>
+          <w:szCs w:val="32"/>
           <w:lang w:val="en-US"/>
         </w:rPr>
         <w:lastRenderedPageBreak/>
@@ -16402,12 +16497,16 @@
       <w:bookmarkEnd w:id="38"/>
       <w:r>
         <w:rPr>
+          <w:sz w:val="32"/>
+          <w:szCs w:val="32"/>
           <w:lang w:val="en-US"/>
         </w:rPr>
         <w:t xml:space="preserve">Literature Review and Technical </w:t>
       </w:r>
       <w:r>
         <w:rPr>
+          <w:sz w:val="32"/>
+          <w:szCs w:val="32"/>
           <w:lang w:val="en-US"/>
         </w:rPr>
         <w:t>Framework</w:t>
@@ -16475,7 +16574,7 @@
           <w:lang w:val="en-US"/>
         </w:rPr>
       </w:pPr>
-      <w:bookmarkStart w:id="40" w:name="_Toc224833785"/>
+      <w:bookmarkStart w:id="40" w:name="_Toc224834893"/>
       <w:r>
         <w:rPr>
           <w:lang w:val="en-US"/>
@@ -16512,7 +16611,7 @@
           <w:lang w:val="en-US"/>
         </w:rPr>
       </w:pPr>
-      <w:bookmarkStart w:id="41" w:name="_Toc224833786"/>
+      <w:bookmarkStart w:id="41" w:name="_Toc224834894"/>
       <w:r>
         <w:rPr>
           <w:lang w:val="en-US"/>
@@ -16528,7 +16627,7 @@
           <w:lang w:val="en-US"/>
         </w:rPr>
       </w:pPr>
-      <w:bookmarkStart w:id="42" w:name="_Toc224833787"/>
+      <w:bookmarkStart w:id="42" w:name="_Toc224834895"/>
       <w:r>
         <w:rPr>
           <w:lang w:val="en-US"/>
@@ -16588,12 +16687,11 @@
           <w:lang w:val="en-US"/>
         </w:rPr>
       </w:pPr>
-      <w:bookmarkStart w:id="43" w:name="_Toc224833788"/>
-      <w:r>
-        <w:rPr>
-          <w:lang w:val="en-US"/>
-        </w:rPr>
-        <w:lastRenderedPageBreak/>
+      <w:bookmarkStart w:id="43" w:name="_Toc224834896"/>
+      <w:r>
+        <w:rPr>
+          <w:lang w:val="en-US"/>
+        </w:rPr>
         <w:t>2</w:t>
       </w:r>
       <w:r>
@@ -16626,6 +16724,7 @@
           <w:szCs w:val="24"/>
           <w:lang w:val="en-US"/>
         </w:rPr>
+        <w:lastRenderedPageBreak/>
         <w:t xml:space="preserve">Selecting </w:t>
       </w:r>
       <w:r>
@@ -17670,7 +17769,7 @@
           <w:lang w:val="en-US"/>
         </w:rPr>
       </w:pPr>
-      <w:bookmarkStart w:id="45" w:name="_Toc224833789"/>
+      <w:bookmarkStart w:id="45" w:name="_Toc224834897"/>
       <w:r>
         <w:rPr>
           <w:lang w:val="en-US"/>
@@ -17686,7 +17785,7 @@
           <w:lang w:val="en-US"/>
         </w:rPr>
       </w:pPr>
-      <w:bookmarkStart w:id="46" w:name="_Toc224833790"/>
+      <w:bookmarkStart w:id="46" w:name="_Toc224834898"/>
       <w:r>
         <w:rPr>
           <w:lang w:val="en-US"/>
@@ -17750,8 +17849,14 @@
         <w:rPr>
           <w:lang w:val="en-US"/>
         </w:rPr>
+        <w:t xml:space="preserve">Key characteristics of an effective PMIS in this context include: role-differentiated access (so that clients see only their own projects, designers see only their assignments, and managers have </w:t>
+      </w:r>
+      <w:r>
+        <w:rPr>
+          <w:lang w:val="en-US"/>
+        </w:rPr>
         <w:lastRenderedPageBreak/>
-        <w:t>Key characteristics of an effective PMIS in this context include: role-differentiated access (so that clients see only their own projects, designers see only their assignments, and managers have complete visibility); real-time status updates (task status, hours logged against budget); and direct integration between task management and financial tracking (so that logged hours translate immediately into budget consumption data without manual consolidation).</w:t>
+        <w:t>complete visibility); real-time status updates (task status, hours logged against budget); and direct integration between task management and financial tracking (so that logged hours translate immediately into budget consumption data without manual consolidation).</w:t>
       </w:r>
     </w:p>
     <w:p>
@@ -17761,7 +17866,7 @@
           <w:lang w:val="en-US"/>
         </w:rPr>
       </w:pPr>
-      <w:bookmarkStart w:id="47" w:name="_Toc224833791"/>
+      <w:bookmarkStart w:id="47" w:name="_Toc224834899"/>
       <w:r>
         <w:rPr>
           <w:lang w:val="en-US"/>
@@ -18668,7 +18773,7 @@
           <w:lang w:val="en-US"/>
         </w:rPr>
       </w:pPr>
-      <w:bookmarkStart w:id="49" w:name="_Toc224833792"/>
+      <w:bookmarkStart w:id="49" w:name="_Toc224834900"/>
       <w:r>
         <w:rPr>
           <w:lang w:val="en-US"/>
@@ -18684,7 +18789,7 @@
           <w:lang w:val="en-US"/>
         </w:rPr>
       </w:pPr>
-      <w:bookmarkStart w:id="50" w:name="_Toc224833793"/>
+      <w:bookmarkStart w:id="50" w:name="_Toc224834901"/>
       <w:r>
         <w:rPr>
           <w:lang w:val="en-US"/>
@@ -18718,21 +18823,21 @@
         <w:rPr>
           <w:lang w:val="en-US"/>
         </w:rPr>
+        <w:t>frontend</w:t>
+      </w:r>
+      <w:proofErr w:type="gramEnd"/>
+      <w:r>
+        <w:rPr>
+          <w:lang w:val="en-US"/>
+        </w:rPr>
+        <w:t xml:space="preserve"> and backend can be developed, tested, and deployed independently; the API can be consumed by future clients (mobile apps, integrations) without changes; and authentication and </w:t>
+      </w:r>
+      <w:proofErr w:type="spellStart"/>
+      <w:r>
+        <w:rPr>
+          <w:lang w:val="en-US"/>
+        </w:rPr>
         <w:lastRenderedPageBreak/>
-        <w:t>frontend</w:t>
-      </w:r>
-      <w:proofErr w:type="gramEnd"/>
-      <w:r>
-        <w:rPr>
-          <w:lang w:val="en-US"/>
-        </w:rPr>
-        <w:t xml:space="preserve"> and backend can be developed, tested, and deployed independently; the API can be consumed by future clients (mobile apps, integrations) without changes; and authentication and </w:t>
-      </w:r>
-      <w:proofErr w:type="spellStart"/>
-      <w:r>
-        <w:rPr>
-          <w:lang w:val="en-US"/>
-        </w:rPr>
         <w:t>authorisation</w:t>
       </w:r>
       <w:proofErr w:type="spellEnd"/>
@@ -18803,7 +18908,7 @@
           <w:lang w:val="en-US"/>
         </w:rPr>
       </w:pPr>
-      <w:bookmarkStart w:id="52" w:name="_Toc224833794"/>
+      <w:bookmarkStart w:id="52" w:name="_Toc224834902"/>
       <w:r>
         <w:rPr>
           <w:lang w:val="en-US"/>
@@ -20067,7 +20172,25 @@
                 <w:szCs w:val="20"/>
                 <w:lang w:val="en-US"/>
               </w:rPr>
-              <w:t>React-native charting library built on D3. Declarative and composable — well-suited for BI dashboards with dynamic data.</w:t>
+              <w:t xml:space="preserve">React-native charting library </w:t>
+            </w:r>
+            <w:proofErr w:type="gramStart"/>
+            <w:r>
+              <w:rPr>
+                <w:sz w:val="20"/>
+                <w:szCs w:val="20"/>
+                <w:lang w:val="en-US"/>
+              </w:rPr>
+              <w:t>built</w:t>
+            </w:r>
+            <w:proofErr w:type="gramEnd"/>
+            <w:r>
+              <w:rPr>
+                <w:sz w:val="20"/>
+                <w:szCs w:val="20"/>
+                <w:lang w:val="en-US"/>
+              </w:rPr>
+              <w:t xml:space="preserve"> on D3. Declarative and composable — well-suited for BI dashboards with dynamic data.</w:t>
             </w:r>
           </w:p>
         </w:tc>
@@ -20238,7 +20361,6 @@
                 <w:sz w:val="20"/>
                 <w:szCs w:val="20"/>
               </w:rPr>
-              <w:lastRenderedPageBreak/>
               <w:t>PDF</w:t>
             </w:r>
             <w:r>
@@ -20353,6 +20475,7 @@
                 <w:sz w:val="20"/>
                 <w:szCs w:val="20"/>
               </w:rPr>
+              <w:lastRenderedPageBreak/>
               <w:t>Excel</w:t>
             </w:r>
             <w:r>
@@ -20667,7 +20790,7 @@
       <w:pPr>
         <w:pStyle w:val="Heading3"/>
       </w:pPr>
-      <w:bookmarkStart w:id="54" w:name="_Toc224833795"/>
+      <w:bookmarkStart w:id="54" w:name="_Toc224834903"/>
       <w:r>
         <w:t xml:space="preserve">4.3   </w:t>
       </w:r>
@@ -20763,7 +20886,7 @@
       <w:pPr>
         <w:pStyle w:val="Heading2"/>
       </w:pPr>
-      <w:bookmarkStart w:id="55" w:name="_Toc224833796"/>
+      <w:bookmarkStart w:id="55" w:name="_Toc224834904"/>
       <w:r>
         <w:t xml:space="preserve">5.  </w:t>
       </w:r>
@@ -20871,7 +20994,6 @@
           <w:bCs/>
           <w:lang w:val="en-US"/>
         </w:rPr>
-        <w:lastRenderedPageBreak/>
         <w:t xml:space="preserve">H3: </w:t>
       </w:r>
       <w:r>
@@ -20895,6 +21017,7 @@
           <w:bCs/>
           <w:lang w:val="en-US"/>
         </w:rPr>
+        <w:lastRenderedPageBreak/>
         <w:t xml:space="preserve">H4: </w:t>
       </w:r>
       <w:r>
@@ -20911,7 +21034,7 @@
           <w:lang w:val="en-US"/>
         </w:rPr>
       </w:pPr>
-      <w:bookmarkStart w:id="56" w:name="_Toc224833797"/>
+      <w:bookmarkStart w:id="56" w:name="_Toc224834905"/>
       <w:r>
         <w:rPr>
           <w:lang w:val="en-US"/>
@@ -20997,35 +21120,48 @@
           <w:bottom w:val="single" w:sz="6" w:space="4" w:color="1F3864"/>
         </w:pBdr>
         <w:spacing w:before="360"/>
-        <w:ind w:left="1440"/>
         <w:jc w:val="center"/>
         <w:rPr>
+          <w:sz w:val="32"/>
+          <w:szCs w:val="32"/>
           <w:lang w:val="en-US"/>
         </w:rPr>
       </w:pPr>
-      <w:bookmarkStart w:id="57" w:name="_Toc223782525"/>
-      <w:bookmarkStart w:id="58" w:name="_Toc224833798"/>
-      <w:r>
-        <w:rPr>
+      <w:bookmarkStart w:id="57" w:name="_Toc224834906"/>
+      <w:r>
+        <w:rPr>
+          <w:sz w:val="32"/>
+          <w:szCs w:val="32"/>
           <w:lang w:val="en-US"/>
         </w:rPr>
         <w:lastRenderedPageBreak/>
-        <w:t xml:space="preserve">Chapter 3 — </w:t>
-      </w:r>
-      <w:r>
-        <w:rPr>
-          <w:lang w:val="en-US"/>
-        </w:rPr>
-        <w:t xml:space="preserve">Sprint 0: </w:t>
-      </w:r>
-      <w:r>
-        <w:rPr>
-          <w:lang w:val="en-US"/>
-        </w:rPr>
-        <w:t>Requirements Specification and System Design</w:t>
+        <w:t xml:space="preserve">Chapter </w:t>
+      </w:r>
+      <w:r>
+        <w:rPr>
+          <w:sz w:val="32"/>
+          <w:szCs w:val="32"/>
+          <w:lang w:val="en-US"/>
+        </w:rPr>
+        <w:t>3</w:t>
+      </w:r>
+      <w:r>
+        <w:rPr>
+          <w:sz w:val="32"/>
+          <w:szCs w:val="32"/>
+          <w:lang w:val="en-US"/>
+        </w:rPr>
+        <w:t xml:space="preserve"> — </w:t>
+      </w:r>
+      <w:r>
+        <w:rPr>
+          <w:sz w:val="32"/>
+          <w:szCs w:val="32"/>
+          <w:lang w:val="en-US"/>
+        </w:rPr>
+        <w:t>Sprint 0: Requirements Specification and System Design</w:t>
       </w:r>
       <w:bookmarkEnd w:id="57"/>
-      <w:bookmarkEnd w:id="58"/>
     </w:p>
     <w:p>
       <w:pPr>
@@ -21070,7 +21206,7 @@
           <w:lang w:val="en-US"/>
         </w:rPr>
       </w:pPr>
-      <w:bookmarkStart w:id="59" w:name="_Toc224833799"/>
+      <w:bookmarkStart w:id="58" w:name="_Toc224834907"/>
       <w:r>
         <w:rPr>
           <w:lang w:val="en-US"/>
@@ -21088,72 +21224,72 @@
           <w:lang w:val="en-US"/>
         </w:rPr>
         <w:t>Introduction</w:t>
+      </w:r>
+      <w:bookmarkEnd w:id="58"/>
+    </w:p>
+    <w:p>
+      <w:pPr>
+        <w:spacing w:before="60" w:after="60" w:line="360" w:lineRule="auto"/>
+        <w:rPr>
+          <w:lang w:val="en-US"/>
+        </w:rPr>
+      </w:pPr>
+      <w:r>
+        <w:rPr>
+          <w:lang w:val="en-US"/>
+        </w:rPr>
+        <w:t>This chapter documents Sprint 0 in full. It begins with a structured requirements capture, then presents the Scrum planning artefacts (product backlog, use case diagrams, Gantt chart), the interface wireframes, the hardware and software development environment, the system architecture, and the global data model.</w:t>
+      </w:r>
+    </w:p>
+    <w:p>
+      <w:pPr>
+        <w:pStyle w:val="Heading2"/>
+        <w:rPr>
+          <w:lang w:val="en-US"/>
+        </w:rPr>
+      </w:pPr>
+      <w:bookmarkStart w:id="59" w:name="_Toc224834908"/>
+      <w:r>
+        <w:rPr>
+          <w:lang w:val="en-US"/>
+        </w:rPr>
+        <w:t xml:space="preserve">2.  Requirements </w:t>
+      </w:r>
+      <w:r>
+        <w:rPr>
+          <w:lang w:val="en-US"/>
+        </w:rPr>
+        <w:t>Capture</w:t>
       </w:r>
       <w:bookmarkEnd w:id="59"/>
     </w:p>
     <w:p>
       <w:pPr>
-        <w:spacing w:before="60" w:after="60" w:line="360" w:lineRule="auto"/>
+        <w:pStyle w:val="Heading3"/>
         <w:rPr>
           <w:lang w:val="en-US"/>
         </w:rPr>
       </w:pPr>
-      <w:r>
-        <w:rPr>
-          <w:lang w:val="en-US"/>
-        </w:rPr>
-        <w:t>This chapter documents Sprint 0 in full. It begins with a structured requirements capture, then presents the Scrum planning artefacts (product backlog, use case diagrams, Gantt chart), the interface wireframes, the hardware and software development environment, the system architecture, and the global data model.</w:t>
-      </w:r>
-    </w:p>
-    <w:p>
-      <w:pPr>
-        <w:pStyle w:val="Heading2"/>
-        <w:rPr>
-          <w:lang w:val="en-US"/>
-        </w:rPr>
-      </w:pPr>
-      <w:bookmarkStart w:id="60" w:name="_Toc224833800"/>
-      <w:r>
-        <w:rPr>
-          <w:lang w:val="en-US"/>
-        </w:rPr>
-        <w:t xml:space="preserve">2.  Requirements </w:t>
-      </w:r>
-      <w:r>
-        <w:rPr>
-          <w:lang w:val="en-US"/>
-        </w:rPr>
-        <w:t>Capture</w:t>
+      <w:bookmarkStart w:id="60" w:name="_Toc224834909"/>
+      <w:r>
+        <w:rPr>
+          <w:lang w:val="en-US"/>
+        </w:rPr>
+        <w:t>2</w:t>
+      </w:r>
+      <w:r>
+        <w:rPr>
+          <w:lang w:val="en-US"/>
+        </w:rPr>
+        <w:t xml:space="preserve">.1   </w:t>
+      </w:r>
+      <w:r>
+        <w:rPr>
+          <w:lang w:val="en-US"/>
+        </w:rPr>
+        <w:t>Identification of Actors</w:t>
       </w:r>
       <w:bookmarkEnd w:id="60"/>
-    </w:p>
-    <w:p>
-      <w:pPr>
-        <w:pStyle w:val="Heading3"/>
-        <w:rPr>
-          <w:lang w:val="en-US"/>
-        </w:rPr>
-      </w:pPr>
-      <w:bookmarkStart w:id="61" w:name="_Toc224833801"/>
-      <w:r>
-        <w:rPr>
-          <w:lang w:val="en-US"/>
-        </w:rPr>
-        <w:t>2</w:t>
-      </w:r>
-      <w:r>
-        <w:rPr>
-          <w:lang w:val="en-US"/>
-        </w:rPr>
-        <w:t xml:space="preserve">.1   </w:t>
-      </w:r>
-      <w:r>
-        <w:rPr>
-          <w:lang w:val="en-US"/>
-        </w:rPr>
-        <w:t>Identification of Actors</w:t>
-      </w:r>
-      <w:bookmarkEnd w:id="61"/>
     </w:p>
     <w:p>
       <w:pPr>
@@ -21881,7 +22017,7 @@
           <w:lang w:val="en-US"/>
         </w:rPr>
       </w:pPr>
-      <w:bookmarkStart w:id="62" w:name="_Toc224833877"/>
+      <w:bookmarkStart w:id="61" w:name="_Toc224833877"/>
       <w:r>
         <w:rPr>
           <w:lang w:val="en-US"/>
@@ -21925,7 +22061,7 @@
         </w:rPr>
         <w:t>: Identified Actors and Their Roles</w:t>
       </w:r>
-      <w:bookmarkEnd w:id="62"/>
+      <w:bookmarkEnd w:id="61"/>
     </w:p>
     <w:p>
       <w:pPr>
@@ -21934,7 +22070,7 @@
           <w:lang w:val="en-US"/>
         </w:rPr>
       </w:pPr>
-      <w:bookmarkStart w:id="63" w:name="_Toc224833802"/>
+      <w:bookmarkStart w:id="62" w:name="_Toc224834910"/>
       <w:r>
         <w:rPr>
           <w:lang w:val="en-US"/>
@@ -21942,7 +22078,7 @@
         <w:lastRenderedPageBreak/>
         <w:t>2.2   Functional Requirements</w:t>
       </w:r>
-      <w:bookmarkEnd w:id="63"/>
+      <w:bookmarkEnd w:id="62"/>
     </w:p>
     <w:p>
       <w:pPr>
@@ -24430,7 +24566,7 @@
           <w:lang w:val="en-US"/>
         </w:rPr>
       </w:pPr>
-      <w:bookmarkStart w:id="64" w:name="_Toc224833878"/>
+      <w:bookmarkStart w:id="63" w:name="_Toc224833878"/>
       <w:r>
         <w:rPr>
           <w:lang w:val="en-US"/>
@@ -24474,7 +24610,7 @@
         </w:rPr>
         <w:t>: Functional Requirements by Role</w:t>
       </w:r>
-      <w:bookmarkEnd w:id="64"/>
+      <w:bookmarkEnd w:id="63"/>
     </w:p>
     <w:p>
       <w:pPr>
@@ -24483,7 +24619,7 @@
           <w:lang w:val="en-US"/>
         </w:rPr>
       </w:pPr>
-      <w:bookmarkStart w:id="65" w:name="_Toc224833803"/>
+      <w:bookmarkStart w:id="64" w:name="_Toc224834911"/>
       <w:r>
         <w:rPr>
           <w:lang w:val="en-US"/>
@@ -24508,7 +24644,7 @@
         </w:rPr>
         <w:t xml:space="preserve">   Non-Functional Requirements</w:t>
       </w:r>
-      <w:bookmarkEnd w:id="65"/>
+      <w:bookmarkEnd w:id="64"/>
     </w:p>
     <w:p>
       <w:pPr>
@@ -26227,7 +26363,7 @@
           <w:lang w:val="en-US"/>
         </w:rPr>
       </w:pPr>
-      <w:bookmarkStart w:id="66" w:name="_Toc224833879"/>
+      <w:bookmarkStart w:id="65" w:name="_Toc224833879"/>
       <w:r>
         <w:t xml:space="preserve">Table </w:t>
       </w:r>
@@ -26257,14 +26393,14 @@
       <w:r>
         <w:t>Requirements</w:t>
       </w:r>
-      <w:bookmarkEnd w:id="66"/>
+      <w:bookmarkEnd w:id="65"/>
       <w:proofErr w:type="spellEnd"/>
     </w:p>
     <w:p>
       <w:pPr>
         <w:pStyle w:val="Heading3"/>
       </w:pPr>
-      <w:bookmarkStart w:id="67" w:name="_Toc224833804"/>
+      <w:bookmarkStart w:id="66" w:name="_Toc224834912"/>
       <w:r>
         <w:t xml:space="preserve">2.4   </w:t>
       </w:r>
@@ -26276,7 +26412,7 @@
       <w:r>
         <w:t xml:space="preserve"> and Permissions Matrix</w:t>
       </w:r>
-      <w:bookmarkEnd w:id="67"/>
+      <w:bookmarkEnd w:id="66"/>
     </w:p>
     <w:tbl>
       <w:tblPr>
@@ -28629,7 +28765,7 @@
       <w:pPr>
         <w:pStyle w:val="Caption"/>
       </w:pPr>
-      <w:bookmarkStart w:id="68" w:name="_Toc224833880"/>
+      <w:bookmarkStart w:id="67" w:name="_Toc224833880"/>
       <w:r>
         <w:t xml:space="preserve">Table </w:t>
       </w:r>
@@ -28655,7 +28791,7 @@
       <w:r>
         <w:t xml:space="preserve"> and Permissions Matrix</w:t>
       </w:r>
-      <w:bookmarkEnd w:id="68"/>
+      <w:bookmarkEnd w:id="67"/>
     </w:p>
     <w:p>
       <w:pPr>
@@ -28683,12 +28819,12 @@
       <w:pPr>
         <w:pStyle w:val="Heading2"/>
       </w:pPr>
-      <w:bookmarkStart w:id="69" w:name="_Toc224833805"/>
+      <w:bookmarkStart w:id="68" w:name="_Toc224834913"/>
       <w:r>
         <w:lastRenderedPageBreak/>
         <w:t>3.  Global Use Case Diagram</w:t>
       </w:r>
-      <w:bookmarkEnd w:id="69"/>
+      <w:bookmarkEnd w:id="68"/>
     </w:p>
     <w:p>
       <w:pPr>
@@ -28735,7 +28871,7 @@
           <w:lang w:val="en-US"/>
         </w:rPr>
       </w:pPr>
-      <w:bookmarkStart w:id="70" w:name="_Toc224833855"/>
+      <w:bookmarkStart w:id="69" w:name="_Toc224833855"/>
       <w:r>
         <w:rPr>
           <w:lang w:val="en-US"/>
@@ -28770,7 +28906,7 @@
         </w:rPr>
         <w:t>: Use Case Diagram — Global View</w:t>
       </w:r>
-      <w:bookmarkEnd w:id="70"/>
+      <w:bookmarkEnd w:id="69"/>
     </w:p>
     <w:p>
       <w:pPr>
@@ -28792,7 +28928,7 @@
           <w:lang w:val="en-US"/>
         </w:rPr>
       </w:pPr>
-      <w:bookmarkStart w:id="71" w:name="_Toc224833856"/>
+      <w:bookmarkStart w:id="70" w:name="_Toc224833856"/>
       <w:r>
         <w:rPr>
           <w:lang w:val="en-US"/>
@@ -28826,6 +28962,63 @@
           <w:lang w:val="en-US"/>
         </w:rPr>
         <w:t>: Use Case Diagram — Manager Role</w:t>
+      </w:r>
+      <w:bookmarkEnd w:id="70"/>
+    </w:p>
+    <w:p>
+      <w:pPr>
+        <w:spacing w:before="80" w:after="280" w:line="360" w:lineRule="auto"/>
+        <w:jc w:val="center"/>
+        <w:rPr>
+          <w:i/>
+          <w:iCs/>
+          <w:sz w:val="20"/>
+          <w:szCs w:val="20"/>
+          <w:lang w:val="en-US"/>
+        </w:rPr>
+      </w:pPr>
+    </w:p>
+    <w:p>
+      <w:pPr>
+        <w:pStyle w:val="Caption"/>
+        <w:rPr>
+          <w:lang w:val="en-US"/>
+        </w:rPr>
+      </w:pPr>
+      <w:bookmarkStart w:id="71" w:name="_Toc224833857"/>
+      <w:r>
+        <w:rPr>
+          <w:lang w:val="en-US"/>
+        </w:rPr>
+        <w:t xml:space="preserve">Figure </w:t>
+      </w:r>
+      <w:r>
+        <w:fldChar w:fldCharType="begin"/>
+      </w:r>
+      <w:r>
+        <w:rPr>
+          <w:lang w:val="en-US"/>
+        </w:rPr>
+        <w:instrText xml:space="preserve"> SEQ Figure \* ARABIC </w:instrText>
+      </w:r>
+      <w:r>
+        <w:fldChar w:fldCharType="separate"/>
+      </w:r>
+      <w:r>
+        <w:rPr>
+          <w:noProof/>
+          <w:lang w:val="en-US"/>
+        </w:rPr>
+        <w:t>8</w:t>
+      </w:r>
+      <w:r>
+        <w:fldChar w:fldCharType="end"/>
+      </w:r>
+      <w:r>
+        <w:rPr>
+          <w:lang w:val="en-US"/>
+        </w:rPr>
+        <w:t>: : Use Case Diagram — Designer Role</w:t>
       </w:r>
       <w:bookmarkEnd w:id="71"/>
     </w:p>
@@ -28846,10 +29039,14 @@
       <w:pPr>
         <w:pStyle w:val="Caption"/>
         <w:rPr>
+          <w:i w:val="0"/>
+          <w:iCs w:val="0"/>
+          <w:sz w:val="20"/>
+          <w:szCs w:val="20"/>
           <w:lang w:val="en-US"/>
         </w:rPr>
       </w:pPr>
-      <w:bookmarkStart w:id="72" w:name="_Toc224833857"/>
+      <w:bookmarkStart w:id="72" w:name="_Toc224833858"/>
       <w:r>
         <w:rPr>
           <w:lang w:val="en-US"/>
@@ -28873,7 +29070,7 @@
           <w:noProof/>
           <w:lang w:val="en-US"/>
         </w:rPr>
-        <w:t>8</w:t>
+        <w:t>9</w:t>
       </w:r>
       <w:r>
         <w:fldChar w:fldCharType="end"/>
@@ -28882,137 +29079,116 @@
         <w:rPr>
           <w:lang w:val="en-US"/>
         </w:rPr>
-        <w:t>: : Use Case Diagram — Designer Role</w:t>
+        <w:t>: Use Case Diagram — Client Role</w:t>
       </w:r>
       <w:bookmarkEnd w:id="72"/>
     </w:p>
     <w:p>
       <w:pPr>
-        <w:spacing w:before="80" w:after="280" w:line="360" w:lineRule="auto"/>
-        <w:jc w:val="center"/>
-        <w:rPr>
-          <w:i/>
-          <w:iCs/>
-          <w:sz w:val="20"/>
-          <w:szCs w:val="20"/>
+        <w:rPr>
+          <w:b/>
+          <w:bCs/>
+          <w:color w:val="2E5496"/>
           <w:lang w:val="en-US"/>
         </w:rPr>
       </w:pPr>
+      <w:r>
+        <w:rPr>
+          <w:lang w:val="en-US"/>
+        </w:rPr>
+        <w:br w:type="page"/>
+      </w:r>
     </w:p>
     <w:p>
       <w:pPr>
-        <w:pStyle w:val="Caption"/>
-        <w:rPr>
-          <w:i w:val="0"/>
-          <w:iCs w:val="0"/>
-          <w:sz w:val="20"/>
-          <w:szCs w:val="20"/>
+        <w:pStyle w:val="Heading2"/>
+        <w:rPr>
           <w:lang w:val="en-US"/>
         </w:rPr>
       </w:pPr>
-      <w:bookmarkStart w:id="73" w:name="_Toc224833858"/>
-      <w:r>
-        <w:rPr>
-          <w:lang w:val="en-US"/>
-        </w:rPr>
-        <w:t xml:space="preserve">Figure </w:t>
-      </w:r>
-      <w:r>
-        <w:fldChar w:fldCharType="begin"/>
-      </w:r>
-      <w:r>
-        <w:rPr>
-          <w:lang w:val="en-US"/>
-        </w:rPr>
-        <w:instrText xml:space="preserve"> SEQ Figure \* ARABIC </w:instrText>
-      </w:r>
-      <w:r>
-        <w:fldChar w:fldCharType="separate"/>
-      </w:r>
-      <w:r>
-        <w:rPr>
-          <w:noProof/>
-          <w:lang w:val="en-US"/>
-        </w:rPr>
-        <w:t>9</w:t>
-      </w:r>
-      <w:r>
-        <w:fldChar w:fldCharType="end"/>
-      </w:r>
-      <w:r>
-        <w:rPr>
-          <w:lang w:val="en-US"/>
-        </w:rPr>
-        <w:t>: Use Case Diagram — Client Role</w:t>
+      <w:bookmarkStart w:id="73" w:name="_Toc224834914"/>
+      <w:r>
+        <w:rPr>
+          <w:lang w:val="en-US"/>
+        </w:rPr>
+        <w:lastRenderedPageBreak/>
+        <w:t>4</w:t>
+      </w:r>
+      <w:r>
+        <w:rPr>
+          <w:lang w:val="en-US"/>
+        </w:rPr>
+        <w:t>.  Scrum Project Planning</w:t>
       </w:r>
       <w:bookmarkEnd w:id="73"/>
     </w:p>
     <w:p>
       <w:pPr>
-        <w:rPr>
-          <w:b/>
-          <w:bCs/>
-          <w:color w:val="2E5496"/>
+        <w:pStyle w:val="Heading3"/>
+        <w:rPr>
           <w:lang w:val="en-US"/>
         </w:rPr>
       </w:pPr>
-      <w:r>
-        <w:rPr>
-          <w:lang w:val="en-US"/>
-        </w:rPr>
-        <w:br w:type="page"/>
-      </w:r>
-    </w:p>
-    <w:p>
-      <w:pPr>
-        <w:pStyle w:val="Heading2"/>
-        <w:rPr>
-          <w:lang w:val="en-US"/>
-        </w:rPr>
-      </w:pPr>
-      <w:bookmarkStart w:id="74" w:name="_Toc224833806"/>
-      <w:r>
-        <w:rPr>
-          <w:lang w:val="en-US"/>
-        </w:rPr>
-        <w:lastRenderedPageBreak/>
+      <w:bookmarkStart w:id="74" w:name="_Toc224834915"/>
+      <w:r>
+        <w:rPr>
+          <w:lang w:val="en-US"/>
+        </w:rPr>
         <w:t>4</w:t>
       </w:r>
       <w:r>
         <w:rPr>
           <w:lang w:val="en-US"/>
         </w:rPr>
-        <w:t>.  Scrum Project Planning</w:t>
+        <w:t xml:space="preserve">.1   </w:t>
+      </w:r>
+      <w:r>
+        <w:rPr>
+          <w:lang w:val="en-US"/>
+        </w:rPr>
+        <w:t>Scrum Roles and Responsibilities</w:t>
       </w:r>
       <w:bookmarkEnd w:id="74"/>
     </w:p>
     <w:p>
       <w:pPr>
-        <w:pStyle w:val="Heading3"/>
+        <w:spacing w:before="60" w:after="60" w:line="360" w:lineRule="auto"/>
         <w:rPr>
           <w:lang w:val="en-US"/>
         </w:rPr>
       </w:pPr>
-      <w:bookmarkStart w:id="75" w:name="_Toc224833807"/>
-      <w:r>
-        <w:rPr>
-          <w:lang w:val="en-US"/>
-        </w:rPr>
-        <w:t>4</w:t>
-      </w:r>
-      <w:r>
-        <w:rPr>
-          <w:lang w:val="en-US"/>
-        </w:rPr>
-        <w:t xml:space="preserve">.1   </w:t>
-      </w:r>
-      <w:r>
-        <w:rPr>
-          <w:lang w:val="en-US"/>
-        </w:rPr>
-        <w:t>Scrum Roles and Responsibilities</w:t>
-      </w:r>
-      <w:bookmarkEnd w:id="75"/>
+      <w:r>
+        <w:rPr>
+          <w:lang w:val="en-US"/>
+        </w:rPr>
+        <w:t xml:space="preserve">Product Owner: Mr. Jawhar </w:t>
+      </w:r>
+      <w:proofErr w:type="spellStart"/>
+      <w:r>
+        <w:rPr>
+          <w:lang w:val="en-US"/>
+        </w:rPr>
+        <w:t>Letaief</w:t>
+      </w:r>
+      <w:proofErr w:type="spellEnd"/>
+      <w:r>
+        <w:rPr>
+          <w:lang w:val="en-US"/>
+        </w:rPr>
+        <w:t xml:space="preserve"> </w:t>
+      </w:r>
+      <w:r>
+        <w:rPr>
+          <w:lang w:val="en-US"/>
+        </w:rPr>
+        <w:t>d</w:t>
+      </w:r>
+      <w:r>
+        <w:rPr>
+          <w:lang w:val="en-US"/>
+        </w:rPr>
+        <w:t>efines and prioritizes the product backlog and business requirements.</w:t>
+      </w:r>
     </w:p>
     <w:p>
       <w:pPr>
@@ -29025,33 +29201,31 @@
         <w:rPr>
           <w:lang w:val="en-US"/>
         </w:rPr>
-        <w:t xml:space="preserve">Product Owner: Mr. Jawhar </w:t>
-      </w:r>
-      <w:proofErr w:type="spellStart"/>
-      <w:r>
-        <w:rPr>
-          <w:lang w:val="en-US"/>
-        </w:rPr>
-        <w:t>Letaief</w:t>
-      </w:r>
-      <w:proofErr w:type="spellEnd"/>
-      <w:r>
-        <w:rPr>
-          <w:lang w:val="en-US"/>
-        </w:rPr>
-        <w:t xml:space="preserve"> </w:t>
-      </w:r>
-      <w:r>
-        <w:rPr>
-          <w:lang w:val="en-US"/>
-        </w:rPr>
-        <w:t>d</w:t>
-      </w:r>
-      <w:r>
-        <w:rPr>
-          <w:lang w:val="en-US"/>
-        </w:rPr>
-        <w:t>efines and prioritizes the product backlog and business requirements.</w:t>
+        <w:t>Scrum Master</w:t>
+      </w:r>
+      <w:r>
+        <w:rPr>
+          <w:lang w:val="en-US"/>
+        </w:rPr>
+        <w:t xml:space="preserve">: </w:t>
+      </w:r>
+      <w:r>
+        <w:rPr>
+          <w:lang w:val="en-US"/>
+        </w:rPr>
+        <w:t>Mr. Trigui Oma</w:t>
+      </w:r>
+      <w:r>
+        <w:rPr>
+          <w:lang w:val="en-US"/>
+        </w:rPr>
+        <w:t>r m</w:t>
+      </w:r>
+      <w:r>
+        <w:rPr>
+          <w:lang w:val="en-US"/>
+        </w:rPr>
+        <w:t>anages the sprint cycle, facilitates ceremonies, and resolves impediments.</w:t>
       </w:r>
     </w:p>
     <w:p>
@@ -29065,44 +29239,6 @@
         <w:rPr>
           <w:lang w:val="en-US"/>
         </w:rPr>
-        <w:t>Scrum Master</w:t>
-      </w:r>
-      <w:r>
-        <w:rPr>
-          <w:lang w:val="en-US"/>
-        </w:rPr>
-        <w:t xml:space="preserve">: </w:t>
-      </w:r>
-      <w:r>
-        <w:rPr>
-          <w:lang w:val="en-US"/>
-        </w:rPr>
-        <w:t>Mr. Trigui Oma</w:t>
-      </w:r>
-      <w:r>
-        <w:rPr>
-          <w:lang w:val="en-US"/>
-        </w:rPr>
-        <w:t>r m</w:t>
-      </w:r>
-      <w:r>
-        <w:rPr>
-          <w:lang w:val="en-US"/>
-        </w:rPr>
-        <w:t>anages the sprint cycle, facilitates ceremonies, and resolves impediments.</w:t>
-      </w:r>
-    </w:p>
-    <w:p>
-      <w:pPr>
-        <w:spacing w:before="60" w:after="60" w:line="360" w:lineRule="auto"/>
-        <w:rPr>
-          <w:lang w:val="en-US"/>
-        </w:rPr>
-      </w:pPr>
-      <w:r>
-        <w:rPr>
-          <w:lang w:val="en-US"/>
-        </w:rPr>
         <w:t xml:space="preserve">Developer: Mahdi </w:t>
       </w:r>
       <w:proofErr w:type="spellStart"/>
@@ -29145,7 +29281,7 @@
           <w:lang w:val="en-US"/>
         </w:rPr>
       </w:pPr>
-      <w:bookmarkStart w:id="76" w:name="_Toc224833808"/>
+      <w:bookmarkStart w:id="75" w:name="_Toc224834916"/>
       <w:r>
         <w:rPr>
           <w:lang w:val="en-US"/>
@@ -29176,7 +29312,7 @@
         </w:rPr>
         <w:t>Product Backlog</w:t>
       </w:r>
-      <w:bookmarkEnd w:id="76"/>
+      <w:bookmarkEnd w:id="75"/>
     </w:p>
     <w:p>
       <w:pPr>
@@ -29730,7 +29866,7 @@
                 <w:szCs w:val="20"/>
                 <w:lang w:val="en-US"/>
               </w:rPr>
-              <w:t>As a Manager/Designer/Client, I want to create my password so that I can secure my account after receiving an invitation.</w:t>
+              <w:t>As a Designer/Client, I want to create my password so that I can secure my account after receiving an invitation.</w:t>
             </w:r>
           </w:p>
         </w:tc>
@@ -33518,7 +33654,7 @@
           <w:lang w:val="en-US"/>
         </w:rPr>
       </w:pPr>
-      <w:bookmarkStart w:id="77" w:name="_Toc224833881"/>
+      <w:bookmarkStart w:id="76" w:name="_Toc224833881"/>
       <w:r>
         <w:rPr>
           <w:lang w:val="en-US"/>
@@ -33574,7 +33710,7 @@
         </w:rPr>
         <w:t>Product Backlog</w:t>
       </w:r>
-      <w:bookmarkEnd w:id="77"/>
+      <w:bookmarkEnd w:id="76"/>
     </w:p>
     <w:p>
       <w:pPr>
@@ -33599,7 +33735,7 @@
           <w:lang w:val="en-US"/>
         </w:rPr>
       </w:pPr>
-      <w:bookmarkStart w:id="78" w:name="_Toc224833809"/>
+      <w:bookmarkStart w:id="77" w:name="_Toc224834917"/>
       <w:r>
         <w:rPr>
           <w:lang w:val="en-US"/>
@@ -33631,7 +33767,7 @@
         </w:rPr>
         <w:t>Sprint Planning Overview</w:t>
       </w:r>
-      <w:bookmarkEnd w:id="78"/>
+      <w:bookmarkEnd w:id="77"/>
     </w:p>
     <w:p>
       <w:pPr>
@@ -33645,7 +33781,19 @@
         <w:rPr>
           <w:lang w:val="en-US"/>
         </w:rPr>
-        <w:t xml:space="preserve">The 22 user stories are distributed across six 2-week sprints, ordered by priority and inter-sprint dependency. The table below provides a high-level view of each sprint's goal, </w:t>
+        <w:t>The 2</w:t>
+      </w:r>
+      <w:r>
+        <w:rPr>
+          <w:lang w:val="en-US"/>
+        </w:rPr>
+        <w:t>1</w:t>
+      </w:r>
+      <w:r>
+        <w:rPr>
+          <w:lang w:val="en-US"/>
+        </w:rPr>
+        <w:t xml:space="preserve"> user stories are distributed across six 2-week sprints, ordered by priority and inter-sprint dependency. The table below provides a high-level view of each sprint's goal, </w:t>
       </w:r>
       <w:proofErr w:type="gramStart"/>
       <w:r>
@@ -35050,7 +35198,7 @@
           <w:lang w:val="en-US"/>
         </w:rPr>
       </w:pPr>
-      <w:bookmarkStart w:id="79" w:name="_Toc224833882"/>
+      <w:bookmarkStart w:id="78" w:name="_Toc224833882"/>
       <w:r>
         <w:rPr>
           <w:lang w:val="en-US"/>
@@ -35094,7 +35242,7 @@
         </w:rPr>
         <w:t>: Sprint Planning Overview</w:t>
       </w:r>
-      <w:bookmarkEnd w:id="79"/>
+      <w:bookmarkEnd w:id="78"/>
     </w:p>
     <w:p>
       <w:pPr>
@@ -35119,7 +35267,7 @@
           <w:lang w:val="en-US"/>
         </w:rPr>
       </w:pPr>
-      <w:bookmarkStart w:id="80" w:name="_Toc224833810"/>
+      <w:bookmarkStart w:id="79" w:name="_Toc224834918"/>
       <w:r>
         <w:rPr>
           <w:lang w:val="en-US"/>
@@ -35151,7 +35299,7 @@
         </w:rPr>
         <w:t>Project Gantt Chart</w:t>
       </w:r>
-      <w:bookmarkEnd w:id="80"/>
+      <w:bookmarkEnd w:id="79"/>
     </w:p>
     <w:p>
       <w:pPr>
@@ -35190,7 +35338,7 @@
           <w:lang w:val="en-US"/>
         </w:rPr>
       </w:pPr>
-      <w:bookmarkStart w:id="81" w:name="_Toc224833859"/>
+      <w:bookmarkStart w:id="80" w:name="_Toc224833859"/>
       <w:r>
         <w:rPr>
           <w:lang w:val="en-US"/>
@@ -35225,13 +35373,13 @@
         </w:rPr>
         <w:t>: : Gantt Chart — Six-Sprint Development Timeline</w:t>
       </w:r>
-      <w:bookmarkEnd w:id="81"/>
+      <w:bookmarkEnd w:id="80"/>
     </w:p>
     <w:p>
       <w:pPr>
         <w:pStyle w:val="Heading2"/>
       </w:pPr>
-      <w:bookmarkStart w:id="82" w:name="_Toc224833811"/>
+      <w:bookmarkStart w:id="81" w:name="_Toc224834919"/>
       <w:r>
         <w:t>5.</w:t>
       </w:r>
@@ -35253,7 +35401,7 @@
       <w:r>
         <w:t>Environment</w:t>
       </w:r>
-      <w:bookmarkEnd w:id="82"/>
+      <w:bookmarkEnd w:id="81"/>
       <w:proofErr w:type="spellEnd"/>
     </w:p>
     <w:p>
@@ -35263,14 +35411,14 @@
           <w:lang w:val="en-US"/>
         </w:rPr>
       </w:pPr>
-      <w:bookmarkStart w:id="83" w:name="_Toc224833812"/>
+      <w:bookmarkStart w:id="82" w:name="_Toc224834920"/>
       <w:r>
         <w:rPr>
           <w:lang w:val="en-US"/>
         </w:rPr>
         <w:t>5.1   Hardware Environment</w:t>
       </w:r>
-      <w:bookmarkEnd w:id="83"/>
+      <w:bookmarkEnd w:id="82"/>
     </w:p>
     <w:tbl>
       <w:tblPr>
@@ -35869,7 +36017,7 @@
           <w:lang w:val="en-US"/>
         </w:rPr>
       </w:pPr>
-      <w:bookmarkStart w:id="84" w:name="_Toc224833883"/>
+      <w:bookmarkStart w:id="83" w:name="_Toc224833883"/>
       <w:r>
         <w:t xml:space="preserve">Table </w:t>
       </w:r>
@@ -35899,7 +36047,7 @@
       <w:r>
         <w:t>Environment</w:t>
       </w:r>
-      <w:bookmarkEnd w:id="84"/>
+      <w:bookmarkEnd w:id="83"/>
       <w:proofErr w:type="spellEnd"/>
     </w:p>
     <w:p>
@@ -35909,14 +36057,14 @@
           <w:lang w:val="en-US"/>
         </w:rPr>
       </w:pPr>
-      <w:bookmarkStart w:id="85" w:name="_Toc224833813"/>
+      <w:bookmarkStart w:id="84" w:name="_Toc224834921"/>
       <w:r>
         <w:rPr>
           <w:lang w:val="en-US"/>
         </w:rPr>
         <w:t>5.2   Software and Development Tools</w:t>
       </w:r>
-      <w:bookmarkEnd w:id="85"/>
+      <w:bookmarkEnd w:id="84"/>
     </w:p>
     <w:tbl>
       <w:tblPr>
@@ -37545,7 +37693,7 @@
           <w:lang w:val="en-US"/>
         </w:rPr>
       </w:pPr>
-      <w:bookmarkStart w:id="86" w:name="_Toc224833884"/>
+      <w:bookmarkStart w:id="85" w:name="_Toc224833884"/>
       <w:r>
         <w:rPr>
           <w:lang w:val="en-US"/>
@@ -37589,13 +37737,13 @@
         </w:rPr>
         <w:t>: Software and Development Environment</w:t>
       </w:r>
-      <w:bookmarkEnd w:id="86"/>
+      <w:bookmarkEnd w:id="85"/>
     </w:p>
     <w:p>
       <w:pPr>
         <w:pStyle w:val="Heading2"/>
       </w:pPr>
-      <w:bookmarkStart w:id="87" w:name="_Toc224833814"/>
+      <w:bookmarkStart w:id="86" w:name="_Toc224834922"/>
       <w:r>
         <w:t xml:space="preserve">6. </w:t>
       </w:r>
@@ -37604,22 +37752,84 @@
       </w:r>
       <w:r>
         <w:t>System Architecture</w:t>
+      </w:r>
+      <w:bookmarkEnd w:id="86"/>
+    </w:p>
+    <w:p>
+      <w:pPr>
+        <w:pStyle w:val="Heading3"/>
+        <w:rPr>
+          <w:lang w:val="en-US"/>
+        </w:rPr>
+      </w:pPr>
+      <w:bookmarkStart w:id="87" w:name="_Toc224834923"/>
+      <w:r>
+        <w:rPr>
+          <w:lang w:val="en-US"/>
+        </w:rPr>
+        <w:t>6.1   Physical Architecture</w:t>
       </w:r>
       <w:bookmarkEnd w:id="87"/>
     </w:p>
     <w:p>
       <w:pPr>
+        <w:spacing w:before="60" w:after="60" w:line="360" w:lineRule="auto"/>
+        <w:jc w:val="both"/>
+        <w:rPr>
+          <w:lang w:val="en-US"/>
+        </w:rPr>
+      </w:pPr>
+      <w:r>
+        <w:rPr>
+          <w:lang w:val="en-US"/>
+        </w:rPr>
+        <w:t>The system is deployed on Render across three components: a Static Site serving the compiled React SPA (CDN-backed), a Web Service running the Django REST API (</w:t>
+      </w:r>
+      <w:proofErr w:type="spellStart"/>
+      <w:r>
+        <w:rPr>
+          <w:lang w:val="en-US"/>
+        </w:rPr>
+        <w:t>containerised</w:t>
+      </w:r>
+      <w:proofErr w:type="spellEnd"/>
+      <w:r>
+        <w:rPr>
+          <w:lang w:val="en-US"/>
+        </w:rPr>
+        <w:t>), and a managed PostgreSQL instance isolated from the application tier. All communication between the SPA and the API occurs over HTTPS; the API communicates with the database over a private internal network not exposed to the public internet.</w:t>
+      </w:r>
+    </w:p>
+    <w:p>
+      <w:pPr>
+        <w:rPr>
+          <w:b/>
+          <w:bCs/>
+          <w:color w:val="2E5496"/>
+          <w:lang w:val="en-US"/>
+        </w:rPr>
+      </w:pPr>
+      <w:r>
+        <w:rPr>
+          <w:lang w:val="en-US"/>
+        </w:rPr>
+        <w:br w:type="page"/>
+      </w:r>
+    </w:p>
+    <w:p>
+      <w:pPr>
         <w:pStyle w:val="Heading3"/>
         <w:rPr>
           <w:lang w:val="en-US"/>
         </w:rPr>
       </w:pPr>
-      <w:bookmarkStart w:id="88" w:name="_Toc224833815"/>
-      <w:r>
-        <w:rPr>
-          <w:lang w:val="en-US"/>
-        </w:rPr>
-        <w:t>6.1   Physical Architecture</w:t>
+      <w:bookmarkStart w:id="88" w:name="_Toc224834924"/>
+      <w:r>
+        <w:rPr>
+          <w:lang w:val="en-US"/>
+        </w:rPr>
+        <w:lastRenderedPageBreak/>
+        <w:t>6.2   Logical / Software Architecture</w:t>
       </w:r>
       <w:bookmarkEnd w:id="88"/>
     </w:p>
@@ -37635,68 +37845,6 @@
         <w:rPr>
           <w:lang w:val="en-US"/>
         </w:rPr>
-        <w:t>The system is deployed on Render across three components: a Static Site serving the compiled React SPA (CDN-backed), a Web Service running the Django REST API (</w:t>
-      </w:r>
-      <w:proofErr w:type="spellStart"/>
-      <w:r>
-        <w:rPr>
-          <w:lang w:val="en-US"/>
-        </w:rPr>
-        <w:t>containerised</w:t>
-      </w:r>
-      <w:proofErr w:type="spellEnd"/>
-      <w:r>
-        <w:rPr>
-          <w:lang w:val="en-US"/>
-        </w:rPr>
-        <w:t>), and a managed PostgreSQL instance isolated from the application tier. All communication between the SPA and the API occurs over HTTPS; the API communicates with the database over a private internal network not exposed to the public internet.</w:t>
-      </w:r>
-    </w:p>
-    <w:p>
-      <w:pPr>
-        <w:rPr>
-          <w:b/>
-          <w:bCs/>
-          <w:color w:val="2E5496"/>
-          <w:lang w:val="en-US"/>
-        </w:rPr>
-      </w:pPr>
-      <w:r>
-        <w:rPr>
-          <w:lang w:val="en-US"/>
-        </w:rPr>
-        <w:br w:type="page"/>
-      </w:r>
-    </w:p>
-    <w:p>
-      <w:pPr>
-        <w:pStyle w:val="Heading3"/>
-        <w:rPr>
-          <w:lang w:val="en-US"/>
-        </w:rPr>
-      </w:pPr>
-      <w:bookmarkStart w:id="89" w:name="_Toc224833816"/>
-      <w:r>
-        <w:rPr>
-          <w:lang w:val="en-US"/>
-        </w:rPr>
-        <w:lastRenderedPageBreak/>
-        <w:t>6.2   Logical / Software Architecture</w:t>
-      </w:r>
-      <w:bookmarkEnd w:id="89"/>
-    </w:p>
-    <w:p>
-      <w:pPr>
-        <w:spacing w:before="60" w:after="60" w:line="360" w:lineRule="auto"/>
-        <w:jc w:val="both"/>
-        <w:rPr>
-          <w:lang w:val="en-US"/>
-        </w:rPr>
-      </w:pPr>
-      <w:r>
-        <w:rPr>
-          <w:lang w:val="en-US"/>
-        </w:rPr>
         <w:t xml:space="preserve">The Django backend is </w:t>
       </w:r>
       <w:proofErr w:type="spellStart"/>
@@ -37761,7 +37909,7 @@
           <w:lang w:val="en-US"/>
         </w:rPr>
       </w:pPr>
-      <w:bookmarkStart w:id="90" w:name="_Toc224833860"/>
+      <w:bookmarkStart w:id="89" w:name="_Toc224833860"/>
       <w:r>
         <w:t xml:space="preserve">Figure </w:t>
       </w:r>
@@ -37779,7 +37927,7 @@
       <w:r>
         <w:t>Backend Directory Structure</w:t>
       </w:r>
-      <w:bookmarkEnd w:id="90"/>
+      <w:bookmarkEnd w:id="89"/>
     </w:p>
     <w:p>
       <w:pPr>
@@ -37866,7 +38014,7 @@
           <w:lang w:val="en-US"/>
         </w:rPr>
       </w:pPr>
-      <w:bookmarkStart w:id="91" w:name="_Toc224833861"/>
+      <w:bookmarkStart w:id="90" w:name="_Toc224833861"/>
       <w:r>
         <w:t xml:space="preserve">Figure </w:t>
       </w:r>
@@ -37887,7 +38035,7 @@
       <w:r>
         <w:t xml:space="preserve"> Structure</w:t>
       </w:r>
-      <w:bookmarkEnd w:id="91"/>
+      <w:bookmarkEnd w:id="90"/>
     </w:p>
     <w:p>
       <w:pPr>
@@ -37897,7 +38045,7 @@
           <w:lang w:val="en-US"/>
         </w:rPr>
       </w:pPr>
-      <w:bookmarkStart w:id="92" w:name="_Toc223782546"/>
+      <w:bookmarkStart w:id="91" w:name="_Toc223782546"/>
     </w:p>
     <w:p>
       <w:pPr>
@@ -37923,7 +38071,7 @@
           <w:lang w:val="en-US"/>
         </w:rPr>
       </w:pPr>
-      <w:bookmarkStart w:id="93" w:name="_Toc224833817"/>
+      <w:bookmarkStart w:id="92" w:name="_Toc224834925"/>
       <w:r>
         <w:rPr>
           <w:lang w:val="en-US"/>
@@ -37931,8 +38079,8 @@
         <w:lastRenderedPageBreak/>
         <w:t>6.3 Architecture Rationale</w:t>
       </w:r>
+      <w:bookmarkEnd w:id="91"/>
       <w:bookmarkEnd w:id="92"/>
-      <w:bookmarkEnd w:id="93"/>
     </w:p>
     <w:p>
       <w:pPr>
@@ -37999,16 +38147,16 @@
           <w:lang w:val="en-US"/>
         </w:rPr>
       </w:pPr>
-      <w:bookmarkStart w:id="94" w:name="_Toc223782547"/>
-      <w:bookmarkStart w:id="95" w:name="_Toc224833818"/>
+      <w:bookmarkStart w:id="93" w:name="_Toc223782547"/>
+      <w:bookmarkStart w:id="94" w:name="_Toc224834926"/>
       <w:r>
         <w:rPr>
           <w:lang w:val="en-US"/>
         </w:rPr>
         <w:t>6.4 Deployment Diagram</w:t>
       </w:r>
+      <w:bookmarkEnd w:id="93"/>
       <w:bookmarkEnd w:id="94"/>
-      <w:bookmarkEnd w:id="95"/>
     </w:p>
     <w:p>
       <w:pPr>
@@ -38024,7 +38172,7 @@
           <w:lang w:val="en-US"/>
         </w:rPr>
       </w:pPr>
-      <w:bookmarkStart w:id="96" w:name="_Toc224833862"/>
+      <w:bookmarkStart w:id="95" w:name="_Toc224833862"/>
       <w:r>
         <w:rPr>
           <w:lang w:val="en-US"/>
@@ -38059,7 +38207,7 @@
         </w:rPr>
         <w:t>: Deployment Diagram</w:t>
       </w:r>
-      <w:bookmarkEnd w:id="96"/>
+      <w:bookmarkEnd w:id="95"/>
     </w:p>
     <w:p>
       <w:pPr>
@@ -38067,7 +38215,7 @@
           <w:lang w:val="en-US"/>
         </w:rPr>
       </w:pPr>
-      <w:bookmarkStart w:id="97" w:name="_Toc223782548"/>
+      <w:bookmarkStart w:id="96" w:name="_Toc223782548"/>
     </w:p>
     <w:p>
       <w:pPr>
@@ -38127,7 +38275,7 @@
           <w:lang w:val="en-US"/>
         </w:rPr>
       </w:pPr>
-      <w:bookmarkStart w:id="98" w:name="_Toc224833819"/>
+      <w:bookmarkStart w:id="97" w:name="_Toc224834927"/>
       <w:r>
         <w:rPr>
           <w:lang w:val="en-US"/>
@@ -38135,8 +38283,8 @@
         <w:lastRenderedPageBreak/>
         <w:t>7.  Global Data Model</w:t>
       </w:r>
+      <w:bookmarkEnd w:id="96"/>
       <w:bookmarkEnd w:id="97"/>
-      <w:bookmarkEnd w:id="98"/>
     </w:p>
     <w:p>
       <w:pPr>
@@ -38145,8 +38293,8 @@
           <w:lang w:val="en-US"/>
         </w:rPr>
       </w:pPr>
-      <w:bookmarkStart w:id="99" w:name="_Toc223782550"/>
-      <w:bookmarkStart w:id="100" w:name="_Toc224833820"/>
+      <w:bookmarkStart w:id="98" w:name="_Toc223782550"/>
+      <w:bookmarkStart w:id="99" w:name="_Toc224834928"/>
       <w:r>
         <w:rPr>
           <w:lang w:val="en-US"/>
@@ -38165,11 +38313,134 @@
         </w:rPr>
         <w:t>Global Class Diagram</w:t>
       </w:r>
+      <w:bookmarkEnd w:id="98"/>
       <w:bookmarkEnd w:id="99"/>
+    </w:p>
+    <w:p>
+      <w:pPr>
+        <w:spacing w:before="120" w:after="120" w:line="360" w:lineRule="auto"/>
+        <w:rPr>
+          <w:lang w:val="en-US"/>
+        </w:rPr>
+      </w:pPr>
+      <w:r>
+        <w:rPr>
+          <w:lang w:val="en-US"/>
+        </w:rPr>
+        <w:t xml:space="preserve">The class diagram models all eleven domain objects and their relationships. </w:t>
+      </w:r>
+      <w:r>
+        <w:rPr>
+          <w:lang w:val="en-US"/>
+        </w:rPr>
+        <w:t xml:space="preserve">The central entity is Project, which aggregates Tasks (with optional subtask nesting via a self-referential foreign key), time-logged by Designers through </w:t>
+      </w:r>
+      <w:proofErr w:type="spellStart"/>
+      <w:r>
+        <w:rPr>
+          <w:lang w:val="en-US"/>
+        </w:rPr>
+        <w:t>TimeLogs</w:t>
+      </w:r>
+      <w:proofErr w:type="spellEnd"/>
+      <w:r>
+        <w:rPr>
+          <w:lang w:val="en-US"/>
+        </w:rPr>
+        <w:t>, and feedback submitted by Clients. The User entity drives authentication; role-differentiated profiles (Designer and Client) are attached via one-to-one relationships</w:t>
+      </w:r>
+      <w:r>
+        <w:rPr>
+          <w:lang w:val="en-US"/>
+        </w:rPr>
+        <w:t>.</w:t>
+      </w:r>
+    </w:p>
+    <w:p>
+      <w:pPr>
+        <w:pStyle w:val="Caption"/>
+        <w:rPr>
+          <w:lang w:val="en-US"/>
+        </w:rPr>
+      </w:pPr>
+      <w:bookmarkStart w:id="100" w:name="_Toc224833863"/>
+      <w:r>
+        <w:rPr>
+          <w:lang w:val="en-US"/>
+        </w:rPr>
+        <w:t xml:space="preserve">Figure </w:t>
+      </w:r>
+      <w:r>
+        <w:fldChar w:fldCharType="begin"/>
+      </w:r>
+      <w:r>
+        <w:rPr>
+          <w:lang w:val="en-US"/>
+        </w:rPr>
+        <w:instrText xml:space="preserve"> SEQ Figure \* ARABIC </w:instrText>
+      </w:r>
+      <w:r>
+        <w:fldChar w:fldCharType="separate"/>
+      </w:r>
+      <w:r>
+        <w:rPr>
+          <w:noProof/>
+          <w:lang w:val="en-US"/>
+        </w:rPr>
+        <w:t>14</w:t>
+      </w:r>
+      <w:r>
+        <w:fldChar w:fldCharType="end"/>
+      </w:r>
+      <w:r>
+        <w:rPr>
+          <w:lang w:val="en-US"/>
+        </w:rPr>
+        <w:t>: Class Diagram</w:t>
+      </w:r>
       <w:bookmarkEnd w:id="100"/>
     </w:p>
     <w:p>
       <w:pPr>
+        <w:rPr>
+          <w:b/>
+          <w:bCs/>
+          <w:color w:val="2E5496"/>
+          <w:lang w:val="en-US"/>
+        </w:rPr>
+      </w:pPr>
+      <w:r>
+        <w:rPr>
+          <w:lang w:val="en-US"/>
+        </w:rPr>
+        <w:br w:type="page"/>
+      </w:r>
+    </w:p>
+    <w:p>
+      <w:pPr>
+        <w:pStyle w:val="Heading3"/>
+        <w:rPr>
+          <w:lang w:val="en-US"/>
+        </w:rPr>
+      </w:pPr>
+      <w:bookmarkStart w:id="101" w:name="_Toc224834929"/>
+      <w:r>
+        <w:rPr>
+          <w:lang w:val="en-US"/>
+        </w:rPr>
+        <w:lastRenderedPageBreak/>
+        <w:t>7.2   Entity-Relationship Diagram</w:t>
+      </w:r>
+      <w:bookmarkEnd w:id="101"/>
+      <w:r>
+        <w:rPr>
+          <w:lang w:val="en-US"/>
+        </w:rPr>
+        <w:t xml:space="preserve"> </w:t>
+      </w:r>
+    </w:p>
+    <w:p>
+      <w:pPr>
         <w:spacing w:before="120" w:after="120" w:line="360" w:lineRule="auto"/>
         <w:rPr>
           <w:lang w:val="en-US"/>
@@ -38179,164 +38450,41 @@
         <w:rPr>
           <w:lang w:val="en-US"/>
         </w:rPr>
-        <w:t xml:space="preserve">The class diagram models all eleven domain objects and their relationships. </w:t>
-      </w:r>
-      <w:r>
-        <w:rPr>
-          <w:lang w:val="en-US"/>
-        </w:rPr>
-        <w:t xml:space="preserve">The central entity is Project, which aggregates Tasks (with optional subtask nesting via a self-referential foreign key), time-logged by Designers through </w:t>
+        <w:t xml:space="preserve">The ERD presents the physical database schema derived from the class diagram. Key constraints are visible: the PROTECT foreign key from Project to Client, the </w:t>
       </w:r>
       <w:proofErr w:type="spellStart"/>
       <w:r>
         <w:rPr>
           <w:lang w:val="en-US"/>
         </w:rPr>
-        <w:t>TimeLogs</w:t>
+        <w:t>unique_together</w:t>
       </w:r>
       <w:proofErr w:type="spellEnd"/>
       <w:r>
         <w:rPr>
           <w:lang w:val="en-US"/>
         </w:rPr>
-        <w:t>, and feedback submitted by Clients. The User entity drives authentication; role-differentiated profiles (Designer and Client) are attached via one-to-one relationships</w:t>
-      </w:r>
-      <w:r>
-        <w:rPr>
-          <w:lang w:val="en-US"/>
-        </w:rPr>
-        <w:t>.</w:t>
+        <w:t xml:space="preserve"> constraint on </w:t>
+      </w:r>
+      <w:proofErr w:type="spellStart"/>
+      <w:r>
+        <w:rPr>
+          <w:lang w:val="en-US"/>
+        </w:rPr>
+        <w:t>ProjectAssignment</w:t>
+      </w:r>
+      <w:proofErr w:type="spellEnd"/>
+      <w:r>
+        <w:rPr>
+          <w:lang w:val="en-US"/>
+        </w:rPr>
+        <w:t>, and the self-referential foreign key on Task.</w:t>
       </w:r>
     </w:p>
     <w:p>
       <w:pPr>
         <w:pStyle w:val="Caption"/>
         <w:rPr>
-          <w:lang w:val="en-US"/>
-        </w:rPr>
-      </w:pPr>
-      <w:bookmarkStart w:id="101" w:name="_Toc224833863"/>
-      <w:r>
-        <w:rPr>
-          <w:lang w:val="en-US"/>
-        </w:rPr>
-        <w:t xml:space="preserve">Figure </w:t>
-      </w:r>
-      <w:r>
-        <w:fldChar w:fldCharType="begin"/>
-      </w:r>
-      <w:r>
-        <w:rPr>
-          <w:lang w:val="en-US"/>
-        </w:rPr>
-        <w:instrText xml:space="preserve"> SEQ Figure \* ARABIC </w:instrText>
-      </w:r>
-      <w:r>
-        <w:fldChar w:fldCharType="separate"/>
-      </w:r>
-      <w:r>
-        <w:rPr>
-          <w:noProof/>
-          <w:lang w:val="en-US"/>
-        </w:rPr>
-        <w:t>14</w:t>
-      </w:r>
-      <w:r>
-        <w:fldChar w:fldCharType="end"/>
-      </w:r>
-      <w:r>
-        <w:rPr>
-          <w:lang w:val="en-US"/>
-        </w:rPr>
-        <w:t>: Class Diagram</w:t>
-      </w:r>
-      <w:bookmarkEnd w:id="101"/>
-    </w:p>
-    <w:p>
-      <w:pPr>
-        <w:rPr>
-          <w:b/>
-          <w:bCs/>
-          <w:color w:val="2E5496"/>
-          <w:lang w:val="en-US"/>
-        </w:rPr>
-      </w:pPr>
-      <w:r>
-        <w:rPr>
-          <w:lang w:val="en-US"/>
-        </w:rPr>
-        <w:br w:type="page"/>
-      </w:r>
-    </w:p>
-    <w:p>
-      <w:pPr>
-        <w:pStyle w:val="Heading3"/>
-        <w:rPr>
-          <w:lang w:val="en-US"/>
-        </w:rPr>
-      </w:pPr>
-      <w:bookmarkStart w:id="102" w:name="_Toc224833821"/>
-      <w:r>
-        <w:rPr>
-          <w:lang w:val="en-US"/>
-        </w:rPr>
-        <w:lastRenderedPageBreak/>
-        <w:t>7.2   Entity-Relationship Diagram</w:t>
-      </w:r>
-      <w:bookmarkEnd w:id="102"/>
-      <w:r>
-        <w:rPr>
-          <w:lang w:val="en-US"/>
-        </w:rPr>
-        <w:t xml:space="preserve"> </w:t>
-      </w:r>
-    </w:p>
-    <w:p>
-      <w:pPr>
-        <w:spacing w:before="120" w:after="120" w:line="360" w:lineRule="auto"/>
-        <w:rPr>
-          <w:lang w:val="en-US"/>
-        </w:rPr>
-      </w:pPr>
-      <w:r>
-        <w:rPr>
-          <w:lang w:val="en-US"/>
-        </w:rPr>
-        <w:t xml:space="preserve">The ERD presents the physical database schema derived from the class diagram. Key constraints are visible: the PROTECT foreign key from Project to Client, the </w:t>
-      </w:r>
-      <w:proofErr w:type="spellStart"/>
-      <w:r>
-        <w:rPr>
-          <w:lang w:val="en-US"/>
-        </w:rPr>
-        <w:t>unique_together</w:t>
-      </w:r>
-      <w:proofErr w:type="spellEnd"/>
-      <w:r>
-        <w:rPr>
-          <w:lang w:val="en-US"/>
-        </w:rPr>
-        <w:t xml:space="preserve"> constraint on </w:t>
-      </w:r>
-      <w:proofErr w:type="spellStart"/>
-      <w:r>
-        <w:rPr>
-          <w:lang w:val="en-US"/>
-        </w:rPr>
-        <w:t>ProjectAssignment</w:t>
-      </w:r>
-      <w:proofErr w:type="spellEnd"/>
-      <w:r>
-        <w:rPr>
-          <w:lang w:val="en-US"/>
-        </w:rPr>
-        <w:t>, and the self-referential foreign key on Task.</w:t>
-      </w:r>
-    </w:p>
-    <w:p>
-      <w:pPr>
-        <w:pStyle w:val="Caption"/>
-        <w:rPr>
           <w:i w:val="0"/>
           <w:iCs w:val="0"/>
           <w:sz w:val="20"/>
@@ -38344,7 +38492,7 @@
           <w:lang w:val="en-US"/>
         </w:rPr>
       </w:pPr>
-      <w:bookmarkStart w:id="103" w:name="_Toc224833864"/>
+      <w:bookmarkStart w:id="102" w:name="_Toc224833864"/>
       <w:r>
         <w:rPr>
           <w:lang w:val="en-US"/>
@@ -38379,7 +38527,7 @@
         </w:rPr>
         <w:t>: Entity-Relationship Diagram</w:t>
       </w:r>
-      <w:bookmarkEnd w:id="103"/>
+      <w:bookmarkEnd w:id="102"/>
     </w:p>
     <w:p>
       <w:pPr>
@@ -38405,7 +38553,7 @@
           <w:lang w:val="en-US"/>
         </w:rPr>
       </w:pPr>
-      <w:bookmarkStart w:id="104" w:name="_Toc224833822"/>
+      <w:bookmarkStart w:id="103" w:name="_Toc224834930"/>
       <w:r>
         <w:rPr>
           <w:lang w:val="en-US"/>
@@ -38419,7 +38567,7 @@
         </w:rPr>
         <w:t>3   Relational Schema</w:t>
       </w:r>
-      <w:bookmarkEnd w:id="104"/>
+      <w:bookmarkEnd w:id="103"/>
     </w:p>
     <w:p>
       <w:pPr>
@@ -39523,8 +39671,8 @@
       <w:pPr>
         <w:pStyle w:val="Heading2"/>
       </w:pPr>
-      <w:bookmarkStart w:id="105" w:name="_Toc223782552"/>
-      <w:bookmarkStart w:id="106" w:name="_Toc224833823"/>
+      <w:bookmarkStart w:id="104" w:name="_Toc223782552"/>
+      <w:bookmarkStart w:id="105" w:name="_Toc224834931"/>
       <w:r>
         <w:t xml:space="preserve">8.  </w:t>
       </w:r>
@@ -39536,8 +39684,8 @@
       <w:r>
         <w:t xml:space="preserve"> Conclusion</w:t>
       </w:r>
+      <w:bookmarkEnd w:id="104"/>
       <w:bookmarkEnd w:id="105"/>
-      <w:bookmarkEnd w:id="106"/>
     </w:p>
     <w:p>
       <w:pPr>
@@ -39632,54 +39780,38 @@
         <w:spacing w:before="360"/>
         <w:jc w:val="center"/>
         <w:rPr>
+          <w:sz w:val="32"/>
+          <w:szCs w:val="32"/>
           <w:lang w:val="en-US"/>
         </w:rPr>
       </w:pPr>
-      <w:bookmarkStart w:id="107" w:name="_Toc224833824"/>
-      <w:r>
-        <w:rPr>
+      <w:bookmarkStart w:id="106" w:name="_Toc224834932"/>
+      <w:r>
+        <w:rPr>
+          <w:sz w:val="32"/>
+          <w:szCs w:val="32"/>
           <w:lang w:val="en-US"/>
         </w:rPr>
         <w:lastRenderedPageBreak/>
-        <w:t xml:space="preserve">Chapter </w:t>
-      </w:r>
-      <w:r>
-        <w:rPr>
-          <w:lang w:val="en-US"/>
-        </w:rPr>
-        <w:t>4</w:t>
-      </w:r>
-      <w:r>
-        <w:rPr>
-          <w:lang w:val="en-US"/>
-        </w:rPr>
-        <w:t xml:space="preserve"> — </w:t>
-      </w:r>
-      <w:r>
-        <w:rPr>
-          <w:lang w:val="en-US"/>
-        </w:rPr>
-        <w:t>Sprint 1:</w:t>
-      </w:r>
-      <w:r>
-        <w:rPr>
-          <w:lang w:val="en-US"/>
-        </w:rPr>
-        <w:t xml:space="preserve"> </w:t>
-      </w:r>
-      <w:r>
-        <w:rPr>
-          <w:lang w:val="en-US"/>
-        </w:rPr>
-        <w:t xml:space="preserve">Foundation and </w:t>
-      </w:r>
-      <w:r>
-        <w:rPr>
+        <w:t>Chapter 4 — Sprint 1:</w:t>
+      </w:r>
+      <w:r>
+        <w:rPr>
+          <w:sz w:val="32"/>
+          <w:szCs w:val="32"/>
+          <w:lang w:val="en-US"/>
+        </w:rPr>
+        <w:t xml:space="preserve"> Foundation and </w:t>
+      </w:r>
+      <w:r>
+        <w:rPr>
+          <w:sz w:val="32"/>
+          <w:szCs w:val="32"/>
           <w:lang w:val="en-US"/>
         </w:rPr>
         <w:t>Authentication</w:t>
       </w:r>
-      <w:bookmarkEnd w:id="107"/>
+      <w:bookmarkEnd w:id="106"/>
     </w:p>
     <w:p>
       <w:pPr>
@@ -39727,14 +39859,14 @@
           <w:lang w:val="en-US"/>
         </w:rPr>
       </w:pPr>
-      <w:bookmarkStart w:id="108" w:name="_Toc224833825"/>
+      <w:bookmarkStart w:id="107" w:name="_Toc224834933"/>
       <w:r>
         <w:rPr>
           <w:lang w:val="en-US"/>
         </w:rPr>
         <w:t>1.  Introduction</w:t>
       </w:r>
-      <w:bookmarkEnd w:id="108"/>
+      <w:bookmarkEnd w:id="107"/>
     </w:p>
     <w:p>
       <w:pPr>
@@ -39813,7 +39945,7 @@
           <w:lang w:val="en-US"/>
         </w:rPr>
       </w:pPr>
-      <w:bookmarkStart w:id="109" w:name="_Toc224833826"/>
+      <w:bookmarkStart w:id="108" w:name="_Toc224834934"/>
       <w:r>
         <w:rPr>
           <w:lang w:val="en-US"/>
@@ -39832,7 +39964,7 @@
         </w:rPr>
         <w:t>acklog</w:t>
       </w:r>
-      <w:bookmarkEnd w:id="109"/>
+      <w:bookmarkEnd w:id="108"/>
     </w:p>
     <w:p>
       <w:pPr>
@@ -41139,7 +41271,7 @@
           <w:lang w:val="en-US"/>
         </w:rPr>
       </w:pPr>
-      <w:bookmarkStart w:id="110" w:name="_Toc224833885"/>
+      <w:bookmarkStart w:id="109" w:name="_Toc224833885"/>
       <w:r>
         <w:t xml:space="preserve">Table </w:t>
       </w:r>
@@ -41161,14 +41293,14 @@
       <w:r>
         <w:t>Backlog</w:t>
       </w:r>
-      <w:bookmarkEnd w:id="110"/>
+      <w:bookmarkEnd w:id="109"/>
       <w:proofErr w:type="spellEnd"/>
     </w:p>
     <w:p>
       <w:pPr>
         <w:pStyle w:val="Heading2"/>
       </w:pPr>
-      <w:bookmarkStart w:id="111" w:name="_Toc224833827"/>
+      <w:bookmarkStart w:id="110" w:name="_Toc224834935"/>
       <w:r>
         <w:rPr>
           <w:rFonts w:eastAsia="Arial"/>
@@ -41197,7 +41329,7 @@
         </w:rPr>
         <w:t>Specification</w:t>
       </w:r>
-      <w:bookmarkEnd w:id="111"/>
+      <w:bookmarkEnd w:id="110"/>
       <w:proofErr w:type="spellEnd"/>
     </w:p>
     <w:p>
@@ -41207,7 +41339,7 @@
           <w:lang w:val="en-US"/>
         </w:rPr>
       </w:pPr>
-      <w:bookmarkStart w:id="112" w:name="_Toc224833828"/>
+      <w:bookmarkStart w:id="111" w:name="_Toc224834936"/>
       <w:r>
         <w:rPr>
           <w:rFonts w:eastAsia="Arial"/>
@@ -41215,7 +41347,7 @@
         </w:rPr>
         <w:t>3.1  Sprint 1 Use Case Diagram</w:t>
       </w:r>
-      <w:bookmarkEnd w:id="112"/>
+      <w:bookmarkEnd w:id="111"/>
     </w:p>
     <w:p>
       <w:pPr>
@@ -41241,7 +41373,7 @@
           <w:lang w:val="en-US"/>
         </w:rPr>
       </w:pPr>
-      <w:bookmarkStart w:id="113" w:name="_Toc224833865"/>
+      <w:bookmarkStart w:id="112" w:name="_Toc224833865"/>
       <w:r>
         <w:rPr>
           <w:lang w:val="en-US"/>
@@ -41276,7 +41408,7 @@
         </w:rPr>
         <w:t>: Sprint 1 Use Case Diagram</w:t>
       </w:r>
-      <w:bookmarkEnd w:id="113"/>
+      <w:bookmarkEnd w:id="112"/>
     </w:p>
     <w:p>
       <w:pPr>
@@ -41285,14 +41417,14 @@
           <w:lang w:val="en-US"/>
         </w:rPr>
       </w:pPr>
-      <w:bookmarkStart w:id="114" w:name="_Toc224833829"/>
+      <w:bookmarkStart w:id="113" w:name="_Toc224834937"/>
       <w:r>
         <w:rPr>
           <w:lang w:val="en-US"/>
         </w:rPr>
         <w:t>3.2 Textual Description of Use Cases</w:t>
       </w:r>
-      <w:bookmarkEnd w:id="114"/>
+      <w:bookmarkEnd w:id="113"/>
     </w:p>
     <w:p>
       <w:pPr>
@@ -42210,7 +42342,7 @@
           <w:lang w:val="en-US"/>
         </w:rPr>
       </w:pPr>
-      <w:bookmarkStart w:id="115" w:name="_Toc224833886"/>
+      <w:bookmarkStart w:id="114" w:name="_Toc224833886"/>
       <w:r>
         <w:rPr>
           <w:lang w:val="en-US"/>
@@ -42245,7 +42377,7 @@
         </w:rPr>
         <w:t>: Textual Description of Use Case: Authenticate</w:t>
       </w:r>
-      <w:bookmarkEnd w:id="115"/>
+      <w:bookmarkEnd w:id="114"/>
     </w:p>
     <w:p>
       <w:pPr>
@@ -43374,7 +43506,7 @@
           <w:lang w:val="en-US"/>
         </w:rPr>
       </w:pPr>
-      <w:bookmarkStart w:id="116" w:name="_Toc224833887"/>
+      <w:bookmarkStart w:id="115" w:name="_Toc224833887"/>
       <w:r>
         <w:rPr>
           <w:lang w:val="en-US"/>
@@ -43409,7 +43541,7 @@
         </w:rPr>
         <w:t>: Textual Description of Use Case: Create Password</w:t>
       </w:r>
-      <w:bookmarkEnd w:id="116"/>
+      <w:bookmarkEnd w:id="115"/>
     </w:p>
     <w:p>
       <w:pPr>
@@ -43723,13 +43855,23 @@
                 <w:lang w:val="en-US"/>
               </w:rPr>
             </w:pPr>
+            <w:proofErr w:type="gramStart"/>
             <w:r>
               <w:rPr>
                 <w:sz w:val="22"/>
                 <w:szCs w:val="22"/>
                 <w:lang w:val="en-US"/>
               </w:rPr>
-              <w:t>Allows the Manager to register a new user on the platform by providing their name, email address, and role. The system automatically sends the new user an invitation email with an activation link.</w:t>
+              <w:t>Allows</w:t>
+            </w:r>
+            <w:proofErr w:type="gramEnd"/>
+            <w:r>
+              <w:rPr>
+                <w:sz w:val="22"/>
+                <w:szCs w:val="22"/>
+                <w:lang w:val="en-US"/>
+              </w:rPr>
+              <w:t xml:space="preserve"> the Manager to register a new user on the platform by providing their name, email address, and role. The system automatically sends the new user an invitation email with an activation link.</w:t>
             </w:r>
           </w:p>
         </w:tc>
@@ -44366,7 +44508,7 @@
           <w:lang w:val="en-US"/>
         </w:rPr>
       </w:pPr>
-      <w:bookmarkStart w:id="117" w:name="_Toc224833888"/>
+      <w:bookmarkStart w:id="116" w:name="_Toc224833888"/>
       <w:r>
         <w:rPr>
           <w:lang w:val="en-US"/>
@@ -44401,7 +44543,7 @@
         </w:rPr>
         <w:t>: Textual Description of Use Case: Create User Account</w:t>
       </w:r>
-      <w:bookmarkEnd w:id="117"/>
+      <w:bookmarkEnd w:id="116"/>
     </w:p>
     <w:p>
       <w:pPr>
@@ -45074,7 +45216,7 @@
           <w:lang w:val="en-US"/>
         </w:rPr>
       </w:pPr>
-      <w:bookmarkStart w:id="118" w:name="_Toc224833889"/>
+      <w:bookmarkStart w:id="117" w:name="_Toc224833889"/>
       <w:r>
         <w:rPr>
           <w:lang w:val="en-US"/>
@@ -45109,7 +45251,7 @@
         </w:rPr>
         <w:t>: Textual Description of Use Case: Manager Users</w:t>
       </w:r>
-      <w:bookmarkEnd w:id="118"/>
+      <w:bookmarkEnd w:id="117"/>
     </w:p>
     <w:p>
       <w:pPr>
@@ -45134,7 +45276,7 @@
           <w:lang w:val="en-US"/>
         </w:rPr>
       </w:pPr>
-      <w:bookmarkStart w:id="119" w:name="_Toc224833830"/>
+      <w:bookmarkStart w:id="118" w:name="_Toc224834938"/>
       <w:r>
         <w:rPr>
           <w:lang w:val="en-US"/>
@@ -45160,7 +45302,7 @@
         </w:rPr>
         <w:t>Sprint 1 Class Diagram</w:t>
       </w:r>
-      <w:bookmarkEnd w:id="119"/>
+      <w:bookmarkEnd w:id="118"/>
     </w:p>
     <w:p>
       <w:pPr>
@@ -45214,7 +45356,7 @@
           <w:lang w:val="en-US"/>
         </w:rPr>
       </w:pPr>
-      <w:bookmarkStart w:id="120" w:name="_Toc224833866"/>
+      <w:bookmarkStart w:id="119" w:name="_Toc224833866"/>
       <w:r>
         <w:rPr>
           <w:lang w:val="en-US"/>
@@ -45248,86 +45390,86 @@
           <w:lang w:val="en-US"/>
         </w:rPr>
         <w:t>: Sprint 1 Class Diagram</w:t>
+      </w:r>
+      <w:bookmarkEnd w:id="119"/>
+    </w:p>
+    <w:p>
+      <w:pPr>
+        <w:pStyle w:val="Heading2"/>
+        <w:rPr>
+          <w:rFonts w:eastAsia="Arial"/>
+          <w:lang w:val="en-US"/>
+        </w:rPr>
+      </w:pPr>
+      <w:bookmarkStart w:id="120" w:name="_Toc224834939"/>
+      <w:r>
+        <w:rPr>
+          <w:rFonts w:eastAsia="Arial"/>
+          <w:lang w:val="en-US"/>
+        </w:rPr>
+        <w:t>4</w:t>
+      </w:r>
+      <w:r>
+        <w:rPr>
+          <w:rFonts w:eastAsia="Arial"/>
+          <w:lang w:val="en-US"/>
+        </w:rPr>
+        <w:t xml:space="preserve">.  </w:t>
+      </w:r>
+      <w:r>
+        <w:rPr>
+          <w:rFonts w:eastAsia="Arial"/>
+          <w:lang w:val="en-US"/>
+        </w:rPr>
+        <w:t>Conception</w:t>
       </w:r>
       <w:bookmarkEnd w:id="120"/>
     </w:p>
     <w:p>
       <w:pPr>
-        <w:pStyle w:val="Heading2"/>
-        <w:rPr>
-          <w:rFonts w:eastAsia="Arial"/>
+        <w:pStyle w:val="Heading3"/>
+        <w:rPr>
           <w:lang w:val="en-US"/>
         </w:rPr>
       </w:pPr>
-      <w:bookmarkStart w:id="121" w:name="_Toc224833831"/>
-      <w:r>
-        <w:rPr>
-          <w:rFonts w:eastAsia="Arial"/>
+      <w:bookmarkStart w:id="121" w:name="_Toc224834940"/>
+      <w:r>
+        <w:rPr>
           <w:lang w:val="en-US"/>
         </w:rPr>
         <w:t>4</w:t>
       </w:r>
       <w:r>
         <w:rPr>
-          <w:rFonts w:eastAsia="Arial"/>
-          <w:lang w:val="en-US"/>
-        </w:rPr>
-        <w:t xml:space="preserve">.  </w:t>
-      </w:r>
-      <w:r>
-        <w:rPr>
-          <w:rFonts w:eastAsia="Arial"/>
-          <w:lang w:val="en-US"/>
-        </w:rPr>
-        <w:t>Conception</w:t>
+          <w:lang w:val="en-US"/>
+        </w:rPr>
+        <w:t>.</w:t>
+      </w:r>
+      <w:r>
+        <w:rPr>
+          <w:lang w:val="en-US"/>
+        </w:rPr>
+        <w:t>1</w:t>
+      </w:r>
+      <w:r>
+        <w:rPr>
+          <w:lang w:val="en-US"/>
+        </w:rPr>
+        <w:t xml:space="preserve"> </w:t>
+      </w:r>
+      <w:r>
+        <w:rPr>
+          <w:lang w:val="en-US"/>
+        </w:rPr>
+        <w:t>S</w:t>
+      </w:r>
+      <w:r>
+        <w:rPr>
+          <w:lang w:val="en-US"/>
+        </w:rPr>
+        <w:t>equence Diagrams</w:t>
       </w:r>
       <w:bookmarkEnd w:id="121"/>
-    </w:p>
-    <w:p>
-      <w:pPr>
-        <w:pStyle w:val="Heading3"/>
-        <w:rPr>
-          <w:lang w:val="en-US"/>
-        </w:rPr>
-      </w:pPr>
-      <w:bookmarkStart w:id="122" w:name="_Toc224833832"/>
-      <w:r>
-        <w:rPr>
-          <w:lang w:val="en-US"/>
-        </w:rPr>
-        <w:t>4</w:t>
-      </w:r>
-      <w:r>
-        <w:rPr>
-          <w:lang w:val="en-US"/>
-        </w:rPr>
-        <w:t>.</w:t>
-      </w:r>
-      <w:r>
-        <w:rPr>
-          <w:lang w:val="en-US"/>
-        </w:rPr>
-        <w:t>1</w:t>
-      </w:r>
-      <w:r>
-        <w:rPr>
-          <w:lang w:val="en-US"/>
-        </w:rPr>
-        <w:t xml:space="preserve"> </w:t>
-      </w:r>
-      <w:r>
-        <w:rPr>
-          <w:lang w:val="en-US"/>
-        </w:rPr>
-        <w:t>S</w:t>
-      </w:r>
-      <w:r>
-        <w:rPr>
-          <w:lang w:val="en-US"/>
-        </w:rPr>
-        <w:t>equence Diagrams</w:t>
-      </w:r>
-      <w:bookmarkEnd w:id="122"/>
     </w:p>
     <w:p>
       <w:pPr>
@@ -45375,7 +45517,7 @@
           <w:lang w:val="en-US"/>
         </w:rPr>
       </w:pPr>
-      <w:bookmarkStart w:id="123" w:name="_Toc224833833"/>
+      <w:bookmarkStart w:id="122" w:name="_Toc224834941"/>
       <w:r>
         <w:rPr>
           <w:sz w:val="22"/>
@@ -45401,7 +45543,7 @@
         </w:rPr>
         <w:t xml:space="preserve"> Sequence Diagram: Authenticate</w:t>
       </w:r>
-      <w:bookmarkEnd w:id="123"/>
+      <w:bookmarkEnd w:id="122"/>
     </w:p>
     <w:p>
       <w:pPr>
@@ -45426,7 +45568,7 @@
           <w:lang w:val="en-US"/>
         </w:rPr>
       </w:pPr>
-      <w:bookmarkStart w:id="124" w:name="_Toc224833867"/>
+      <w:bookmarkStart w:id="123" w:name="_Toc224833867"/>
       <w:r>
         <w:rPr>
           <w:lang w:val="en-US"/>
@@ -45461,7 +45603,7 @@
         </w:rPr>
         <w:t>: Sequence Diagram — Authenticate</w:t>
       </w:r>
-      <w:bookmarkEnd w:id="124"/>
+      <w:bookmarkEnd w:id="123"/>
     </w:p>
     <w:p>
       <w:pPr>
@@ -45472,7 +45614,7 @@
           <w:lang w:val="en-US"/>
         </w:rPr>
       </w:pPr>
-      <w:bookmarkStart w:id="125" w:name="_Toc224833834"/>
+      <w:bookmarkStart w:id="124" w:name="_Toc224834942"/>
       <w:r>
         <w:rPr>
           <w:sz w:val="22"/>
@@ -45481,7 +45623,7 @@
         </w:rPr>
         <w:t>4.1.2 Sequence Diagram: User Onboarding — Create &amp; Activate Account</w:t>
       </w:r>
-      <w:bookmarkEnd w:id="125"/>
+      <w:bookmarkEnd w:id="124"/>
     </w:p>
     <w:p>
       <w:pPr>
@@ -45512,7 +45654,7 @@
         <w:t xml:space="preserve"> signal chain that generates a UUID invitation token and dispatches an SMTP email. The invited user then clicks the link to activate their account by setting a password.</w:t>
       </w:r>
     </w:p>
-    <w:bookmarkStart w:id="126" w:name="_Toc224833835"/>
+    <w:bookmarkStart w:id="125" w:name="_Toc224834943"/>
     <w:p>
       <w:pPr>
         <w:pStyle w:val="Heading2"/>
@@ -45566,7 +45708,7 @@
                             <w:pPr>
                               <w:pStyle w:val="Caption"/>
                             </w:pPr>
-                            <w:bookmarkStart w:id="127" w:name="_Toc224833868"/>
+                            <w:bookmarkStart w:id="126" w:name="_Toc224833868"/>
                             <w:r>
                               <w:t xml:space="preserve">Figure </w:t>
                             </w:r>
@@ -45593,7 +45735,7 @@
                             <w:r>
                               <w:t>Onboarding</w:t>
                             </w:r>
-                            <w:bookmarkEnd w:id="127"/>
+                            <w:bookmarkEnd w:id="126"/>
                             <w:proofErr w:type="spellEnd"/>
                           </w:p>
                         </w:txbxContent>
@@ -45623,18 +45765,31 @@
                       <w:pPr>
                         <w:pStyle w:val="Caption"/>
                       </w:pPr>
-                      <w:bookmarkStart w:id="128" w:name="_Toc224833868"/>
+                      <w:bookmarkStart w:id="127" w:name="_Toc224833868"/>
                       <w:r>
                         <w:t xml:space="preserve">Figure </w:t>
                       </w:r>
-                      <w:fldSimple w:instr=" SEQ Figure \* ARABIC ">
-                        <w:r>
-                          <w:rPr>
-                            <w:noProof/>
-                          </w:rPr>
-                          <w:t>19</w:t>
-                        </w:r>
-                      </w:fldSimple>
+                      <w:r>
+                        <w:fldChar w:fldCharType="begin"/>
+                      </w:r>
+                      <w:r>
+                        <w:instrText xml:space="preserve"> SEQ Figure \* ARABIC </w:instrText>
+                      </w:r>
+                      <w:r>
+                        <w:fldChar w:fldCharType="separate"/>
+                      </w:r>
+                      <w:r>
+                        <w:rPr>
+                          <w:noProof/>
+                        </w:rPr>
+                        <w:t>19</w:t>
+                      </w:r>
+                      <w:r>
+                        <w:rPr>
+                          <w:noProof/>
+                        </w:rPr>
+                        <w:fldChar w:fldCharType="end"/>
+                      </w:r>
                       <w:r>
                         <w:t xml:space="preserve">: </w:t>
                       </w:r>
@@ -45650,7 +45805,7 @@
                       <w:r>
                         <w:t>Onboarding</w:t>
                       </w:r>
-                      <w:bookmarkEnd w:id="128"/>
+                      <w:bookmarkEnd w:id="127"/>
                       <w:proofErr w:type="spellEnd"/>
                     </w:p>
                   </w:txbxContent>
@@ -45682,7 +45837,7 @@
         </w:rPr>
         <w:t>Implementation</w:t>
       </w:r>
-      <w:bookmarkEnd w:id="126"/>
+      <w:bookmarkEnd w:id="125"/>
     </w:p>
     <w:p>
       <w:pPr>
@@ -45692,13 +45847,337 @@
           <w:lang w:val="en-US"/>
         </w:rPr>
       </w:pPr>
-      <w:bookmarkStart w:id="128" w:name="_Toc224833836"/>
+      <w:bookmarkStart w:id="127" w:name="_Toc224834944"/>
       <w:r>
         <w:rPr>
           <w:rFonts w:eastAsia="Arial"/>
           <w:lang w:val="en-US"/>
         </w:rPr>
         <w:t>5.1 Data Layer: Custom User Model and Profiles</w:t>
+      </w:r>
+      <w:bookmarkEnd w:id="127"/>
+    </w:p>
+    <w:p>
+      <w:pPr>
+        <w:spacing w:line="360" w:lineRule="auto"/>
+        <w:jc w:val="both"/>
+        <w:rPr>
+          <w:rFonts w:eastAsia="Arial"/>
+          <w:lang w:val="en-US"/>
+        </w:rPr>
+      </w:pPr>
+      <w:r>
+        <w:rPr>
+          <w:rFonts w:eastAsia="Arial"/>
+          <w:lang w:val="en-US"/>
+        </w:rPr>
+        <w:t xml:space="preserve">The User model extends </w:t>
+      </w:r>
+      <w:proofErr w:type="spellStart"/>
+      <w:r>
+        <w:rPr>
+          <w:rFonts w:eastAsia="Arial"/>
+          <w:lang w:val="en-US"/>
+        </w:rPr>
+        <w:t>AbstractBaseUser</w:t>
+      </w:r>
+      <w:proofErr w:type="spellEnd"/>
+      <w:r>
+        <w:rPr>
+          <w:rFonts w:eastAsia="Arial"/>
+          <w:lang w:val="en-US"/>
+        </w:rPr>
+        <w:t xml:space="preserve"> rather than Django's default User model. This decision was made for three reasons:</w:t>
+      </w:r>
+    </w:p>
+    <w:p>
+      <w:pPr>
+        <w:spacing w:line="360" w:lineRule="auto"/>
+        <w:jc w:val="center"/>
+        <w:rPr>
+          <w:rFonts w:eastAsia="Arial"/>
+          <w:lang w:val="en-US"/>
+        </w:rPr>
+      </w:pPr>
+      <w:r>
+        <w:rPr>
+          <w:rFonts w:eastAsia="Arial"/>
+          <w:b/>
+          <w:bCs/>
+          <w:lang w:val="en-US"/>
+        </w:rPr>
+        <w:t>1.</w:t>
+      </w:r>
+      <w:r>
+        <w:rPr>
+          <w:rFonts w:eastAsia="Arial"/>
+          <w:lang w:val="en-US"/>
+        </w:rPr>
+        <w:t xml:space="preserve"> </w:t>
+      </w:r>
+      <w:r>
+        <w:rPr>
+          <w:rFonts w:eastAsia="Arial"/>
+          <w:lang w:val="en-US"/>
+        </w:rPr>
+        <w:t xml:space="preserve">email is used as the login identifier instead of a username, requiring a custom </w:t>
+      </w:r>
+      <w:proofErr w:type="spellStart"/>
+      <w:r>
+        <w:rPr>
+          <w:rFonts w:eastAsia="Arial"/>
+          <w:lang w:val="en-US"/>
+        </w:rPr>
+        <w:t>UserManager</w:t>
+      </w:r>
+      <w:proofErr w:type="spellEnd"/>
+      <w:r>
+        <w:rPr>
+          <w:rFonts w:eastAsia="Arial"/>
+          <w:lang w:val="en-US"/>
+        </w:rPr>
+        <w:t>.</w:t>
+      </w:r>
+    </w:p>
+    <w:p>
+      <w:pPr>
+        <w:spacing w:line="360" w:lineRule="auto"/>
+        <w:rPr>
+          <w:rFonts w:eastAsia="Arial"/>
+          <w:lang w:val="en-US"/>
+        </w:rPr>
+      </w:pPr>
+      <w:r>
+        <w:rPr>
+          <w:rFonts w:eastAsia="Arial"/>
+          <w:b/>
+          <w:bCs/>
+          <w:lang w:val="en-US"/>
+        </w:rPr>
+        <w:t xml:space="preserve">  </w:t>
+      </w:r>
+      <w:r>
+        <w:rPr>
+          <w:rFonts w:eastAsia="Arial"/>
+          <w:b/>
+          <w:bCs/>
+          <w:lang w:val="en-US"/>
+        </w:rPr>
+        <w:t>2.</w:t>
+      </w:r>
+      <w:r>
+        <w:rPr>
+          <w:rFonts w:eastAsia="Arial"/>
+          <w:lang w:val="en-US"/>
+        </w:rPr>
+        <w:t xml:space="preserve"> </w:t>
+      </w:r>
+      <w:r>
+        <w:rPr>
+          <w:rFonts w:eastAsia="Arial"/>
+          <w:lang w:val="en-US"/>
+        </w:rPr>
+        <w:t xml:space="preserve">the role field must be a constrained </w:t>
+      </w:r>
+      <w:proofErr w:type="spellStart"/>
+      <w:r>
+        <w:rPr>
+          <w:rFonts w:eastAsia="Arial"/>
+          <w:lang w:val="en-US"/>
+        </w:rPr>
+        <w:t>enum</w:t>
+      </w:r>
+      <w:proofErr w:type="spellEnd"/>
+      <w:r>
+        <w:rPr>
+          <w:rFonts w:eastAsia="Arial"/>
+          <w:lang w:val="en-US"/>
+        </w:rPr>
+        <w:t xml:space="preserve"> with choices Manager / Designer / Client</w:t>
+      </w:r>
+      <w:r>
+        <w:rPr>
+          <w:rFonts w:eastAsia="Arial"/>
+          <w:lang w:val="en-US"/>
+        </w:rPr>
+        <w:t>.</w:t>
+      </w:r>
+    </w:p>
+    <w:p>
+      <w:pPr>
+        <w:spacing w:line="360" w:lineRule="auto"/>
+        <w:jc w:val="both"/>
+        <w:rPr>
+          <w:rFonts w:eastAsia="Arial"/>
+          <w:lang w:val="en-US"/>
+        </w:rPr>
+      </w:pPr>
+      <w:r>
+        <w:rPr>
+          <w:rFonts w:eastAsia="Arial"/>
+          <w:b/>
+          <w:bCs/>
+          <w:lang w:val="en-US"/>
+        </w:rPr>
+        <w:t xml:space="preserve">  </w:t>
+      </w:r>
+      <w:r>
+        <w:rPr>
+          <w:rFonts w:eastAsia="Arial"/>
+          <w:b/>
+          <w:bCs/>
+          <w:lang w:val="en-US"/>
+        </w:rPr>
+        <w:t>3.</w:t>
+      </w:r>
+      <w:r>
+        <w:rPr>
+          <w:rFonts w:eastAsia="Arial"/>
+          <w:lang w:val="en-US"/>
+        </w:rPr>
+        <w:t xml:space="preserve"> </w:t>
+      </w:r>
+      <w:proofErr w:type="spellStart"/>
+      <w:r>
+        <w:rPr>
+          <w:rFonts w:eastAsia="Arial"/>
+          <w:lang w:val="en-US"/>
+        </w:rPr>
+        <w:t>is_active</w:t>
+      </w:r>
+      <w:proofErr w:type="spellEnd"/>
+      <w:r>
+        <w:rPr>
+          <w:rFonts w:eastAsia="Arial"/>
+          <w:lang w:val="en-US"/>
+        </w:rPr>
+        <w:t>=False by default prevents uninvited users from logging in before completing the activation flow.</w:t>
+      </w:r>
+    </w:p>
+    <w:p>
+      <w:pPr>
+        <w:spacing w:line="360" w:lineRule="auto"/>
+        <w:jc w:val="both"/>
+        <w:rPr>
+          <w:rFonts w:eastAsia="Arial"/>
+          <w:lang w:val="en-US"/>
+        </w:rPr>
+      </w:pPr>
+      <w:r>
+        <w:rPr>
+          <w:rFonts w:eastAsia="Arial"/>
+          <w:lang w:val="en-US"/>
+        </w:rPr>
+        <w:t xml:space="preserve">Two profile models, Designer and Client, are linked via </w:t>
+      </w:r>
+      <w:proofErr w:type="spellStart"/>
+      <w:r>
+        <w:rPr>
+          <w:rFonts w:eastAsia="Arial"/>
+          <w:lang w:val="en-US"/>
+        </w:rPr>
+        <w:t>OneToOneField</w:t>
+      </w:r>
+      <w:proofErr w:type="spellEnd"/>
+      <w:r>
+        <w:rPr>
+          <w:rFonts w:eastAsia="Arial"/>
+          <w:lang w:val="en-US"/>
+        </w:rPr>
+        <w:t xml:space="preserve"> to User. Profile records are created automatically via a </w:t>
+      </w:r>
+      <w:proofErr w:type="spellStart"/>
+      <w:r>
+        <w:rPr>
+          <w:rFonts w:eastAsia="Arial"/>
+          <w:lang w:val="en-US"/>
+        </w:rPr>
+        <w:t>post_save</w:t>
+      </w:r>
+      <w:proofErr w:type="spellEnd"/>
+      <w:r>
+        <w:rPr>
+          <w:rFonts w:eastAsia="Arial"/>
+          <w:lang w:val="en-US"/>
+        </w:rPr>
+        <w:t xml:space="preserve"> signal on User, which fires on every new user creation and branches on the role field. The </w:t>
+      </w:r>
+      <w:proofErr w:type="spellStart"/>
+      <w:r>
+        <w:rPr>
+          <w:rFonts w:eastAsia="Arial"/>
+          <w:lang w:val="en-US"/>
+        </w:rPr>
+        <w:t>InvitationToken</w:t>
+      </w:r>
+      <w:proofErr w:type="spellEnd"/>
+      <w:r>
+        <w:rPr>
+          <w:rFonts w:eastAsia="Arial"/>
+          <w:lang w:val="en-US"/>
+        </w:rPr>
+        <w:t xml:space="preserve"> model stores a UUID token alongside the user foreign key, an expiry timestamp (48 hours from creation), and an </w:t>
+      </w:r>
+      <w:proofErr w:type="spellStart"/>
+      <w:r>
+        <w:rPr>
+          <w:rFonts w:eastAsia="Arial"/>
+          <w:lang w:val="en-US"/>
+        </w:rPr>
+        <w:t>is_used</w:t>
+      </w:r>
+      <w:proofErr w:type="spellEnd"/>
+      <w:r>
+        <w:rPr>
+          <w:rFonts w:eastAsia="Arial"/>
+          <w:lang w:val="en-US"/>
+        </w:rPr>
+        <w:t xml:space="preserve"> flag. </w:t>
+      </w:r>
+      <w:r>
+        <w:rPr>
+          <w:rFonts w:eastAsia="Arial"/>
+          <w:lang w:val="en-US"/>
+        </w:rPr>
+        <w:t>Tokens are invalidated on use, preventing replay attacks.</w:t>
+      </w:r>
+    </w:p>
+    <w:p>
+      <w:pPr>
+        <w:pStyle w:val="Heading3"/>
+        <w:rPr>
+          <w:rFonts w:eastAsia="Arial"/>
+          <w:lang w:val="en-US"/>
+        </w:rPr>
+      </w:pPr>
+      <w:bookmarkStart w:id="128" w:name="_Toc224834945"/>
+      <w:r>
+        <w:rPr>
+          <w:rFonts w:eastAsia="Arial"/>
+          <w:lang w:val="en-US"/>
+        </w:rPr>
+        <w:t>5.</w:t>
+      </w:r>
+      <w:r>
+        <w:rPr>
+          <w:rFonts w:eastAsia="Arial"/>
+          <w:lang w:val="en-US"/>
+        </w:rPr>
+        <w:t>2</w:t>
+      </w:r>
+      <w:r>
+        <w:rPr>
+          <w:rFonts w:eastAsia="Arial"/>
+          <w:lang w:val="en-US"/>
+        </w:rPr>
+        <w:t xml:space="preserve"> </w:t>
+      </w:r>
+      <w:r>
+        <w:rPr>
+          <w:rFonts w:eastAsia="Arial"/>
+          <w:lang w:val="en-US"/>
+        </w:rPr>
+        <w:t>Authentication API Endpoints</w:t>
       </w:r>
       <w:bookmarkEnd w:id="128"/>
     </w:p>
@@ -45707,284 +46186,42 @@
         <w:spacing w:line="360" w:lineRule="auto"/>
         <w:jc w:val="both"/>
         <w:rPr>
-          <w:rFonts w:eastAsia="Arial"/>
           <w:lang w:val="en-US"/>
         </w:rPr>
       </w:pPr>
       <w:r>
         <w:rPr>
-          <w:rFonts w:eastAsia="Arial"/>
-          <w:lang w:val="en-US"/>
-        </w:rPr>
-        <w:t xml:space="preserve">The User model extends </w:t>
+          <w:lang w:val="en-US"/>
+        </w:rPr>
+        <w:t xml:space="preserve">JWT authentication is provided by </w:t>
       </w:r>
       <w:proofErr w:type="spellStart"/>
       <w:r>
         <w:rPr>
-          <w:rFonts w:eastAsia="Arial"/>
-          <w:lang w:val="en-US"/>
-        </w:rPr>
-        <w:t>AbstractBaseUser</w:t>
+          <w:lang w:val="en-US"/>
+        </w:rPr>
+        <w:t>djangorestframework-simplejwt</w:t>
       </w:r>
       <w:proofErr w:type="spellEnd"/>
       <w:r>
         <w:rPr>
-          <w:rFonts w:eastAsia="Arial"/>
-          <w:lang w:val="en-US"/>
-        </w:rPr>
-        <w:t xml:space="preserve"> rather than Django's default User model. This decision was made for three reasons:</w:t>
-      </w:r>
-    </w:p>
-    <w:p>
-      <w:pPr>
-        <w:spacing w:line="360" w:lineRule="auto"/>
-        <w:jc w:val="center"/>
-        <w:rPr>
-          <w:rFonts w:eastAsia="Arial"/>
-          <w:lang w:val="en-US"/>
-        </w:rPr>
-      </w:pPr>
-      <w:r>
-        <w:rPr>
-          <w:rFonts w:eastAsia="Arial"/>
-          <w:b/>
-          <w:bCs/>
-          <w:lang w:val="en-US"/>
-        </w:rPr>
-        <w:t>1.</w:t>
-      </w:r>
-      <w:r>
-        <w:rPr>
-          <w:rFonts w:eastAsia="Arial"/>
-          <w:lang w:val="en-US"/>
-        </w:rPr>
-        <w:t xml:space="preserve"> </w:t>
-      </w:r>
-      <w:r>
-        <w:rPr>
-          <w:rFonts w:eastAsia="Arial"/>
-          <w:lang w:val="en-US"/>
-        </w:rPr>
-        <w:t xml:space="preserve">email is used as the login identifier instead of a username, requiring a custom </w:t>
-      </w:r>
-      <w:proofErr w:type="spellStart"/>
-      <w:r>
-        <w:rPr>
-          <w:rFonts w:eastAsia="Arial"/>
-          <w:lang w:val="en-US"/>
-        </w:rPr>
-        <w:t>UserManager</w:t>
-      </w:r>
-      <w:proofErr w:type="spellEnd"/>
-      <w:r>
-        <w:rPr>
-          <w:rFonts w:eastAsia="Arial"/>
-          <w:lang w:val="en-US"/>
-        </w:rPr>
-        <w:t>.</w:t>
-      </w:r>
-    </w:p>
-    <w:p>
-      <w:pPr>
-        <w:spacing w:line="360" w:lineRule="auto"/>
-        <w:rPr>
-          <w:rFonts w:eastAsia="Arial"/>
-          <w:lang w:val="en-US"/>
-        </w:rPr>
-      </w:pPr>
-      <w:r>
-        <w:rPr>
-          <w:rFonts w:eastAsia="Arial"/>
-          <w:b/>
-          <w:bCs/>
-          <w:lang w:val="en-US"/>
-        </w:rPr>
-        <w:t xml:space="preserve">  </w:t>
-      </w:r>
-      <w:r>
-        <w:rPr>
-          <w:rFonts w:eastAsia="Arial"/>
-          <w:b/>
-          <w:bCs/>
-          <w:lang w:val="en-US"/>
-        </w:rPr>
-        <w:t>2.</w:t>
-      </w:r>
-      <w:r>
-        <w:rPr>
-          <w:rFonts w:eastAsia="Arial"/>
-          <w:lang w:val="en-US"/>
-        </w:rPr>
-        <w:t xml:space="preserve"> </w:t>
-      </w:r>
-      <w:r>
-        <w:rPr>
-          <w:rFonts w:eastAsia="Arial"/>
-          <w:lang w:val="en-US"/>
-        </w:rPr>
-        <w:t xml:space="preserve">the role field must be a constrained </w:t>
-      </w:r>
-      <w:proofErr w:type="spellStart"/>
-      <w:r>
-        <w:rPr>
-          <w:rFonts w:eastAsia="Arial"/>
-          <w:lang w:val="en-US"/>
-        </w:rPr>
-        <w:t>enum</w:t>
-      </w:r>
-      <w:proofErr w:type="spellEnd"/>
-      <w:r>
-        <w:rPr>
-          <w:rFonts w:eastAsia="Arial"/>
-          <w:lang w:val="en-US"/>
-        </w:rPr>
-        <w:t xml:space="preserve"> with choices Manager / Designer / Client</w:t>
-      </w:r>
-      <w:r>
-        <w:rPr>
-          <w:rFonts w:eastAsia="Arial"/>
-          <w:lang w:val="en-US"/>
-        </w:rPr>
-        <w:t>.</w:t>
-      </w:r>
-    </w:p>
-    <w:p>
-      <w:pPr>
-        <w:spacing w:line="360" w:lineRule="auto"/>
-        <w:jc w:val="both"/>
-        <w:rPr>
-          <w:rFonts w:eastAsia="Arial"/>
-          <w:lang w:val="en-US"/>
-        </w:rPr>
-      </w:pPr>
-      <w:r>
-        <w:rPr>
-          <w:rFonts w:eastAsia="Arial"/>
-          <w:b/>
-          <w:bCs/>
-          <w:lang w:val="en-US"/>
-        </w:rPr>
-        <w:t xml:space="preserve">  </w:t>
-      </w:r>
-      <w:r>
-        <w:rPr>
-          <w:rFonts w:eastAsia="Arial"/>
-          <w:b/>
-          <w:bCs/>
-          <w:lang w:val="en-US"/>
-        </w:rPr>
-        <w:t>3.</w:t>
-      </w:r>
-      <w:r>
-        <w:rPr>
-          <w:rFonts w:eastAsia="Arial"/>
-          <w:lang w:val="en-US"/>
-        </w:rPr>
-        <w:t xml:space="preserve"> </w:t>
-      </w:r>
-      <w:proofErr w:type="spellStart"/>
-      <w:r>
-        <w:rPr>
-          <w:rFonts w:eastAsia="Arial"/>
-          <w:lang w:val="en-US"/>
-        </w:rPr>
-        <w:t>is_active</w:t>
-      </w:r>
-      <w:proofErr w:type="spellEnd"/>
-      <w:r>
-        <w:rPr>
-          <w:rFonts w:eastAsia="Arial"/>
-          <w:lang w:val="en-US"/>
-        </w:rPr>
-        <w:t>=False by default prevents uninvited users from logging in before completing the activation flow.</w:t>
-      </w:r>
-    </w:p>
-    <w:p>
-      <w:pPr>
-        <w:spacing w:line="360" w:lineRule="auto"/>
-        <w:jc w:val="both"/>
-        <w:rPr>
-          <w:rFonts w:eastAsia="Arial"/>
-          <w:lang w:val="en-US"/>
-        </w:rPr>
-      </w:pPr>
-      <w:r>
-        <w:rPr>
-          <w:rFonts w:eastAsia="Arial"/>
-          <w:lang w:val="en-US"/>
-        </w:rPr>
-        <w:t xml:space="preserve">Two profile models, Designer and Client, are linked via </w:t>
-      </w:r>
-      <w:proofErr w:type="spellStart"/>
-      <w:r>
-        <w:rPr>
-          <w:rFonts w:eastAsia="Arial"/>
-          <w:lang w:val="en-US"/>
-        </w:rPr>
-        <w:t>OneToOneField</w:t>
-      </w:r>
-      <w:proofErr w:type="spellEnd"/>
-      <w:r>
-        <w:rPr>
-          <w:rFonts w:eastAsia="Arial"/>
-          <w:lang w:val="en-US"/>
-        </w:rPr>
-        <w:t xml:space="preserve"> to User. Profile records are created automatically via a </w:t>
-      </w:r>
-      <w:proofErr w:type="spellStart"/>
-      <w:r>
-        <w:rPr>
-          <w:rFonts w:eastAsia="Arial"/>
-          <w:lang w:val="en-US"/>
-        </w:rPr>
-        <w:t>post_save</w:t>
-      </w:r>
-      <w:proofErr w:type="spellEnd"/>
-      <w:r>
-        <w:rPr>
-          <w:rFonts w:eastAsia="Arial"/>
-          <w:lang w:val="en-US"/>
-        </w:rPr>
-        <w:t xml:space="preserve"> signal on User, which fires on every new user creation and branches on the role field. The </w:t>
-      </w:r>
-      <w:proofErr w:type="spellStart"/>
-      <w:r>
-        <w:rPr>
-          <w:rFonts w:eastAsia="Arial"/>
-          <w:lang w:val="en-US"/>
-        </w:rPr>
-        <w:t>InvitationToken</w:t>
-      </w:r>
-      <w:proofErr w:type="spellEnd"/>
-      <w:r>
-        <w:rPr>
-          <w:rFonts w:eastAsia="Arial"/>
-          <w:lang w:val="en-US"/>
-        </w:rPr>
-        <w:t xml:space="preserve"> model stores a UUID token alongside the user foreign key, an expiry timestamp (48 hours from creation), and an </w:t>
-      </w:r>
-      <w:proofErr w:type="spellStart"/>
-      <w:r>
-        <w:rPr>
-          <w:rFonts w:eastAsia="Arial"/>
-          <w:lang w:val="en-US"/>
-        </w:rPr>
-        <w:t>is_used</w:t>
-      </w:r>
-      <w:proofErr w:type="spellEnd"/>
-      <w:r>
-        <w:rPr>
-          <w:rFonts w:eastAsia="Arial"/>
-          <w:lang w:val="en-US"/>
-        </w:rPr>
-        <w:t xml:space="preserve"> flag. </w:t>
-      </w:r>
-      <w:r>
-        <w:rPr>
-          <w:rFonts w:eastAsia="Arial"/>
-          <w:lang w:val="en-US"/>
-        </w:rPr>
-        <w:t>Tokens are invalidated on use, preventing replay attacks.</w:t>
+          <w:lang w:val="en-US"/>
+        </w:rPr>
+        <w:t xml:space="preserve">. The access token lifespan was set to 60 minutes; the refresh </w:t>
+      </w:r>
+      <w:proofErr w:type="gramStart"/>
+      <w:r>
+        <w:rPr>
+          <w:lang w:val="en-US"/>
+        </w:rPr>
+        <w:t>token to</w:t>
+      </w:r>
+      <w:proofErr w:type="gramEnd"/>
+      <w:r>
+        <w:rPr>
+          <w:lang w:val="en-US"/>
+        </w:rPr>
+        <w:t xml:space="preserve"> 7 days with rotation enabled. The token payload was extended to include the user's role, so that the React frontend can perform role-based routing without a secondary API call after login.</w:t>
       </w:r>
     </w:p>
     <w:p>
@@ -45995,7 +46232,7 @@
           <w:lang w:val="en-US"/>
         </w:rPr>
       </w:pPr>
-      <w:bookmarkStart w:id="129" w:name="_Toc224833837"/>
+      <w:bookmarkStart w:id="129" w:name="_Toc224834946"/>
       <w:r>
         <w:rPr>
           <w:rFonts w:eastAsia="Arial"/>
@@ -46008,7 +46245,7 @@
           <w:rFonts w:eastAsia="Arial"/>
           <w:lang w:val="en-US"/>
         </w:rPr>
-        <w:t>2</w:t>
+        <w:t>3</w:t>
       </w:r>
       <w:r>
         <w:rPr>
@@ -46022,7 +46259,7 @@
           <w:rFonts w:eastAsia="Arial"/>
           <w:lang w:val="en-US"/>
         </w:rPr>
-        <w:t>Authentication API Endpoints</w:t>
+        <w:t>Invitation Token and Activation Endpoint</w:t>
       </w:r>
       <w:bookmarkEnd w:id="129"/>
     </w:p>
@@ -46038,35 +46275,78 @@
         <w:rPr>
           <w:lang w:val="en-US"/>
         </w:rPr>
-        <w:t xml:space="preserve">JWT authentication is provided by </w:t>
+        <w:lastRenderedPageBreak/>
+        <w:t>The activation endpoint (POST /</w:t>
       </w:r>
       <w:proofErr w:type="spellStart"/>
       <w:r>
         <w:rPr>
           <w:lang w:val="en-US"/>
         </w:rPr>
-        <w:t>djangorestframework-simplejwt</w:t>
+        <w:t>api</w:t>
       </w:r>
       <w:proofErr w:type="spellEnd"/>
       <w:r>
         <w:rPr>
           <w:lang w:val="en-US"/>
         </w:rPr>
-        <w:t xml:space="preserve">. The access token lifespan was set to 60 minutes; the refresh </w:t>
-      </w:r>
-      <w:proofErr w:type="gramStart"/>
-      <w:r>
-        <w:rPr>
-          <w:lang w:val="en-US"/>
-        </w:rPr>
-        <w:t>token to</w:t>
-      </w:r>
-      <w:proofErr w:type="gramEnd"/>
-      <w:r>
-        <w:rPr>
-          <w:lang w:val="en-US"/>
-        </w:rPr>
-        <w:t xml:space="preserve"> 7 days with rotation enabled. The token payload was extended to include the user's role, so that the React frontend can perform role-based routing without a secondary API call after login.</w:t>
+        <w:t xml:space="preserve">/auth/activate/) receives a token string and a new password. It performs three validation checks in sequence: the token record must exist, </w:t>
+      </w:r>
+      <w:proofErr w:type="spellStart"/>
+      <w:r>
+        <w:rPr>
+          <w:lang w:val="en-US"/>
+        </w:rPr>
+        <w:t>is_used</w:t>
+      </w:r>
+      <w:proofErr w:type="spellEnd"/>
+      <w:r>
+        <w:rPr>
+          <w:lang w:val="en-US"/>
+        </w:rPr>
+        <w:t xml:space="preserve"> must be False, and </w:t>
+      </w:r>
+      <w:proofErr w:type="spellStart"/>
+      <w:r>
+        <w:rPr>
+          <w:lang w:val="en-US"/>
+        </w:rPr>
+        <w:t>expires_at</w:t>
+      </w:r>
+      <w:proofErr w:type="spellEnd"/>
+      <w:r>
+        <w:rPr>
+          <w:lang w:val="en-US"/>
+        </w:rPr>
+        <w:t xml:space="preserve"> must be in the future. If all pass, the password is set via </w:t>
+      </w:r>
+      <w:proofErr w:type="spellStart"/>
+      <w:r>
+        <w:rPr>
+          <w:lang w:val="en-US"/>
+        </w:rPr>
+        <w:t>user.set_password</w:t>
+      </w:r>
+      <w:proofErr w:type="spellEnd"/>
+      <w:r>
+        <w:rPr>
+          <w:lang w:val="en-US"/>
+        </w:rPr>
+        <w:t xml:space="preserve">() (which applies PBKDF2 hashing), </w:t>
+      </w:r>
+      <w:proofErr w:type="spellStart"/>
+      <w:r>
+        <w:rPr>
+          <w:lang w:val="en-US"/>
+        </w:rPr>
+        <w:t>User.is_active</w:t>
+      </w:r>
+      <w:proofErr w:type="spellEnd"/>
+      <w:r>
+        <w:rPr>
+          <w:lang w:val="en-US"/>
+        </w:rPr>
+        <w:t xml:space="preserve"> is set to True, and the token is marked as used.</w:t>
       </w:r>
     </w:p>
     <w:p>
@@ -46077,7 +46357,7 @@
           <w:lang w:val="en-US"/>
         </w:rPr>
       </w:pPr>
-      <w:bookmarkStart w:id="130" w:name="_Toc224833838"/>
+      <w:bookmarkStart w:id="130" w:name="_Toc224834947"/>
       <w:r>
         <w:rPr>
           <w:rFonts w:eastAsia="Arial"/>
@@ -46090,7 +46370,7 @@
           <w:rFonts w:eastAsia="Arial"/>
           <w:lang w:val="en-US"/>
         </w:rPr>
-        <w:t>3</w:t>
+        <w:t>4</w:t>
       </w:r>
       <w:r>
         <w:rPr>
@@ -46104,7 +46384,7 @@
           <w:rFonts w:eastAsia="Arial"/>
           <w:lang w:val="en-US"/>
         </w:rPr>
-        <w:t>Invitation Token and Activation Endpoint</w:t>
+        <w:t>Permission Classes</w:t>
       </w:r>
       <w:bookmarkEnd w:id="130"/>
     </w:p>
@@ -46120,78 +46400,133 @@
         <w:rPr>
           <w:lang w:val="en-US"/>
         </w:rPr>
-        <w:lastRenderedPageBreak/>
-        <w:t>The activation endpoint (POST /</w:t>
+        <w:t xml:space="preserve">Four permission classes were defined in apps/users/permissions.py: </w:t>
       </w:r>
       <w:proofErr w:type="spellStart"/>
       <w:r>
         <w:rPr>
           <w:lang w:val="en-US"/>
         </w:rPr>
-        <w:t>api</w:t>
+        <w:t>IsManager</w:t>
       </w:r>
       <w:proofErr w:type="spellEnd"/>
       <w:r>
         <w:rPr>
           <w:lang w:val="en-US"/>
         </w:rPr>
-        <w:t xml:space="preserve">/auth/activate/) receives a token string and a new password. It performs three validation checks in sequence: the token record must exist, </w:t>
+        <w:t xml:space="preserve">, </w:t>
       </w:r>
       <w:proofErr w:type="spellStart"/>
       <w:r>
         <w:rPr>
           <w:lang w:val="en-US"/>
         </w:rPr>
-        <w:t>is_used</w:t>
+        <w:t>IsDesigner</w:t>
       </w:r>
       <w:proofErr w:type="spellEnd"/>
       <w:r>
         <w:rPr>
           <w:lang w:val="en-US"/>
         </w:rPr>
-        <w:t xml:space="preserve"> must be False, and </w:t>
+        <w:t xml:space="preserve">, </w:t>
       </w:r>
       <w:proofErr w:type="spellStart"/>
       <w:r>
         <w:rPr>
           <w:lang w:val="en-US"/>
         </w:rPr>
-        <w:t>expires_at</w:t>
+        <w:t>IsClient</w:t>
       </w:r>
       <w:proofErr w:type="spellEnd"/>
       <w:r>
         <w:rPr>
           <w:lang w:val="en-US"/>
         </w:rPr>
-        <w:t xml:space="preserve"> must be in the future. If all pass, the password is set via </w:t>
+        <w:t xml:space="preserve">, and </w:t>
       </w:r>
       <w:proofErr w:type="spellStart"/>
       <w:r>
         <w:rPr>
           <w:lang w:val="en-US"/>
         </w:rPr>
-        <w:t>user.set_password</w:t>
+        <w:t>IsManagerOrDesigner</w:t>
       </w:r>
       <w:proofErr w:type="spellEnd"/>
       <w:r>
         <w:rPr>
           <w:lang w:val="en-US"/>
         </w:rPr>
-        <w:t xml:space="preserve">() (which applies PBKDF2 hashing), </w:t>
+        <w:t xml:space="preserve">. Each checks </w:t>
       </w:r>
       <w:proofErr w:type="spellStart"/>
       <w:r>
         <w:rPr>
           <w:lang w:val="en-US"/>
         </w:rPr>
-        <w:t>User.is_active</w:t>
+        <w:t>request.user.is_authenticated</w:t>
       </w:r>
       <w:proofErr w:type="spellEnd"/>
       <w:r>
         <w:rPr>
           <w:lang w:val="en-US"/>
         </w:rPr>
-        <w:t xml:space="preserve"> is set to True, and the token is marked as used.</w:t>
+        <w:t xml:space="preserve"> and the role field. These classes are applied at the </w:t>
+      </w:r>
+      <w:proofErr w:type="spellStart"/>
+      <w:r>
+        <w:rPr>
+          <w:lang w:val="en-US"/>
+        </w:rPr>
+        <w:t>ViewSet</w:t>
+      </w:r>
+      <w:proofErr w:type="spellEnd"/>
+      <w:r>
+        <w:rPr>
+          <w:lang w:val="en-US"/>
+        </w:rPr>
+        <w:t xml:space="preserve"> level via </w:t>
+      </w:r>
+      <w:proofErr w:type="spellStart"/>
+      <w:r>
+        <w:rPr>
+          <w:lang w:val="en-US"/>
+        </w:rPr>
+        <w:t>get_permissions</w:t>
+      </w:r>
+      <w:proofErr w:type="spellEnd"/>
+      <w:r>
+        <w:rPr>
+          <w:lang w:val="en-US"/>
+        </w:rPr>
+        <w:t xml:space="preserve">(), allowing fine-grained per-action control — for example, create and destroy require </w:t>
+      </w:r>
+      <w:proofErr w:type="spellStart"/>
+      <w:r>
+        <w:rPr>
+          <w:lang w:val="en-US"/>
+        </w:rPr>
+        <w:t>IsManager</w:t>
+      </w:r>
+      <w:proofErr w:type="spellEnd"/>
+      <w:r>
+        <w:rPr>
+          <w:lang w:val="en-US"/>
+        </w:rPr>
+        <w:t xml:space="preserve">; list and retrieve require only </w:t>
+      </w:r>
+      <w:proofErr w:type="spellStart"/>
+      <w:r>
+        <w:rPr>
+          <w:lang w:val="en-US"/>
+        </w:rPr>
+        <w:t>IsAuthenticated</w:t>
+      </w:r>
+      <w:proofErr w:type="spellEnd"/>
+      <w:r>
+        <w:rPr>
+          <w:lang w:val="en-US"/>
+        </w:rPr>
+        <w:t>.</w:t>
       </w:r>
     </w:p>
     <w:p>
@@ -46202,7 +46537,7 @@
           <w:lang w:val="en-US"/>
         </w:rPr>
       </w:pPr>
-      <w:bookmarkStart w:id="131" w:name="_Toc224833839"/>
+      <w:bookmarkStart w:id="131" w:name="_Toc224834948"/>
       <w:r>
         <w:rPr>
           <w:rFonts w:eastAsia="Arial"/>
@@ -46215,7 +46550,7 @@
           <w:rFonts w:eastAsia="Arial"/>
           <w:lang w:val="en-US"/>
         </w:rPr>
-        <w:t>4</w:t>
+        <w:t>5</w:t>
       </w:r>
       <w:r>
         <w:rPr>
@@ -46229,9 +46564,34 @@
           <w:rFonts w:eastAsia="Arial"/>
           <w:lang w:val="en-US"/>
         </w:rPr>
-        <w:t>Permission Classes</w:t>
+        <w:t xml:space="preserve">React Frontend: Login, </w:t>
+      </w:r>
+      <w:proofErr w:type="spellStart"/>
+      <w:r>
+        <w:rPr>
+          <w:rFonts w:eastAsia="Arial"/>
+          <w:lang w:val="en-US"/>
+        </w:rPr>
+        <w:t>AuthContext</w:t>
+      </w:r>
+      <w:proofErr w:type="spellEnd"/>
+      <w:r>
+        <w:rPr>
+          <w:rFonts w:eastAsia="Arial"/>
+          <w:lang w:val="en-US"/>
+        </w:rPr>
+        <w:t xml:space="preserve">, and </w:t>
+      </w:r>
+      <w:proofErr w:type="spellStart"/>
+      <w:r>
+        <w:rPr>
+          <w:rFonts w:eastAsia="Arial"/>
+          <w:lang w:val="en-US"/>
+        </w:rPr>
+        <w:t>ProtectedRoute</w:t>
       </w:r>
       <w:bookmarkEnd w:id="131"/>
+      <w:proofErr w:type="spellEnd"/>
     </w:p>
     <w:p>
       <w:pPr>
@@ -46245,195 +46605,85 @@
         <w:rPr>
           <w:lang w:val="en-US"/>
         </w:rPr>
-        <w:t xml:space="preserve">Four permission classes were defined in apps/users/permissions.py: </w:t>
+        <w:t xml:space="preserve">The React </w:t>
       </w:r>
       <w:proofErr w:type="spellStart"/>
       <w:r>
         <w:rPr>
           <w:lang w:val="en-US"/>
         </w:rPr>
-        <w:t>IsManager</w:t>
+        <w:t>AuthContext</w:t>
       </w:r>
       <w:proofErr w:type="spellEnd"/>
       <w:r>
         <w:rPr>
           <w:lang w:val="en-US"/>
         </w:rPr>
-        <w:t xml:space="preserve">, </w:t>
+        <w:t xml:space="preserve"> stores the decoded JWT payload (user ID, email, role) and exposes it to all components via the </w:t>
       </w:r>
       <w:proofErr w:type="spellStart"/>
       <w:r>
         <w:rPr>
           <w:lang w:val="en-US"/>
         </w:rPr>
-        <w:t>IsDesigner</w:t>
+        <w:t>useAuth</w:t>
       </w:r>
       <w:proofErr w:type="spellEnd"/>
       <w:r>
         <w:rPr>
           <w:lang w:val="en-US"/>
         </w:rPr>
-        <w:t xml:space="preserve">, </w:t>
+        <w:t xml:space="preserve">() hook. The </w:t>
       </w:r>
       <w:proofErr w:type="spellStart"/>
       <w:r>
         <w:rPr>
           <w:lang w:val="en-US"/>
         </w:rPr>
-        <w:t>IsClient</w:t>
+        <w:t>ProtectedRoute</w:t>
       </w:r>
       <w:proofErr w:type="spellEnd"/>
       <w:r>
         <w:rPr>
           <w:lang w:val="en-US"/>
         </w:rPr>
-        <w:t xml:space="preserve">, and </w:t>
+        <w:t xml:space="preserve"> component wraps role-sensitive pages and redirects unauthenticated or </w:t>
       </w:r>
       <w:proofErr w:type="spellStart"/>
       <w:r>
         <w:rPr>
           <w:lang w:val="en-US"/>
         </w:rPr>
-        <w:t>IsManagerOrDesigner</w:t>
+        <w:t>unauthorised</w:t>
       </w:r>
       <w:proofErr w:type="spellEnd"/>
       <w:r>
         <w:rPr>
           <w:lang w:val="en-US"/>
         </w:rPr>
-        <w:t xml:space="preserve">. Each checks </w:t>
-      </w:r>
-      <w:proofErr w:type="spellStart"/>
-      <w:r>
-        <w:rPr>
-          <w:lang w:val="en-US"/>
-        </w:rPr>
-        <w:t>request.user.is_authenticated</w:t>
-      </w:r>
-      <w:proofErr w:type="spellEnd"/>
-      <w:r>
-        <w:rPr>
-          <w:lang w:val="en-US"/>
-        </w:rPr>
-        <w:t xml:space="preserve"> and the role field. These classes are applied at the </w:t>
-      </w:r>
-      <w:proofErr w:type="spellStart"/>
-      <w:r>
-        <w:rPr>
-          <w:lang w:val="en-US"/>
-        </w:rPr>
-        <w:t>ViewSet</w:t>
-      </w:r>
-      <w:proofErr w:type="spellEnd"/>
-      <w:r>
-        <w:rPr>
-          <w:lang w:val="en-US"/>
-        </w:rPr>
-        <w:t xml:space="preserve"> level via </w:t>
-      </w:r>
-      <w:proofErr w:type="spellStart"/>
-      <w:r>
-        <w:rPr>
-          <w:lang w:val="en-US"/>
-        </w:rPr>
-        <w:t>get_permissions</w:t>
-      </w:r>
-      <w:proofErr w:type="spellEnd"/>
-      <w:r>
-        <w:rPr>
-          <w:lang w:val="en-US"/>
-        </w:rPr>
-        <w:t xml:space="preserve">(), allowing fine-grained per-action control — for example, create and destroy require </w:t>
-      </w:r>
-      <w:proofErr w:type="spellStart"/>
-      <w:r>
-        <w:rPr>
-          <w:lang w:val="en-US"/>
-        </w:rPr>
-        <w:t>IsManager</w:t>
-      </w:r>
-      <w:proofErr w:type="spellEnd"/>
-      <w:r>
-        <w:rPr>
-          <w:lang w:val="en-US"/>
-        </w:rPr>
-        <w:t xml:space="preserve">; list and retrieve require only </w:t>
-      </w:r>
-      <w:proofErr w:type="spellStart"/>
-      <w:r>
-        <w:rPr>
-          <w:lang w:val="en-US"/>
-        </w:rPr>
-        <w:t>IsAuthenticated</w:t>
-      </w:r>
-      <w:proofErr w:type="spellEnd"/>
-      <w:r>
-        <w:rPr>
-          <w:lang w:val="en-US"/>
-        </w:rPr>
-        <w:t>.</w:t>
+        <w:t xml:space="preserve"> users to /login. The Axios instance includes a request interceptor that attaches the Bearer token and a response interceptor that silently refreshes expired tokens and retries failed requests.</w:t>
       </w:r>
     </w:p>
     <w:p>
       <w:pPr>
-        <w:pStyle w:val="Heading3"/>
-        <w:rPr>
-          <w:rFonts w:eastAsia="Arial"/>
+        <w:pStyle w:val="Heading2"/>
+        <w:rPr>
           <w:lang w:val="en-US"/>
         </w:rPr>
       </w:pPr>
-      <w:bookmarkStart w:id="132" w:name="_Toc224833840"/>
-      <w:r>
-        <w:rPr>
-          <w:rFonts w:eastAsia="Arial"/>
-          <w:lang w:val="en-US"/>
-        </w:rPr>
-        <w:t>5.</w:t>
-      </w:r>
-      <w:r>
-        <w:rPr>
-          <w:rFonts w:eastAsia="Arial"/>
-          <w:lang w:val="en-US"/>
-        </w:rPr>
-        <w:t>5</w:t>
-      </w:r>
-      <w:r>
-        <w:rPr>
-          <w:rFonts w:eastAsia="Arial"/>
-          <w:lang w:val="en-US"/>
-        </w:rPr>
-        <w:t xml:space="preserve"> </w:t>
-      </w:r>
-      <w:r>
-        <w:rPr>
-          <w:rFonts w:eastAsia="Arial"/>
-          <w:lang w:val="en-US"/>
-        </w:rPr>
-        <w:t xml:space="preserve">React Frontend: Login, </w:t>
+      <w:bookmarkStart w:id="132" w:name="_Toc224834949"/>
+      <w:r>
+        <w:rPr>
+          <w:lang w:val="en-US"/>
+        </w:rPr>
+        <w:t xml:space="preserve">6.  Interface </w:t>
       </w:r>
       <w:proofErr w:type="spellStart"/>
       <w:r>
         <w:rPr>
-          <w:rFonts w:eastAsia="Arial"/>
-          <w:lang w:val="en-US"/>
-        </w:rPr>
-        <w:t>AuthContext</w:t>
-      </w:r>
-      <w:proofErr w:type="spellEnd"/>
-      <w:r>
-        <w:rPr>
-          <w:rFonts w:eastAsia="Arial"/>
-          <w:lang w:val="en-US"/>
-        </w:rPr>
-        <w:t xml:space="preserve">, and </w:t>
-      </w:r>
-      <w:proofErr w:type="spellStart"/>
-      <w:r>
-        <w:rPr>
-          <w:rFonts w:eastAsia="Arial"/>
-          <w:lang w:val="en-US"/>
-        </w:rPr>
-        <w:t>ProtectedRoute</w:t>
+          <w:lang w:val="en-US"/>
+        </w:rPr>
+        <w:t>Realisation</w:t>
       </w:r>
       <w:bookmarkEnd w:id="132"/>
       <w:proofErr w:type="spellEnd"/>
@@ -46450,88 +46700,24 @@
         <w:rPr>
           <w:lang w:val="en-US"/>
         </w:rPr>
-        <w:t xml:space="preserve">The React </w:t>
-      </w:r>
-      <w:proofErr w:type="spellStart"/>
-      <w:r>
-        <w:rPr>
-          <w:lang w:val="en-US"/>
-        </w:rPr>
-        <w:t>AuthContext</w:t>
-      </w:r>
-      <w:proofErr w:type="spellEnd"/>
-      <w:r>
-        <w:rPr>
-          <w:lang w:val="en-US"/>
-        </w:rPr>
-        <w:t xml:space="preserve"> stores the decoded JWT payload (user ID, email, role) and exposes it to all components via the </w:t>
-      </w:r>
-      <w:proofErr w:type="spellStart"/>
-      <w:r>
-        <w:rPr>
-          <w:lang w:val="en-US"/>
-        </w:rPr>
-        <w:t>useAuth</w:t>
-      </w:r>
-      <w:proofErr w:type="spellEnd"/>
-      <w:r>
-        <w:rPr>
-          <w:lang w:val="en-US"/>
-        </w:rPr>
-        <w:t xml:space="preserve">() hook. The </w:t>
-      </w:r>
-      <w:proofErr w:type="spellStart"/>
-      <w:r>
-        <w:rPr>
-          <w:lang w:val="en-US"/>
-        </w:rPr>
-        <w:t>ProtectedRoute</w:t>
-      </w:r>
-      <w:proofErr w:type="spellEnd"/>
-      <w:r>
-        <w:rPr>
-          <w:lang w:val="en-US"/>
-        </w:rPr>
-        <w:t xml:space="preserve"> component wraps role-sensitive pages and redirects unauthenticated or </w:t>
-      </w:r>
-      <w:proofErr w:type="spellStart"/>
-      <w:r>
-        <w:rPr>
-          <w:lang w:val="en-US"/>
-        </w:rPr>
-        <w:t>unauthorised</w:t>
-      </w:r>
-      <w:proofErr w:type="spellEnd"/>
-      <w:r>
-        <w:rPr>
-          <w:lang w:val="en-US"/>
-        </w:rPr>
-        <w:t xml:space="preserve"> users to /login. The Axios instance includes a request interceptor that attaches the Bearer token and a response interceptor that silently refreshes expired tokens and retries failed requests.</w:t>
+        <w:t>The interfaces below represent the Sprint 1 deliverables.</w:t>
       </w:r>
     </w:p>
     <w:p>
       <w:pPr>
-        <w:pStyle w:val="Heading2"/>
+        <w:pStyle w:val="Heading3"/>
         <w:rPr>
           <w:lang w:val="en-US"/>
         </w:rPr>
       </w:pPr>
-      <w:bookmarkStart w:id="133" w:name="_Toc224833841"/>
-      <w:r>
-        <w:rPr>
-          <w:lang w:val="en-US"/>
-        </w:rPr>
-        <w:t xml:space="preserve">6.  Interface </w:t>
-      </w:r>
-      <w:proofErr w:type="spellStart"/>
-      <w:r>
-        <w:rPr>
-          <w:lang w:val="en-US"/>
-        </w:rPr>
-        <w:t>Realisation</w:t>
+      <w:bookmarkStart w:id="133" w:name="_Toc224834950"/>
+      <w:r>
+        <w:rPr>
+          <w:lang w:val="en-US"/>
+        </w:rPr>
+        <w:t>6.1  Login Interface</w:t>
       </w:r>
       <w:bookmarkEnd w:id="133"/>
-      <w:proofErr w:type="spellEnd"/>
     </w:p>
     <w:p>
       <w:pPr>
@@ -46545,7 +46731,21 @@
         <w:rPr>
           <w:lang w:val="en-US"/>
         </w:rPr>
-        <w:t>The interfaces below represent the Sprint 1 deliverables.</w:t>
+        <w:t xml:space="preserve">A </w:t>
+      </w:r>
+      <w:proofErr w:type="spellStart"/>
+      <w:r>
+        <w:rPr>
+          <w:lang w:val="en-US"/>
+        </w:rPr>
+        <w:t>centred</w:t>
+      </w:r>
+      <w:proofErr w:type="spellEnd"/>
+      <w:r>
+        <w:rPr>
+          <w:lang w:val="en-US"/>
+        </w:rPr>
+        <w:t xml:space="preserve"> card with email and password fields. On success, the user is redirected to their role-specific dashboard; invalid credentials display an inline error without revealing account existence.</w:t>
       </w:r>
     </w:p>
     <w:p>
@@ -46555,78 +46755,14 @@
           <w:lang w:val="en-US"/>
         </w:rPr>
       </w:pPr>
-      <w:bookmarkStart w:id="134" w:name="_Toc224833842"/>
-      <w:r>
-        <w:rPr>
-          <w:lang w:val="en-US"/>
-        </w:rPr>
-        <w:t>6.1  Login Interface</w:t>
+      <w:bookmarkStart w:id="134" w:name="_Toc224834951"/>
+      <w:r>
+        <w:rPr>
+          <w:lang w:val="en-US"/>
+        </w:rPr>
+        <w:t>6.2  Account Activation Interface</w:t>
       </w:r>
       <w:bookmarkEnd w:id="134"/>
-    </w:p>
-    <w:p>
-      <w:pPr>
-        <w:pStyle w:val="Heading3"/>
-        <w:rPr>
-          <w:lang w:val="en-US"/>
-        </w:rPr>
-      </w:pPr>
-      <w:bookmarkStart w:id="135" w:name="_Toc224833843"/>
-      <w:r>
-        <w:rPr>
-          <w:lang w:val="en-US"/>
-        </w:rPr>
-        <w:t>6.2  Account Activation Interface</w:t>
-      </w:r>
-      <w:bookmarkEnd w:id="135"/>
-    </w:p>
-    <w:p>
-      <w:pPr>
-        <w:pStyle w:val="Heading3"/>
-        <w:rPr>
-          <w:lang w:val="en-US"/>
-        </w:rPr>
-      </w:pPr>
-      <w:bookmarkStart w:id="136" w:name="_Toc224833844"/>
-      <w:r>
-        <w:rPr>
-          <w:lang w:val="en-US"/>
-        </w:rPr>
-        <w:t>6.3  Role-Based Dashboard Stubs</w:t>
-      </w:r>
-      <w:bookmarkEnd w:id="136"/>
-    </w:p>
-    <w:p>
-      <w:pPr>
-        <w:pStyle w:val="Heading2"/>
-        <w:rPr>
-          <w:lang w:val="en-US"/>
-        </w:rPr>
-      </w:pPr>
-      <w:bookmarkStart w:id="137" w:name="_Toc224833845"/>
-      <w:r>
-        <w:rPr>
-          <w:lang w:val="en-US"/>
-        </w:rPr>
-        <w:t>7.  Sprint Tracking</w:t>
-      </w:r>
-      <w:bookmarkEnd w:id="137"/>
-    </w:p>
-    <w:p>
-      <w:pPr>
-        <w:pStyle w:val="Heading3"/>
-        <w:rPr>
-          <w:lang w:val="en-US"/>
-        </w:rPr>
-      </w:pPr>
-      <w:bookmarkStart w:id="138" w:name="_Toc224833846"/>
-      <w:r>
-        <w:rPr>
-          <w:lang w:val="en-US"/>
-        </w:rPr>
-        <w:t>7.1  Scrum Board</w:t>
-      </w:r>
-      <w:bookmarkEnd w:id="138"/>
     </w:p>
     <w:p>
       <w:pPr>
@@ -46640,14 +46776,106 @@
         <w:rPr>
           <w:lang w:val="en-US"/>
         </w:rPr>
-        <w:t xml:space="preserve">The Sprint 1 Scrum Board tracked all five user stories and the infrastructure prerequisite tasks across three columns: To Do, In Progress, and Done. The infrastructure items (scaffold, models, migrations) were the first to enter In Progress on day 1, as they are prerequisites for all feature work. By day 3 all models were migrated and the permission classes were in place, unblocking the </w:t>
-      </w:r>
+        <w:t xml:space="preserve">A password creation form with two fields (New Password and Confirm Password), reached via the invitation link. On success the account is </w:t>
+      </w:r>
+      <w:proofErr w:type="gramStart"/>
+      <w:r>
+        <w:rPr>
+          <w:lang w:val="en-US"/>
+        </w:rPr>
+        <w:t>activated</w:t>
+      </w:r>
+      <w:proofErr w:type="gramEnd"/>
+      <w:r>
+        <w:rPr>
+          <w:lang w:val="en-US"/>
+        </w:rPr>
+        <w:t xml:space="preserve"> and the user is redirected to the login page; expired or already-used tokens display the appropriate error message.</w:t>
+      </w:r>
+    </w:p>
+    <w:p>
+      <w:pPr>
+        <w:pStyle w:val="Heading3"/>
+        <w:rPr>
+          <w:lang w:val="en-US"/>
+        </w:rPr>
+      </w:pPr>
+      <w:bookmarkStart w:id="135" w:name="_Toc224834952"/>
+      <w:r>
+        <w:rPr>
+          <w:lang w:val="en-US"/>
+        </w:rPr>
+        <w:t>6.3  Role-Based Dashboard Stubs</w:t>
+      </w:r>
+      <w:bookmarkEnd w:id="135"/>
+    </w:p>
+    <w:p>
+      <w:pPr>
+        <w:spacing w:line="360" w:lineRule="auto"/>
+        <w:jc w:val="both"/>
+        <w:rPr>
+          <w:lang w:val="en-US"/>
+        </w:rPr>
+      </w:pPr>
+      <w:r>
+        <w:rPr>
+          <w:lang w:val="en-US"/>
+        </w:rPr>
+        <w:t xml:space="preserve">Three protected stub pages (/manager, /designer, /client) displaying a welcome header with the authenticated user's name and role. </w:t>
+      </w:r>
+      <w:r>
+        <w:rPr>
+          <w:lang w:val="en-US"/>
+        </w:rPr>
+        <w:t>Substantive dashboard content is populated in subsequent sprints.</w:t>
+      </w:r>
+    </w:p>
+    <w:p>
+      <w:pPr>
+        <w:pStyle w:val="Heading2"/>
+        <w:rPr>
+          <w:lang w:val="en-US"/>
+        </w:rPr>
+      </w:pPr>
+      <w:bookmarkStart w:id="136" w:name="_Toc224834953"/>
       <w:r>
         <w:rPr>
           <w:lang w:val="en-US"/>
         </w:rPr>
         <w:lastRenderedPageBreak/>
-        <w:t>authentication feature stories. All items reached Done by the end of the sprint with no carry-over to Sprint 2.</w:t>
+        <w:t>7.  Sprint Tracking</w:t>
+      </w:r>
+      <w:bookmarkEnd w:id="136"/>
+    </w:p>
+    <w:p>
+      <w:pPr>
+        <w:pStyle w:val="Heading3"/>
+        <w:rPr>
+          <w:lang w:val="en-US"/>
+        </w:rPr>
+      </w:pPr>
+      <w:bookmarkStart w:id="137" w:name="_Toc224834954"/>
+      <w:r>
+        <w:rPr>
+          <w:lang w:val="en-US"/>
+        </w:rPr>
+        <w:t>7.1  Scrum Board</w:t>
+      </w:r>
+      <w:bookmarkEnd w:id="137"/>
+    </w:p>
+    <w:p>
+      <w:pPr>
+        <w:spacing w:line="360" w:lineRule="auto"/>
+        <w:jc w:val="both"/>
+        <w:rPr>
+          <w:lang w:val="en-US"/>
+        </w:rPr>
+      </w:pPr>
+      <w:r>
+        <w:rPr>
+          <w:lang w:val="en-US"/>
+        </w:rPr>
+        <w:t>The Sprint 1 Scrum Board tracked all five user stories and the infrastructure prerequisite tasks across three columns: To Do, In Progress, and Done. The infrastructure items (scaffold, models, migrations) were the first to enter In Progress on day 1, as they are prerequisites for all feature work. By day 3 all models were migrated and the permission classes were in place, unblocking the authentication feature stories. All items reached Done by the end of the sprint with no carry-over to Sprint 2.</w:t>
       </w:r>
     </w:p>
     <w:p>
@@ -46667,7 +46895,7 @@
           <w:lang w:val="en-US"/>
         </w:rPr>
       </w:pPr>
-      <w:bookmarkStart w:id="139" w:name="_Toc224833869"/>
+      <w:bookmarkStart w:id="138" w:name="_Toc224833869"/>
       <w:r>
         <w:rPr>
           <w:lang w:val="en-US"/>
@@ -46702,7 +46930,7 @@
         </w:rPr>
         <w:t>: Sprint 1 Scrum Board</w:t>
       </w:r>
-      <w:bookmarkEnd w:id="139"/>
+      <w:bookmarkEnd w:id="138"/>
     </w:p>
     <w:p>
       <w:pPr>
@@ -46711,14 +46939,14 @@
           <w:lang w:val="en-US"/>
         </w:rPr>
       </w:pPr>
-      <w:bookmarkStart w:id="140" w:name="_Toc224833847"/>
+      <w:bookmarkStart w:id="139" w:name="_Toc224834955"/>
       <w:r>
         <w:rPr>
           <w:lang w:val="en-US"/>
         </w:rPr>
         <w:t>7.2  Burndown Chart</w:t>
       </w:r>
-      <w:bookmarkEnd w:id="140"/>
+      <w:bookmarkEnd w:id="139"/>
     </w:p>
     <w:p>
       <w:pPr>
@@ -46752,7 +46980,7 @@
           <w:lang w:val="en-US"/>
         </w:rPr>
       </w:pPr>
-      <w:bookmarkStart w:id="141" w:name="_Toc224833870"/>
+      <w:bookmarkStart w:id="140" w:name="_Toc224833870"/>
       <w:r>
         <w:rPr>
           <w:lang w:val="en-US"/>
@@ -46787,7 +47015,7 @@
         </w:rPr>
         <w:t>: Sprint 1 Burndown Chart</w:t>
       </w:r>
-      <w:bookmarkEnd w:id="141"/>
+      <w:bookmarkEnd w:id="140"/>
     </w:p>
     <w:p>
       <w:pPr>
@@ -46796,14 +47024,14 @@
           <w:lang w:val="en-US"/>
         </w:rPr>
       </w:pPr>
-      <w:bookmarkStart w:id="142" w:name="_Toc224833848"/>
+      <w:bookmarkStart w:id="141" w:name="_Toc224834956"/>
       <w:r>
         <w:rPr>
           <w:lang w:val="en-US"/>
         </w:rPr>
         <w:t>Chapter Conclusion</w:t>
       </w:r>
-      <w:bookmarkEnd w:id="142"/>
+      <w:bookmarkEnd w:id="141"/>
     </w:p>
     <w:p>
       <w:pPr>
@@ -46908,18 +47136,22 @@
         </w:numPr>
         <w:jc w:val="center"/>
         <w:rPr>
+          <w:sz w:val="32"/>
+          <w:szCs w:val="32"/>
           <w:lang w:val="en-US"/>
         </w:rPr>
       </w:pPr>
-      <w:bookmarkStart w:id="143" w:name="_Toc224833849"/>
-      <w:r>
-        <w:rPr>
+      <w:bookmarkStart w:id="142" w:name="_Toc224834957"/>
+      <w:r>
+        <w:rPr>
+          <w:sz w:val="32"/>
+          <w:szCs w:val="32"/>
           <w:lang w:val="en-US"/>
         </w:rPr>
         <w:lastRenderedPageBreak/>
         <w:t>References</w:t>
       </w:r>
-      <w:bookmarkEnd w:id="143"/>
+      <w:bookmarkEnd w:id="142"/>
     </w:p>
     <w:p>
       <w:pPr>
